--- a/9-交付管理/运行记录类文件/JXTX-09-03-晋城市产业互联网数字化共享服务平台总结报告.docx
+++ b/9-交付管理/运行记录类文件/JXTX-09-03-晋城市产业互联网数字化共享服务平台总结报告.docx
@@ -1,11 +1,10 @@
 
 <file path=word/document.xml><?xml version="1.0" encoding="utf-8"?>
-<w:document xmlns:wpc="http://schemas.microsoft.com/office/word/2010/wordprocessingCanvas" xmlns:mc="http://schemas.openxmlformats.org/markup-compatibility/2006" xmlns:o="urn:schemas-microsoft-com:office:office" xmlns:r="http://schemas.openxmlformats.org/officeDocument/2006/relationships" xmlns:m="http://schemas.openxmlformats.org/officeDocument/2006/math" xmlns:v="urn:schemas-microsoft-com:vml" xmlns:wp14="http://schemas.microsoft.com/office/word/2010/wordprocessingDrawing" xmlns:wp="http://schemas.openxmlformats.org/drawingml/2006/wordprocessingDrawing" xmlns:w10="urn:schemas-microsoft-com:office:word" xmlns:w="http://schemas.openxmlformats.org/wordprocessingml/2006/main" xmlns:w14="http://schemas.microsoft.com/office/word/2010/wordml" xmlns:w15="http://schemas.microsoft.com/office/word/2012/wordml" xmlns:wne="http://schemas.microsoft.com/office/word/2006/wordml" xmlns:wpg="http://schemas.microsoft.com/office/word/2010/wordprocessingGroup" xmlns:wpi="http://schemas.microsoft.com/office/word/2010/wordprocessingInk" xmlns:wps="http://schemas.microsoft.com/office/word/2010/wordprocessingShape" mc:Ignorable="w14 w15 wp14">
-  <!-- Generated by Aspose.Words for .NET 13.3.0.1 -->
+<w:document xmlns:wpc="http://schemas.microsoft.com/office/word/2010/wordprocessingCanvas" xmlns:mc="http://schemas.openxmlformats.org/markup-compatibility/2006" xmlns:o="urn:schemas-microsoft-com:office:office" xmlns:r="http://schemas.openxmlformats.org/officeDocument/2006/relationships" xmlns:m="http://schemas.openxmlformats.org/officeDocument/2006/math" xmlns:v="urn:schemas-microsoft-com:vml" xmlns:wp14="http://schemas.microsoft.com/office/word/2010/wordprocessingDrawing" xmlns:wp="http://schemas.openxmlformats.org/drawingml/2006/wordprocessingDrawing" xmlns:w="http://schemas.openxmlformats.org/wordprocessingml/2006/main" xmlns:w14="http://schemas.microsoft.com/office/word/2010/wordml" xmlns:w10="urn:schemas-microsoft-com:office:word" xmlns:w15="http://schemas.microsoft.com/office/word/2012/wordml" xmlns:wpg="http://schemas.microsoft.com/office/word/2010/wordprocessingGroup" xmlns:wpi="http://schemas.microsoft.com/office/word/2010/wordprocessingInk" xmlns:wne="http://schemas.microsoft.com/office/word/2006/wordml" xmlns:wps="http://schemas.microsoft.com/office/word/2010/wordprocessingShape" xmlns:wpsCustomData="http://www.wps.cn/officeDocument/2013/wpsCustomData" mc:Ignorable="w14 w15 wp14">
   <w:body>
     <w:p>
       <w:pPr>
-        <w:pStyle w:val="a"/>
+        <w:pStyle w:val="24"/>
         <w:keepNext w:val="0"/>
         <w:keepLines w:val="0"/>
         <w:pageBreakBefore w:val="0"/>
@@ -22,11 +21,63 @@
         <w:spacing w:before="3120" w:beforeLines="1000"/>
         <w:textAlignment w:val="baseline"/>
       </w:pPr>
-      <w:bookmarkStart w:id="0" w:name="_GoBack"/>
-      <w:bookmarkStart w:id="1" w:name="_Toc15711"/>
+      <w:bookmarkStart w:id="0" w:name="_Toc15711"/>
+      <w:bookmarkStart w:id="13" w:name="_GoBack"/>
       <w:r>
         <w:drawing>
-          <wp:anchor distT="0" distB="0" distL="114300" distR="114300" simplePos="0" relativeHeight="251659264" behindDoc="1" locked="0" layoutInCell="1" allowOverlap="1">
+          <wp:anchor distT="0" distB="0" distL="114300" distR="114300" simplePos="0" relativeHeight="251661312" behindDoc="1" locked="0" layoutInCell="1" allowOverlap="1">
+            <wp:simplePos x="0" y="0"/>
+            <wp:positionH relativeFrom="column">
+              <wp:posOffset>-19050</wp:posOffset>
+            </wp:positionH>
+            <wp:positionV relativeFrom="paragraph">
+              <wp:posOffset>-22225</wp:posOffset>
+            </wp:positionV>
+            <wp:extent cx="5304790" cy="8893810"/>
+            <wp:effectExtent l="0" t="0" r="13970" b="6350"/>
+            <wp:wrapNone/>
+            <wp:docPr id="1" name="图片 1"/>
+            <wp:cNvGraphicFramePr>
+              <a:graphicFrameLocks xmlns:a="http://schemas.openxmlformats.org/drawingml/2006/main" noChangeAspect="1"/>
+            </wp:cNvGraphicFramePr>
+            <a:graphic xmlns:a="http://schemas.openxmlformats.org/drawingml/2006/main">
+              <a:graphicData uri="http://schemas.openxmlformats.org/drawingml/2006/picture">
+                <pic:pic xmlns:pic="http://schemas.openxmlformats.org/drawingml/2006/picture">
+                  <pic:nvPicPr>
+                    <pic:cNvPr id="1" name="图片 1"/>
+                    <pic:cNvPicPr>
+                      <a:picLocks noChangeAspect="1"/>
+                    </pic:cNvPicPr>
+                  </pic:nvPicPr>
+                  <pic:blipFill>
+                    <a:blip r:embed="rId7"/>
+                    <a:stretch>
+                      <a:fillRect/>
+                    </a:stretch>
+                  </pic:blipFill>
+                  <pic:spPr>
+                    <a:xfrm>
+                      <a:off x="0" y="0"/>
+                      <a:ext cx="5304790" cy="8893810"/>
+                    </a:xfrm>
+                    <a:prstGeom prst="rect">
+                      <a:avLst/>
+                    </a:prstGeom>
+                    <a:noFill/>
+                    <a:ln>
+                      <a:noFill/>
+                    </a:ln>
+                  </pic:spPr>
+                </pic:pic>
+              </a:graphicData>
+            </a:graphic>
+          </wp:anchor>
+        </w:drawing>
+      </w:r>
+      <w:bookmarkEnd w:id="13"/>
+      <w:r>
+        <w:drawing>
+          <wp:anchor distT="0" distB="0" distL="114300" distR="114300" simplePos="0" relativeHeight="251660288" behindDoc="1" locked="0" layoutInCell="1" allowOverlap="1">
             <wp:simplePos x="0" y="0"/>
             <wp:positionH relativeFrom="column">
               <wp:posOffset>0</wp:posOffset>
@@ -51,7 +102,7 @@
                     </pic:cNvPicPr>
                   </pic:nvPicPr>
                   <pic:blipFill>
-                    <a:blip xmlns:r="http://schemas.openxmlformats.org/officeDocument/2006/relationships" r:embed="rId4"/>
+                    <a:blip r:embed="rId8"/>
                     <a:stretch>
                       <a:fillRect/>
                     </a:stretch>
@@ -75,14 +126,13 @@
           </wp:anchor>
         </w:drawing>
       </w:r>
-      <w:bookmarkEnd w:id="0"/>
       <w:r>
         <w:rPr>
           <w:rFonts w:hint="eastAsia"/>
           <w:lang w:val="en-US" w:eastAsia="zh-CN"/>
         </w:rPr>
         <w:drawing>
-          <wp:anchor distT="0" distB="0" distL="114300" distR="114300" simplePos="0" relativeHeight="251658240" behindDoc="1" locked="0" layoutInCell="1" allowOverlap="1">
+          <wp:anchor distT="0" distB="0" distL="114300" distR="114300" simplePos="0" relativeHeight="251659264" behindDoc="1" locked="0" layoutInCell="1" allowOverlap="1">
             <wp:simplePos x="0" y="0"/>
             <wp:positionH relativeFrom="column">
               <wp:posOffset>635</wp:posOffset>
@@ -107,7 +157,7 @@
                     </pic:cNvPicPr>
                   </pic:nvPicPr>
                   <pic:blipFill>
-                    <a:blip xmlns:r="http://schemas.openxmlformats.org/officeDocument/2006/relationships" r:embed="rId5">
+                    <a:blip r:embed="rId9">
                       <a:alphaModFix amt="58000"/>
                       <a:lum contrast="-52000"/>
                     </a:blip>
@@ -137,7 +187,7 @@
         </w:rPr>
         <w:t>江西通信产业服务有限公司</w:t>
       </w:r>
-      <w:bookmarkEnd w:id="1"/>
+      <w:bookmarkEnd w:id="0"/>
     </w:p>
     <w:p>
       <w:pPr>
@@ -155,11 +205,11 @@
         <w:bidi w:val="0"/>
         <w:adjustRightInd w:val="0"/>
         <w:snapToGrid w:val="0"/>
-        <w:ind w:left="0" w:right="0" w:firstLine="0" w:leftChars="0" w:rightChars="0" w:firstLineChars="0"/>
+        <w:ind w:left="0" w:leftChars="0" w:right="0" w:rightChars="0" w:firstLine="0" w:firstLineChars="0"/>
         <w:jc w:val="center"/>
         <w:textAlignment w:val="baseline"/>
         <w:rPr>
-          <w:rFonts w:ascii="黑体" w:eastAsia="黑体" w:hAnsi="黑体" w:cs="黑体" w:hint="eastAsia"/>
+          <w:rFonts w:hint="eastAsia" w:ascii="黑体" w:hAnsi="黑体" w:eastAsia="黑体" w:cs="黑体"/>
           <w:b/>
           <w:bCs/>
           <w:snapToGrid w:val="0"/>
@@ -173,7 +223,7 @@
       </w:pPr>
       <w:r>
         <w:rPr>
-          <w:rFonts w:ascii="黑体" w:eastAsia="黑体" w:hAnsi="黑体" w:cs="黑体" w:hint="eastAsia"/>
+          <w:rFonts w:hint="eastAsia" w:ascii="黑体" w:hAnsi="黑体" w:eastAsia="黑体" w:cs="黑体"/>
           <w:b/>
           <w:bCs/>
           <w:snapToGrid w:val="0"/>
@@ -203,11 +253,11 @@
         <w:bidi w:val="0"/>
         <w:adjustRightInd w:val="0"/>
         <w:snapToGrid w:val="0"/>
-        <w:ind w:left="0" w:right="0" w:firstLine="0" w:leftChars="0" w:rightChars="0" w:firstLineChars="0"/>
+        <w:ind w:left="0" w:leftChars="0" w:right="0" w:rightChars="0" w:firstLine="0" w:firstLineChars="0"/>
         <w:jc w:val="center"/>
         <w:textAlignment w:val="baseline"/>
         <w:rPr>
-          <w:rFonts w:ascii="黑体" w:eastAsia="黑体" w:hAnsi="黑体" w:cs="黑体" w:hint="default"/>
+          <w:rFonts w:hint="default" w:ascii="黑体" w:hAnsi="黑体" w:eastAsia="黑体" w:cs="黑体"/>
           <w:b/>
           <w:bCs/>
           <w:snapToGrid w:val="0"/>
@@ -221,7 +271,7 @@
       </w:pPr>
       <w:r>
         <w:rPr>
-          <w:rFonts w:ascii="黑体" w:eastAsia="黑体" w:hAnsi="黑体" w:cs="黑体" w:hint="eastAsia"/>
+          <w:rFonts w:hint="eastAsia" w:ascii="黑体" w:hAnsi="黑体" w:eastAsia="黑体" w:cs="黑体"/>
           <w:b/>
           <w:bCs/>
           <w:snapToGrid w:val="0"/>
@@ -251,11 +301,11 @@
         <w:adjustRightInd w:val="0"/>
         <w:snapToGrid w:val="0"/>
         <w:spacing w:after="624" w:afterLines="200" w:line="219" w:lineRule="auto"/>
-        <w:ind w:left="0" w:right="0" w:firstLine="0" w:leftChars="0" w:rightChars="0" w:firstLineChars="0"/>
+        <w:ind w:left="0" w:leftChars="0" w:right="0" w:rightChars="0" w:firstLine="0" w:firstLineChars="0"/>
         <w:jc w:val="center"/>
         <w:textAlignment w:val="baseline"/>
         <w:rPr>
-          <w:rFonts w:ascii="宋体" w:eastAsia="宋体" w:hAnsi="宋体" w:cs="宋体" w:hint="eastAsia"/>
+          <w:rFonts w:hint="eastAsia" w:ascii="宋体" w:hAnsi="宋体" w:eastAsia="宋体" w:cs="宋体"/>
           <w:sz w:val="24"/>
           <w:szCs w:val="24"/>
           <w:lang w:val="en-US" w:eastAsia="zh-CN"/>
@@ -263,7 +313,7 @@
       </w:pPr>
       <w:r>
         <w:rPr>
-          <w:rFonts w:ascii="宋体" w:eastAsia="宋体" w:hAnsi="宋体" w:cs="宋体"/>
+          <w:rFonts w:ascii="宋体" w:hAnsi="宋体" w:eastAsia="宋体" w:cs="宋体"/>
           <w:b/>
           <w:bCs/>
           <w:spacing w:val="-3"/>
@@ -274,7 +324,7 @@
       </w:r>
       <w:r>
         <w:rPr>
-          <w:rFonts w:ascii="宋体" w:eastAsia="宋体" w:hAnsi="宋体" w:cs="宋体" w:hint="eastAsia"/>
+          <w:rFonts w:hint="eastAsia" w:ascii="宋体" w:hAnsi="宋体" w:eastAsia="宋体" w:cs="宋体"/>
           <w:b/>
           <w:bCs/>
           <w:spacing w:val="-3"/>
@@ -286,7 +336,7 @@
       </w:r>
       <w:r>
         <w:rPr>
-          <w:rFonts w:ascii="宋体" w:eastAsia="宋体" w:hAnsi="宋体" w:cs="宋体"/>
+          <w:rFonts w:ascii="宋体" w:hAnsi="宋体" w:eastAsia="宋体" w:cs="宋体"/>
           <w:b/>
           <w:bCs/>
           <w:spacing w:val="-3"/>
@@ -297,7 +347,7 @@
       </w:r>
       <w:r>
         <w:rPr>
-          <w:rFonts w:ascii="宋体" w:hAnsi="宋体" w:cs="宋体" w:hint="eastAsia"/>
+          <w:rFonts w:hint="eastAsia" w:ascii="宋体" w:hAnsi="宋体" w:cs="宋体"/>
           <w:b/>
           <w:bCs/>
           <w:spacing w:val="-3"/>
@@ -309,7 +359,7 @@
       </w:r>
       <w:r>
         <w:rPr>
-          <w:rFonts w:ascii="宋体" w:eastAsia="宋体" w:hAnsi="宋体" w:cs="宋体"/>
+          <w:rFonts w:ascii="宋体" w:hAnsi="宋体" w:eastAsia="宋体" w:cs="宋体"/>
           <w:b/>
           <w:bCs/>
           <w:spacing w:val="-3"/>
@@ -320,7 +370,7 @@
       </w:r>
       <w:r>
         <w:rPr>
-          <w:rFonts w:ascii="宋体" w:hAnsi="宋体" w:cs="宋体" w:hint="eastAsia"/>
+          <w:rFonts w:hint="eastAsia" w:ascii="宋体" w:hAnsi="宋体" w:cs="宋体"/>
           <w:b/>
           <w:bCs/>
           <w:spacing w:val="-3"/>
@@ -333,17 +383,18 @@
     </w:p>
     <w:tbl>
       <w:tblPr>
-        <w:tblStyle w:val="TableGrid"/>
+        <w:tblStyle w:val="21"/>
         <w:tblW w:w="0" w:type="auto"/>
         <w:jc w:val="center"/>
         <w:tblBorders>
-          <w:top w:val="nil"/>
-          <w:left w:val="nil"/>
-          <w:bottom w:val="nil"/>
-          <w:right w:val="nil"/>
-          <w:insideH w:val="nil"/>
-          <w:insideV w:val="nil"/>
+          <w:top w:val="none" w:color="auto" w:sz="0" w:space="0"/>
+          <w:left w:val="none" w:color="auto" w:sz="0" w:space="0"/>
+          <w:bottom w:val="none" w:color="auto" w:sz="0" w:space="0"/>
+          <w:right w:val="none" w:color="auto" w:sz="0" w:space="0"/>
+          <w:insideH w:val="none" w:color="auto" w:sz="0" w:space="0"/>
+          <w:insideV w:val="none" w:color="auto" w:sz="0" w:space="0"/>
         </w:tblBorders>
+        <w:tblLayout w:type="autofit"/>
         <w:tblCellMar>
           <w:top w:w="0" w:type="dxa"/>
           <w:left w:w="108" w:type="dxa"/>
@@ -357,15 +408,13 @@
       </w:tblGrid>
       <w:tr>
         <w:tblPrEx>
-          <w:tblW w:w="0" w:type="auto"/>
-          <w:jc w:val="center"/>
           <w:tblBorders>
-            <w:top w:val="nil"/>
-            <w:left w:val="nil"/>
-            <w:bottom w:val="nil"/>
-            <w:right w:val="nil"/>
-            <w:insideH w:val="nil"/>
-            <w:insideV w:val="nil"/>
+            <w:top w:val="none" w:color="auto" w:sz="0" w:space="0"/>
+            <w:left w:val="none" w:color="auto" w:sz="0" w:space="0"/>
+            <w:bottom w:val="none" w:color="auto" w:sz="0" w:space="0"/>
+            <w:right w:val="none" w:color="auto" w:sz="0" w:space="0"/>
+            <w:insideH w:val="none" w:color="auto" w:sz="0" w:space="0"/>
+            <w:insideV w:val="none" w:color="auto" w:sz="0" w:space="0"/>
           </w:tblBorders>
           <w:tblCellMar>
             <w:top w:w="0" w:type="dxa"/>
@@ -375,7 +424,7 @@
           </w:tblCellMar>
         </w:tblPrEx>
         <w:trPr>
-          <w:trHeight w:val="810"/>
+          <w:trHeight w:val="810" w:hRule="atLeast"/>
           <w:jc w:val="center"/>
         </w:trPr>
         <w:tc>
@@ -414,7 +463,7 @@
             </w:r>
             <w:r>
               <w:rPr>
-                <w:rFonts w:asciiTheme="minorAscii" w:eastAsiaTheme="minorEastAsia" w:hAnsiTheme="minorAscii" w:hint="default"/>
+                <w:rFonts w:hint="default" w:asciiTheme="minorAscii" w:hAnsiTheme="minorAscii" w:eastAsiaTheme="minorEastAsia"/>
                 <w:spacing w:val="227"/>
                 <w:sz w:val="21"/>
                 <w:vertAlign w:val="baseline"/>
@@ -469,7 +518,7 @@
             </w:r>
             <w:r>
               <w:rPr>
-                <w:rFonts w:asciiTheme="minorAscii" w:eastAsiaTheme="minorEastAsia" w:hAnsiTheme="minorAscii" w:hint="eastAsia"/>
+                <w:rFonts w:hint="eastAsia" w:asciiTheme="minorAscii" w:hAnsiTheme="minorAscii" w:eastAsiaTheme="minorEastAsia"/>
                 <w:spacing w:val="227"/>
                 <w:sz w:val="21"/>
                 <w:vertAlign w:val="baseline"/>
@@ -491,8 +540,14 @@
       </w:tr>
       <w:tr>
         <w:tblPrEx>
-          <w:tblW w:w="0" w:type="auto"/>
-          <w:jc w:val="center"/>
+          <w:tblBorders>
+            <w:top w:val="none" w:color="auto" w:sz="0" w:space="0"/>
+            <w:left w:val="none" w:color="auto" w:sz="0" w:space="0"/>
+            <w:bottom w:val="none" w:color="auto" w:sz="0" w:space="0"/>
+            <w:right w:val="none" w:color="auto" w:sz="0" w:space="0"/>
+            <w:insideH w:val="none" w:color="auto" w:sz="0" w:space="0"/>
+            <w:insideV w:val="none" w:color="auto" w:sz="0" w:space="0"/>
+          </w:tblBorders>
           <w:tblCellMar>
             <w:top w:w="0" w:type="dxa"/>
             <w:left w:w="108" w:type="dxa"/>
@@ -501,7 +556,7 @@
           </w:tblCellMar>
         </w:tblPrEx>
         <w:trPr>
-          <w:trHeight w:val="810"/>
+          <w:trHeight w:val="810" w:hRule="atLeast"/>
           <w:jc w:val="center"/>
         </w:trPr>
         <w:tc>
@@ -526,7 +581,7 @@
               <w:snapToGrid w:val="0"/>
               <w:textAlignment w:val="baseline"/>
               <w:rPr>
-                <w:rFonts w:ascii="Arial" w:eastAsia="Arial" w:hAnsi="Arial" w:cs="Arial" w:hint="default"/>
+                <w:rFonts w:hint="default" w:ascii="Arial" w:hAnsi="Arial" w:eastAsia="Arial" w:cs="Arial"/>
                 <w:snapToGrid w:val="0"/>
                 <w:color w:val="000000"/>
                 <w:kern w:val="0"/>
@@ -558,7 +613,7 @@
             </w:r>
             <w:r>
               <w:rPr>
-                <w:rFonts w:asciiTheme="minorAscii" w:eastAsiaTheme="minorEastAsia" w:hAnsiTheme="minorAscii" w:hint="default"/>
+                <w:rFonts w:hint="default" w:asciiTheme="minorAscii" w:hAnsiTheme="minorAscii" w:eastAsiaTheme="minorEastAsia"/>
                 <w:spacing w:val="227"/>
                 <w:sz w:val="21"/>
                 <w:vertAlign w:val="baseline"/>
@@ -612,7 +667,7 @@
               <w:snapToGrid w:val="0"/>
               <w:textAlignment w:val="baseline"/>
               <w:rPr>
-                <w:rFonts w:ascii="Arial" w:eastAsia="Arial" w:hAnsi="Arial" w:cs="Arial" w:hint="default"/>
+                <w:rFonts w:hint="default" w:ascii="Arial" w:hAnsi="Arial" w:eastAsia="Arial" w:cs="Arial"/>
                 <w:snapToGrid w:val="0"/>
                 <w:color w:val="000000"/>
                 <w:kern w:val="0"/>
@@ -632,7 +687,7 @@
             </w:r>
             <w:r>
               <w:rPr>
-                <w:rFonts w:asciiTheme="minorAscii" w:eastAsiaTheme="minorEastAsia" w:hAnsiTheme="minorAscii" w:hint="eastAsia"/>
+                <w:rFonts w:hint="eastAsia" w:asciiTheme="minorAscii" w:hAnsiTheme="minorAscii" w:eastAsiaTheme="minorEastAsia"/>
                 <w:spacing w:val="227"/>
                 <w:sz w:val="21"/>
                 <w:vertAlign w:val="baseline"/>
@@ -654,8 +709,14 @@
       </w:tr>
       <w:tr>
         <w:tblPrEx>
-          <w:tblW w:w="0" w:type="auto"/>
-          <w:jc w:val="center"/>
+          <w:tblBorders>
+            <w:top w:val="none" w:color="auto" w:sz="0" w:space="0"/>
+            <w:left w:val="none" w:color="auto" w:sz="0" w:space="0"/>
+            <w:bottom w:val="none" w:color="auto" w:sz="0" w:space="0"/>
+            <w:right w:val="none" w:color="auto" w:sz="0" w:space="0"/>
+            <w:insideH w:val="none" w:color="auto" w:sz="0" w:space="0"/>
+            <w:insideV w:val="none" w:color="auto" w:sz="0" w:space="0"/>
+          </w:tblBorders>
           <w:tblCellMar>
             <w:top w:w="0" w:type="dxa"/>
             <w:left w:w="108" w:type="dxa"/>
@@ -664,7 +725,7 @@
           </w:tblCellMar>
         </w:tblPrEx>
         <w:trPr>
-          <w:trHeight w:val="635"/>
+          <w:trHeight w:val="635" w:hRule="atLeast"/>
           <w:jc w:val="center"/>
         </w:trPr>
         <w:tc>
@@ -715,7 +776,7 @@
             </w:r>
             <w:r>
               <w:rPr>
-                <w:rFonts w:asciiTheme="minorAscii" w:eastAsiaTheme="minorEastAsia" w:hAnsiTheme="minorAscii" w:hint="eastAsia"/>
+                <w:rFonts w:hint="eastAsia" w:asciiTheme="minorAscii" w:hAnsiTheme="minorAscii" w:eastAsiaTheme="minorEastAsia"/>
                 <w:spacing w:val="227"/>
                 <w:sz w:val="21"/>
                 <w:vertAlign w:val="baseline"/>
@@ -769,7 +830,7 @@
             </w:r>
             <w:r>
               <w:rPr>
-                <w:rFonts w:asciiTheme="minorAscii" w:eastAsiaTheme="minorEastAsia" w:hAnsiTheme="minorAscii" w:hint="eastAsia"/>
+                <w:rFonts w:hint="eastAsia" w:asciiTheme="minorAscii" w:hAnsiTheme="minorAscii" w:eastAsiaTheme="minorEastAsia"/>
                 <w:spacing w:val="227"/>
                 <w:sz w:val="21"/>
                 <w:vertAlign w:val="baseline"/>
@@ -830,14 +891,14 @@
         <w:ind w:left="3634"/>
         <w:textAlignment w:val="baseline"/>
         <w:rPr>
-          <w:rFonts w:ascii="宋体" w:eastAsia="宋体" w:hAnsi="宋体" w:cs="宋体"/>
+          <w:rFonts w:ascii="宋体" w:hAnsi="宋体" w:eastAsia="宋体" w:cs="宋体"/>
           <w:sz w:val="31"/>
           <w:szCs w:val="31"/>
         </w:rPr>
       </w:pPr>
       <w:r>
         <w:rPr>
-          <w:rFonts w:ascii="宋体" w:eastAsia="宋体" w:hAnsi="宋体" w:cs="宋体"/>
+          <w:rFonts w:ascii="宋体" w:hAnsi="宋体" w:eastAsia="宋体" w:cs="宋体"/>
           <w:b/>
           <w:bCs/>
           <w:spacing w:val="4"/>
@@ -849,16 +910,16 @@
     </w:p>
     <w:tbl>
       <w:tblPr>
-        <w:tblStyle w:val="TableNormal0"/>
+        <w:tblStyle w:val="26"/>
         <w:tblW w:w="7137" w:type="dxa"/>
         <w:jc w:val="center"/>
         <w:tblBorders>
-          <w:top w:val="single" w:sz="2" w:space="0" w:color="000000"/>
-          <w:left w:val="single" w:sz="2" w:space="0" w:color="000000"/>
-          <w:bottom w:val="single" w:sz="2" w:space="0" w:color="000000"/>
-          <w:right w:val="single" w:sz="2" w:space="0" w:color="000000"/>
-          <w:insideH w:val="single" w:sz="2" w:space="0" w:color="000000"/>
-          <w:insideV w:val="single" w:sz="2" w:space="0" w:color="000000"/>
+          <w:top w:val="single" w:color="000000" w:sz="2" w:space="0"/>
+          <w:left w:val="single" w:color="000000" w:sz="2" w:space="0"/>
+          <w:bottom w:val="single" w:color="000000" w:sz="2" w:space="0"/>
+          <w:right w:val="single" w:color="000000" w:sz="2" w:space="0"/>
+          <w:insideH w:val="single" w:color="000000" w:sz="2" w:space="0"/>
+          <w:insideV w:val="single" w:color="000000" w:sz="2" w:space="0"/>
         </w:tblBorders>
         <w:tblLayout w:type="fixed"/>
         <w:tblCellMar>
@@ -876,17 +937,14 @@
       </w:tblGrid>
       <w:tr>
         <w:tblPrEx>
-          <w:tblW w:w="7137" w:type="dxa"/>
-          <w:jc w:val="center"/>
           <w:tblBorders>
-            <w:top w:val="single" w:sz="2" w:space="0" w:color="000000"/>
-            <w:left w:val="single" w:sz="2" w:space="0" w:color="000000"/>
-            <w:bottom w:val="single" w:sz="2" w:space="0" w:color="000000"/>
-            <w:right w:val="single" w:sz="2" w:space="0" w:color="000000"/>
-            <w:insideH w:val="single" w:sz="2" w:space="0" w:color="000000"/>
-            <w:insideV w:val="single" w:sz="2" w:space="0" w:color="000000"/>
+            <w:top w:val="single" w:color="000000" w:sz="2" w:space="0"/>
+            <w:left w:val="single" w:color="000000" w:sz="2" w:space="0"/>
+            <w:bottom w:val="single" w:color="000000" w:sz="2" w:space="0"/>
+            <w:right w:val="single" w:color="000000" w:sz="2" w:space="0"/>
+            <w:insideH w:val="single" w:color="000000" w:sz="2" w:space="0"/>
+            <w:insideV w:val="single" w:color="000000" w:sz="2" w:space="0"/>
           </w:tblBorders>
-          <w:tblLayout w:type="fixed"/>
           <w:tblCellMar>
             <w:top w:w="0" w:type="dxa"/>
             <w:left w:w="0" w:type="dxa"/>
@@ -895,7 +953,7 @@
           </w:tblCellMar>
         </w:tblPrEx>
         <w:trPr>
-          <w:trHeight w:val="593"/>
+          <w:trHeight w:val="593" w:hRule="atLeast"/>
           <w:jc w:val="center"/>
         </w:trPr>
         <w:tc>
@@ -918,18 +976,18 @@
               <w:adjustRightInd w:val="0"/>
               <w:snapToGrid w:val="0"/>
               <w:spacing w:before="176" w:line="228" w:lineRule="auto"/>
-              <w:ind w:left="0" w:right="0" w:firstLine="0" w:leftChars="0" w:rightChars="0" w:firstLineChars="0"/>
+              <w:ind w:left="0" w:leftChars="0" w:right="0" w:rightChars="0" w:firstLine="0" w:firstLineChars="0"/>
               <w:jc w:val="center"/>
               <w:textAlignment w:val="baseline"/>
               <w:rPr>
-                <w:rFonts w:ascii="宋体" w:eastAsia="宋体" w:hAnsi="宋体" w:cs="宋体"/>
+                <w:rFonts w:ascii="宋体" w:hAnsi="宋体" w:eastAsia="宋体" w:cs="宋体"/>
                 <w:sz w:val="20"/>
                 <w:szCs w:val="20"/>
               </w:rPr>
             </w:pPr>
             <w:r>
               <w:rPr>
-                <w:rFonts w:ascii="宋体" w:eastAsia="宋体" w:hAnsi="宋体" w:cs="宋体"/>
+                <w:rFonts w:ascii="宋体" w:hAnsi="宋体" w:eastAsia="宋体" w:cs="宋体"/>
                 <w:spacing w:val="-14"/>
                 <w:sz w:val="20"/>
                 <w:szCs w:val="20"/>
@@ -958,18 +1016,18 @@
               <w:adjustRightInd w:val="0"/>
               <w:snapToGrid w:val="0"/>
               <w:spacing w:before="175" w:line="227" w:lineRule="auto"/>
-              <w:ind w:left="0" w:right="0" w:firstLine="0" w:leftChars="0" w:rightChars="0" w:firstLineChars="0"/>
+              <w:ind w:left="0" w:leftChars="0" w:right="0" w:rightChars="0" w:firstLine="0" w:firstLineChars="0"/>
               <w:jc w:val="center"/>
               <w:textAlignment w:val="baseline"/>
               <w:rPr>
-                <w:rFonts w:ascii="宋体" w:eastAsia="宋体" w:hAnsi="宋体" w:cs="宋体"/>
+                <w:rFonts w:ascii="宋体" w:hAnsi="宋体" w:eastAsia="宋体" w:cs="宋体"/>
                 <w:sz w:val="20"/>
                 <w:szCs w:val="20"/>
               </w:rPr>
             </w:pPr>
             <w:r>
               <w:rPr>
-                <w:rFonts w:ascii="宋体" w:eastAsia="宋体" w:hAnsi="宋体" w:cs="宋体"/>
+                <w:rFonts w:ascii="宋体" w:hAnsi="宋体" w:eastAsia="宋体" w:cs="宋体"/>
                 <w:spacing w:val="4"/>
                 <w:sz w:val="20"/>
                 <w:szCs w:val="20"/>
@@ -998,18 +1056,18 @@
               <w:adjustRightInd w:val="0"/>
               <w:snapToGrid w:val="0"/>
               <w:spacing w:before="175" w:line="228" w:lineRule="auto"/>
-              <w:ind w:left="0" w:right="0" w:firstLine="0" w:leftChars="0" w:rightChars="0" w:firstLineChars="0"/>
+              <w:ind w:left="0" w:leftChars="0" w:right="0" w:rightChars="0" w:firstLine="0" w:firstLineChars="0"/>
               <w:jc w:val="center"/>
               <w:textAlignment w:val="baseline"/>
               <w:rPr>
-                <w:rFonts w:ascii="宋体" w:eastAsia="宋体" w:hAnsi="宋体" w:cs="宋体"/>
+                <w:rFonts w:ascii="宋体" w:hAnsi="宋体" w:eastAsia="宋体" w:cs="宋体"/>
                 <w:sz w:val="20"/>
                 <w:szCs w:val="20"/>
               </w:rPr>
             </w:pPr>
             <w:r>
               <w:rPr>
-                <w:rFonts w:ascii="宋体" w:eastAsia="宋体" w:hAnsi="宋体" w:cs="宋体"/>
+                <w:rFonts w:ascii="宋体" w:hAnsi="宋体" w:eastAsia="宋体" w:cs="宋体"/>
                 <w:spacing w:val="7"/>
                 <w:sz w:val="20"/>
                 <w:szCs w:val="20"/>
@@ -1038,18 +1096,18 @@
               <w:adjustRightInd w:val="0"/>
               <w:snapToGrid w:val="0"/>
               <w:spacing w:before="176" w:line="229" w:lineRule="auto"/>
-              <w:ind w:left="0" w:right="0" w:firstLine="0" w:leftChars="0" w:rightChars="0" w:firstLineChars="0"/>
+              <w:ind w:left="0" w:leftChars="0" w:right="0" w:rightChars="0" w:firstLine="0" w:firstLineChars="0"/>
               <w:jc w:val="center"/>
               <w:textAlignment w:val="baseline"/>
               <w:rPr>
-                <w:rFonts w:ascii="宋体" w:eastAsia="宋体" w:hAnsi="宋体" w:cs="宋体"/>
+                <w:rFonts w:ascii="宋体" w:hAnsi="宋体" w:eastAsia="宋体" w:cs="宋体"/>
                 <w:sz w:val="20"/>
                 <w:szCs w:val="20"/>
               </w:rPr>
             </w:pPr>
             <w:r>
               <w:rPr>
-                <w:rFonts w:ascii="宋体" w:eastAsia="宋体" w:hAnsi="宋体" w:cs="宋体"/>
+                <w:rFonts w:ascii="宋体" w:hAnsi="宋体" w:eastAsia="宋体" w:cs="宋体"/>
                 <w:spacing w:val="7"/>
                 <w:sz w:val="20"/>
                 <w:szCs w:val="20"/>
@@ -1061,9 +1119,14 @@
       </w:tr>
       <w:tr>
         <w:tblPrEx>
-          <w:tblW w:w="7137" w:type="dxa"/>
-          <w:jc w:val="center"/>
-          <w:tblLayout w:type="fixed"/>
+          <w:tblBorders>
+            <w:top w:val="single" w:color="000000" w:sz="2" w:space="0"/>
+            <w:left w:val="single" w:color="000000" w:sz="2" w:space="0"/>
+            <w:bottom w:val="single" w:color="000000" w:sz="2" w:space="0"/>
+            <w:right w:val="single" w:color="000000" w:sz="2" w:space="0"/>
+            <w:insideH w:val="single" w:color="000000" w:sz="2" w:space="0"/>
+            <w:insideV w:val="single" w:color="000000" w:sz="2" w:space="0"/>
+          </w:tblBorders>
           <w:tblCellMar>
             <w:top w:w="0" w:type="dxa"/>
             <w:left w:w="0" w:type="dxa"/>
@@ -1072,7 +1135,7 @@
           </w:tblCellMar>
         </w:tblPrEx>
         <w:trPr>
-          <w:trHeight w:val="516"/>
+          <w:trHeight w:val="516" w:hRule="atLeast"/>
           <w:jc w:val="center"/>
         </w:trPr>
         <w:tc>
@@ -1095,11 +1158,11 @@
               <w:adjustRightInd w:val="0"/>
               <w:snapToGrid w:val="0"/>
               <w:spacing w:before="173" w:line="267" w:lineRule="exact"/>
-              <w:ind w:left="0" w:right="0" w:firstLine="0" w:leftChars="0" w:rightChars="0" w:firstLineChars="0"/>
+              <w:ind w:left="0" w:leftChars="0" w:right="0" w:rightChars="0" w:firstLine="0" w:firstLineChars="0"/>
               <w:jc w:val="center"/>
               <w:textAlignment w:val="baseline"/>
               <w:rPr>
-                <w:rFonts w:ascii="宋体" w:eastAsia="宋体" w:hAnsi="宋体" w:cs="宋体" w:hint="default"/>
+                <w:rFonts w:hint="default" w:ascii="宋体" w:hAnsi="宋体" w:eastAsia="宋体" w:cs="宋体"/>
                 <w:sz w:val="20"/>
                 <w:szCs w:val="20"/>
                 <w:lang w:val="en-US" w:eastAsia="zh-CN"/>
@@ -1107,7 +1170,7 @@
             </w:pPr>
             <w:r>
               <w:rPr>
-                <w:rFonts w:ascii="宋体" w:eastAsia="宋体" w:hAnsi="宋体" w:cs="宋体"/>
+                <w:rFonts w:ascii="宋体" w:hAnsi="宋体" w:eastAsia="宋体" w:cs="宋体"/>
                 <w:spacing w:val="3"/>
                 <w:position w:val="1"/>
                 <w:sz w:val="20"/>
@@ -1117,7 +1180,7 @@
             </w:r>
             <w:r>
               <w:rPr>
-                <w:rFonts w:ascii="宋体" w:hAnsi="宋体" w:cs="宋体" w:hint="eastAsia"/>
+                <w:rFonts w:hint="eastAsia" w:ascii="宋体" w:hAnsi="宋体" w:cs="宋体"/>
                 <w:spacing w:val="3"/>
                 <w:position w:val="1"/>
                 <w:sz w:val="20"/>
@@ -1128,7 +1191,7 @@
             </w:r>
             <w:r>
               <w:rPr>
-                <w:rFonts w:ascii="宋体" w:eastAsia="宋体" w:hAnsi="宋体" w:cs="宋体"/>
+                <w:rFonts w:ascii="宋体" w:hAnsi="宋体" w:eastAsia="宋体" w:cs="宋体"/>
                 <w:spacing w:val="3"/>
                 <w:position w:val="1"/>
                 <w:sz w:val="20"/>
@@ -1138,7 +1201,7 @@
             </w:r>
             <w:r>
               <w:rPr>
-                <w:rFonts w:ascii="宋体" w:hAnsi="宋体" w:cs="宋体" w:hint="eastAsia"/>
+                <w:rFonts w:hint="eastAsia" w:ascii="宋体" w:hAnsi="宋体" w:cs="宋体"/>
                 <w:spacing w:val="3"/>
                 <w:position w:val="1"/>
                 <w:sz w:val="20"/>
@@ -1169,18 +1232,18 @@
               <w:adjustRightInd w:val="0"/>
               <w:snapToGrid w:val="0"/>
               <w:spacing w:before="173" w:line="267" w:lineRule="exact"/>
-              <w:ind w:left="0" w:right="0" w:firstLine="0" w:leftChars="0" w:rightChars="0" w:firstLineChars="0"/>
+              <w:ind w:left="0" w:leftChars="0" w:right="0" w:rightChars="0" w:firstLine="0" w:firstLineChars="0"/>
               <w:jc w:val="center"/>
               <w:textAlignment w:val="baseline"/>
               <w:rPr>
-                <w:rFonts w:ascii="宋体" w:eastAsia="宋体" w:hAnsi="宋体" w:cs="宋体"/>
+                <w:rFonts w:ascii="宋体" w:hAnsi="宋体" w:eastAsia="宋体" w:cs="宋体"/>
                 <w:sz w:val="20"/>
                 <w:szCs w:val="20"/>
               </w:rPr>
             </w:pPr>
             <w:r>
               <w:rPr>
-                <w:rFonts w:ascii="宋体" w:eastAsia="宋体" w:hAnsi="宋体" w:cs="宋体"/>
+                <w:rFonts w:ascii="宋体" w:hAnsi="宋体" w:eastAsia="宋体" w:cs="宋体"/>
                 <w:spacing w:val="4"/>
                 <w:position w:val="1"/>
                 <w:sz w:val="20"/>
@@ -1210,18 +1273,18 @@
               <w:adjustRightInd w:val="0"/>
               <w:snapToGrid w:val="0"/>
               <w:spacing w:before="172" w:line="228" w:lineRule="auto"/>
-              <w:ind w:left="0" w:right="0" w:firstLine="0" w:leftChars="0" w:rightChars="0" w:firstLineChars="0"/>
+              <w:ind w:left="0" w:leftChars="0" w:right="0" w:rightChars="0" w:firstLine="0" w:firstLineChars="0"/>
               <w:jc w:val="center"/>
               <w:textAlignment w:val="baseline"/>
               <w:rPr>
-                <w:rFonts w:ascii="宋体" w:eastAsia="宋体" w:hAnsi="宋体" w:cs="宋体"/>
+                <w:rFonts w:ascii="宋体" w:hAnsi="宋体" w:eastAsia="宋体" w:cs="宋体"/>
                 <w:sz w:val="20"/>
                 <w:szCs w:val="20"/>
               </w:rPr>
             </w:pPr>
             <w:r>
               <w:rPr>
-                <w:rFonts w:ascii="宋体" w:eastAsia="宋体" w:hAnsi="宋体" w:cs="宋体"/>
+                <w:rFonts w:ascii="宋体" w:hAnsi="宋体" w:eastAsia="宋体" w:cs="宋体"/>
                 <w:spacing w:val="7"/>
                 <w:sz w:val="20"/>
                 <w:szCs w:val="20"/>
@@ -1250,11 +1313,11 @@
               <w:adjustRightInd w:val="0"/>
               <w:snapToGrid w:val="0"/>
               <w:spacing w:before="173" w:line="229" w:lineRule="auto"/>
-              <w:ind w:left="0" w:right="0" w:firstLine="0" w:leftChars="0" w:rightChars="0" w:firstLineChars="0"/>
+              <w:ind w:left="0" w:leftChars="0" w:right="0" w:rightChars="0" w:firstLine="0" w:firstLineChars="0"/>
               <w:jc w:val="center"/>
               <w:textAlignment w:val="baseline"/>
               <w:rPr>
-                <w:rFonts w:ascii="宋体" w:eastAsia="宋体" w:hAnsi="宋体" w:cs="宋体"/>
+                <w:rFonts w:ascii="宋体" w:hAnsi="宋体" w:eastAsia="宋体" w:cs="宋体"/>
                 <w:sz w:val="20"/>
                 <w:szCs w:val="20"/>
               </w:rPr>
@@ -1271,9 +1334,14 @@
       </w:tr>
       <w:tr>
         <w:tblPrEx>
-          <w:tblW w:w="7137" w:type="dxa"/>
-          <w:jc w:val="center"/>
-          <w:tblLayout w:type="fixed"/>
+          <w:tblBorders>
+            <w:top w:val="single" w:color="000000" w:sz="2" w:space="0"/>
+            <w:left w:val="single" w:color="000000" w:sz="2" w:space="0"/>
+            <w:bottom w:val="single" w:color="000000" w:sz="2" w:space="0"/>
+            <w:right w:val="single" w:color="000000" w:sz="2" w:space="0"/>
+            <w:insideH w:val="single" w:color="000000" w:sz="2" w:space="0"/>
+            <w:insideV w:val="single" w:color="000000" w:sz="2" w:space="0"/>
+          </w:tblBorders>
           <w:tblCellMar>
             <w:top w:w="0" w:type="dxa"/>
             <w:left w:w="0" w:type="dxa"/>
@@ -1282,7 +1350,7 @@
           </w:tblCellMar>
         </w:tblPrEx>
         <w:trPr>
-          <w:trHeight w:val="556"/>
+          <w:trHeight w:val="556" w:hRule="atLeast"/>
           <w:jc w:val="center"/>
         </w:trPr>
         <w:tc>
@@ -1291,7 +1359,7 @@
           </w:tcPr>
           <w:p>
             <w:pPr>
-              <w:pStyle w:val="TableText"/>
+              <w:pStyle w:val="27"/>
               <w:keepNext w:val="0"/>
               <w:keepLines w:val="0"/>
               <w:pageBreakBefore w:val="0"/>
@@ -1305,7 +1373,7 @@
               <w:bidi w:val="0"/>
               <w:adjustRightInd w:val="0"/>
               <w:snapToGrid w:val="0"/>
-              <w:ind w:left="0" w:right="0" w:firstLine="0" w:leftChars="0" w:rightChars="0" w:firstLineChars="0"/>
+              <w:ind w:left="0" w:leftChars="0" w:right="0" w:rightChars="0" w:firstLine="0" w:firstLineChars="0"/>
               <w:jc w:val="center"/>
               <w:textAlignment w:val="baseline"/>
             </w:pPr>
@@ -1317,7 +1385,7 @@
           </w:tcPr>
           <w:p>
             <w:pPr>
-              <w:pStyle w:val="TableText"/>
+              <w:pStyle w:val="27"/>
               <w:keepNext w:val="0"/>
               <w:keepLines w:val="0"/>
               <w:pageBreakBefore w:val="0"/>
@@ -1331,7 +1399,7 @@
               <w:bidi w:val="0"/>
               <w:adjustRightInd w:val="0"/>
               <w:snapToGrid w:val="0"/>
-              <w:ind w:left="0" w:right="0" w:firstLine="0" w:leftChars="0" w:rightChars="0" w:firstLineChars="0"/>
+              <w:ind w:left="0" w:leftChars="0" w:right="0" w:rightChars="0" w:firstLine="0" w:firstLineChars="0"/>
               <w:jc w:val="center"/>
               <w:textAlignment w:val="baseline"/>
             </w:pPr>
@@ -1343,7 +1411,7 @@
           </w:tcPr>
           <w:p>
             <w:pPr>
-              <w:pStyle w:val="TableText"/>
+              <w:pStyle w:val="27"/>
               <w:keepNext w:val="0"/>
               <w:keepLines w:val="0"/>
               <w:pageBreakBefore w:val="0"/>
@@ -1357,7 +1425,7 @@
               <w:bidi w:val="0"/>
               <w:adjustRightInd w:val="0"/>
               <w:snapToGrid w:val="0"/>
-              <w:ind w:left="0" w:right="0" w:firstLine="0" w:leftChars="0" w:rightChars="0" w:firstLineChars="0"/>
+              <w:ind w:left="0" w:leftChars="0" w:right="0" w:rightChars="0" w:firstLine="0" w:firstLineChars="0"/>
               <w:jc w:val="center"/>
               <w:textAlignment w:val="baseline"/>
             </w:pPr>
@@ -1369,7 +1437,7 @@
           </w:tcPr>
           <w:p>
             <w:pPr>
-              <w:pStyle w:val="TableText"/>
+              <w:pStyle w:val="27"/>
               <w:keepNext w:val="0"/>
               <w:keepLines w:val="0"/>
               <w:pageBreakBefore w:val="0"/>
@@ -1383,7 +1451,7 @@
               <w:bidi w:val="0"/>
               <w:adjustRightInd w:val="0"/>
               <w:snapToGrid w:val="0"/>
-              <w:ind w:left="0" w:right="0" w:firstLine="0" w:leftChars="0" w:rightChars="0" w:firstLineChars="0"/>
+              <w:ind w:left="0" w:leftChars="0" w:right="0" w:rightChars="0" w:firstLine="0" w:firstLineChars="0"/>
               <w:jc w:val="center"/>
               <w:textAlignment w:val="baseline"/>
             </w:pPr>
@@ -1392,9 +1460,14 @@
       </w:tr>
       <w:tr>
         <w:tblPrEx>
-          <w:tblW w:w="7137" w:type="dxa"/>
-          <w:jc w:val="center"/>
-          <w:tblLayout w:type="fixed"/>
+          <w:tblBorders>
+            <w:top w:val="single" w:color="000000" w:sz="2" w:space="0"/>
+            <w:left w:val="single" w:color="000000" w:sz="2" w:space="0"/>
+            <w:bottom w:val="single" w:color="000000" w:sz="2" w:space="0"/>
+            <w:right w:val="single" w:color="000000" w:sz="2" w:space="0"/>
+            <w:insideH w:val="single" w:color="000000" w:sz="2" w:space="0"/>
+            <w:insideV w:val="single" w:color="000000" w:sz="2" w:space="0"/>
+          </w:tblBorders>
           <w:tblCellMar>
             <w:top w:w="0" w:type="dxa"/>
             <w:left w:w="0" w:type="dxa"/>
@@ -1403,7 +1476,7 @@
           </w:tblCellMar>
         </w:tblPrEx>
         <w:trPr>
-          <w:trHeight w:val="556"/>
+          <w:trHeight w:val="556" w:hRule="atLeast"/>
           <w:jc w:val="center"/>
         </w:trPr>
         <w:tc>
@@ -1412,7 +1485,7 @@
           </w:tcPr>
           <w:p>
             <w:pPr>
-              <w:pStyle w:val="TableText"/>
+              <w:pStyle w:val="27"/>
               <w:keepNext w:val="0"/>
               <w:keepLines w:val="0"/>
               <w:pageBreakBefore w:val="0"/>
@@ -1426,7 +1499,7 @@
               <w:bidi w:val="0"/>
               <w:adjustRightInd w:val="0"/>
               <w:snapToGrid w:val="0"/>
-              <w:ind w:left="0" w:right="0" w:firstLine="0" w:leftChars="0" w:rightChars="0" w:firstLineChars="0"/>
+              <w:ind w:left="0" w:leftChars="0" w:right="0" w:rightChars="0" w:firstLine="0" w:firstLineChars="0"/>
               <w:jc w:val="center"/>
               <w:textAlignment w:val="baseline"/>
             </w:pPr>
@@ -1438,7 +1511,7 @@
           </w:tcPr>
           <w:p>
             <w:pPr>
-              <w:pStyle w:val="TableText"/>
+              <w:pStyle w:val="27"/>
               <w:keepNext w:val="0"/>
               <w:keepLines w:val="0"/>
               <w:pageBreakBefore w:val="0"/>
@@ -1452,7 +1525,7 @@
               <w:bidi w:val="0"/>
               <w:adjustRightInd w:val="0"/>
               <w:snapToGrid w:val="0"/>
-              <w:ind w:left="0" w:right="0" w:firstLine="0" w:leftChars="0" w:rightChars="0" w:firstLineChars="0"/>
+              <w:ind w:left="0" w:leftChars="0" w:right="0" w:rightChars="0" w:firstLine="0" w:firstLineChars="0"/>
               <w:jc w:val="center"/>
               <w:textAlignment w:val="baseline"/>
             </w:pPr>
@@ -1464,7 +1537,7 @@
           </w:tcPr>
           <w:p>
             <w:pPr>
-              <w:pStyle w:val="TableText"/>
+              <w:pStyle w:val="27"/>
               <w:keepNext w:val="0"/>
               <w:keepLines w:val="0"/>
               <w:pageBreakBefore w:val="0"/>
@@ -1478,7 +1551,7 @@
               <w:bidi w:val="0"/>
               <w:adjustRightInd w:val="0"/>
               <w:snapToGrid w:val="0"/>
-              <w:ind w:left="0" w:right="0" w:firstLine="0" w:leftChars="0" w:rightChars="0" w:firstLineChars="0"/>
+              <w:ind w:left="0" w:leftChars="0" w:right="0" w:rightChars="0" w:firstLine="0" w:firstLineChars="0"/>
               <w:jc w:val="center"/>
               <w:textAlignment w:val="baseline"/>
             </w:pPr>
@@ -1490,7 +1563,7 @@
           </w:tcPr>
           <w:p>
             <w:pPr>
-              <w:pStyle w:val="TableText"/>
+              <w:pStyle w:val="27"/>
               <w:keepNext w:val="0"/>
               <w:keepLines w:val="0"/>
               <w:pageBreakBefore w:val="0"/>
@@ -1504,7 +1577,7 @@
               <w:bidi w:val="0"/>
               <w:adjustRightInd w:val="0"/>
               <w:snapToGrid w:val="0"/>
-              <w:ind w:left="0" w:right="0" w:firstLine="0" w:leftChars="0" w:rightChars="0" w:firstLineChars="0"/>
+              <w:ind w:left="0" w:leftChars="0" w:right="0" w:rightChars="0" w:firstLine="0" w:firstLineChars="0"/>
               <w:jc w:val="center"/>
               <w:textAlignment w:val="baseline"/>
             </w:pPr>
@@ -1513,9 +1586,14 @@
       </w:tr>
       <w:tr>
         <w:tblPrEx>
-          <w:tblW w:w="7137" w:type="dxa"/>
-          <w:jc w:val="center"/>
-          <w:tblLayout w:type="fixed"/>
+          <w:tblBorders>
+            <w:top w:val="single" w:color="000000" w:sz="2" w:space="0"/>
+            <w:left w:val="single" w:color="000000" w:sz="2" w:space="0"/>
+            <w:bottom w:val="single" w:color="000000" w:sz="2" w:space="0"/>
+            <w:right w:val="single" w:color="000000" w:sz="2" w:space="0"/>
+            <w:insideH w:val="single" w:color="000000" w:sz="2" w:space="0"/>
+            <w:insideV w:val="single" w:color="000000" w:sz="2" w:space="0"/>
+          </w:tblBorders>
           <w:tblCellMar>
             <w:top w:w="0" w:type="dxa"/>
             <w:left w:w="0" w:type="dxa"/>
@@ -1524,7 +1602,7 @@
           </w:tblCellMar>
         </w:tblPrEx>
         <w:trPr>
-          <w:trHeight w:val="557"/>
+          <w:trHeight w:val="557" w:hRule="atLeast"/>
           <w:jc w:val="center"/>
         </w:trPr>
         <w:tc>
@@ -1533,7 +1611,7 @@
           </w:tcPr>
           <w:p>
             <w:pPr>
-              <w:pStyle w:val="TableText"/>
+              <w:pStyle w:val="27"/>
               <w:keepNext w:val="0"/>
               <w:keepLines w:val="0"/>
               <w:pageBreakBefore w:val="0"/>
@@ -1547,7 +1625,7 @@
               <w:bidi w:val="0"/>
               <w:adjustRightInd w:val="0"/>
               <w:snapToGrid w:val="0"/>
-              <w:ind w:left="0" w:right="0" w:firstLine="0" w:leftChars="0" w:rightChars="0" w:firstLineChars="0"/>
+              <w:ind w:left="0" w:leftChars="0" w:right="0" w:rightChars="0" w:firstLine="0" w:firstLineChars="0"/>
               <w:jc w:val="center"/>
               <w:textAlignment w:val="baseline"/>
             </w:pPr>
@@ -1559,7 +1637,7 @@
           </w:tcPr>
           <w:p>
             <w:pPr>
-              <w:pStyle w:val="TableText"/>
+              <w:pStyle w:val="27"/>
               <w:keepNext w:val="0"/>
               <w:keepLines w:val="0"/>
               <w:pageBreakBefore w:val="0"/>
@@ -1573,7 +1651,7 @@
               <w:bidi w:val="0"/>
               <w:adjustRightInd w:val="0"/>
               <w:snapToGrid w:val="0"/>
-              <w:ind w:left="0" w:right="0" w:firstLine="0" w:leftChars="0" w:rightChars="0" w:firstLineChars="0"/>
+              <w:ind w:left="0" w:leftChars="0" w:right="0" w:rightChars="0" w:firstLine="0" w:firstLineChars="0"/>
               <w:jc w:val="center"/>
               <w:textAlignment w:val="baseline"/>
             </w:pPr>
@@ -1585,7 +1663,7 @@
           </w:tcPr>
           <w:p>
             <w:pPr>
-              <w:pStyle w:val="TableText"/>
+              <w:pStyle w:val="27"/>
               <w:keepNext w:val="0"/>
               <w:keepLines w:val="0"/>
               <w:pageBreakBefore w:val="0"/>
@@ -1599,7 +1677,7 @@
               <w:bidi w:val="0"/>
               <w:adjustRightInd w:val="0"/>
               <w:snapToGrid w:val="0"/>
-              <w:ind w:left="0" w:right="0" w:firstLine="0" w:leftChars="0" w:rightChars="0" w:firstLineChars="0"/>
+              <w:ind w:left="0" w:leftChars="0" w:right="0" w:rightChars="0" w:firstLine="0" w:firstLineChars="0"/>
               <w:jc w:val="center"/>
               <w:textAlignment w:val="baseline"/>
             </w:pPr>
@@ -1611,7 +1689,7 @@
           </w:tcPr>
           <w:p>
             <w:pPr>
-              <w:pStyle w:val="TableText"/>
+              <w:pStyle w:val="27"/>
               <w:keepNext w:val="0"/>
               <w:keepLines w:val="0"/>
               <w:pageBreakBefore w:val="0"/>
@@ -1625,7 +1703,7 @@
               <w:bidi w:val="0"/>
               <w:adjustRightInd w:val="0"/>
               <w:snapToGrid w:val="0"/>
-              <w:ind w:left="0" w:right="0" w:firstLine="0" w:leftChars="0" w:rightChars="0" w:firstLineChars="0"/>
+              <w:ind w:left="0" w:leftChars="0" w:right="0" w:rightChars="0" w:firstLine="0" w:firstLineChars="0"/>
               <w:jc w:val="center"/>
               <w:textAlignment w:val="baseline"/>
             </w:pPr>
@@ -1657,7 +1735,7 @@
     <w:sdt>
       <w:sdtPr>
         <w:rPr>
-          <w:rFonts w:ascii="宋体" w:eastAsia="宋体" w:hAnsi="宋体" w:cs="Arial"/>
+          <w:rFonts w:ascii="宋体" w:hAnsi="宋体" w:eastAsia="宋体" w:cs="Arial"/>
           <w:snapToGrid w:val="0"/>
           <w:color w:val="000000"/>
           <w:kern w:val="0"/>
@@ -1673,7 +1751,7 @@
       </w:sdtPr>
       <w:sdtEndPr>
         <w:rPr>
-          <w:rFonts w:ascii="宋体" w:eastAsia="宋体" w:hAnsi="宋体" w:cs="宋体" w:hint="eastAsia"/>
+          <w:rFonts w:hint="eastAsia" w:ascii="宋体" w:hAnsi="宋体" w:eastAsia="宋体" w:cs="宋体"/>
           <w:snapToGrid w:val="0"/>
           <w:color w:val="000000"/>
           <w:kern w:val="0"/>
@@ -1699,18 +1777,18 @@
             <w:adjustRightInd w:val="0"/>
             <w:snapToGrid w:val="0"/>
             <w:spacing w:before="0" w:beforeLines="0" w:after="0" w:afterLines="0" w:line="240" w:lineRule="auto"/>
-            <w:ind w:left="0" w:right="0" w:firstLine="0" w:leftChars="0" w:rightChars="0" w:firstLineChars="0"/>
+            <w:ind w:left="0" w:leftChars="0" w:right="0" w:rightChars="0" w:firstLine="0" w:firstLineChars="0"/>
             <w:jc w:val="center"/>
             <w:textAlignment w:val="baseline"/>
             <w:rPr>
-              <w:rFonts w:ascii="宋体" w:eastAsia="宋体" w:hAnsi="宋体" w:cs="宋体" w:hint="eastAsia"/>
+              <w:rFonts w:hint="eastAsia" w:ascii="宋体" w:hAnsi="宋体" w:eastAsia="宋体" w:cs="宋体"/>
               <w:sz w:val="24"/>
               <w:szCs w:val="24"/>
             </w:rPr>
           </w:pPr>
           <w:r>
             <w:rPr>
-              <w:rFonts w:ascii="宋体" w:eastAsia="宋体" w:hAnsi="宋体" w:cs="宋体" w:hint="eastAsia"/>
+              <w:rFonts w:hint="eastAsia" w:ascii="宋体" w:hAnsi="宋体" w:eastAsia="宋体" w:cs="宋体"/>
               <w:sz w:val="24"/>
               <w:szCs w:val="24"/>
             </w:rPr>
@@ -1719,14 +1797,14 @@
         </w:p>
         <w:p>
           <w:pPr>
-            <w:pStyle w:val="TOC1"/>
+            <w:pStyle w:val="16"/>
             <w:tabs>
               <w:tab w:val="right" w:leader="dot" w:pos="8306"/>
             </w:tabs>
           </w:pPr>
           <w:r>
             <w:rPr>
-              <w:rFonts w:ascii="宋体" w:eastAsia="宋体" w:hAnsi="宋体" w:cs="宋体" w:hint="eastAsia"/>
+              <w:rFonts w:hint="eastAsia" w:ascii="宋体" w:hAnsi="宋体" w:eastAsia="宋体" w:cs="宋体"/>
               <w:sz w:val="24"/>
               <w:szCs w:val="24"/>
             </w:rPr>
@@ -1734,7 +1812,7 @@
           </w:r>
           <w:r>
             <w:rPr>
-              <w:rFonts w:ascii="宋体" w:eastAsia="宋体" w:hAnsi="宋体" w:cs="宋体" w:hint="eastAsia"/>
+              <w:rFonts w:hint="eastAsia" w:ascii="宋体" w:hAnsi="宋体" w:eastAsia="宋体" w:cs="宋体"/>
               <w:sz w:val="24"/>
               <w:szCs w:val="24"/>
             </w:rPr>
@@ -1742,7 +1820,7 @@
           </w:r>
           <w:r>
             <w:rPr>
-              <w:rFonts w:ascii="宋体" w:eastAsia="宋体" w:hAnsi="宋体" w:cs="宋体" w:hint="eastAsia"/>
+              <w:rFonts w:hint="eastAsia" w:ascii="宋体" w:hAnsi="宋体" w:eastAsia="宋体" w:cs="宋体"/>
               <w:sz w:val="24"/>
               <w:szCs w:val="24"/>
             </w:rPr>
@@ -1750,21 +1828,21 @@
           </w:r>
           <w:r>
             <w:rPr>
-              <w:rFonts w:ascii="宋体" w:eastAsia="宋体" w:hAnsi="宋体" w:cs="宋体" w:hint="eastAsia"/>
+              <w:rFonts w:hint="eastAsia" w:ascii="宋体" w:hAnsi="宋体" w:eastAsia="宋体" w:cs="宋体"/>
               <w:szCs w:val="24"/>
             </w:rPr>
             <w:fldChar w:fldCharType="begin"/>
           </w:r>
           <w:r>
             <w:rPr>
-              <w:rFonts w:ascii="宋体" w:eastAsia="宋体" w:hAnsi="宋体" w:cs="宋体" w:hint="eastAsia"/>
+              <w:rFonts w:hint="eastAsia" w:ascii="宋体" w:hAnsi="宋体" w:eastAsia="宋体" w:cs="宋体"/>
               <w:szCs w:val="24"/>
             </w:rPr>
             <w:instrText xml:space="preserve"> HYPERLINK \l _Toc15711 </w:instrText>
           </w:r>
           <w:r>
             <w:rPr>
-              <w:rFonts w:ascii="宋体" w:eastAsia="宋体" w:hAnsi="宋体" w:cs="宋体" w:hint="eastAsia"/>
+              <w:rFonts w:hint="eastAsia" w:ascii="宋体" w:hAnsi="宋体" w:eastAsia="宋体" w:cs="宋体"/>
               <w:szCs w:val="24"/>
             </w:rPr>
             <w:fldChar w:fldCharType="separate"/>
@@ -1796,7 +1874,7 @@
           </w:r>
           <w:r>
             <w:rPr>
-              <w:rFonts w:ascii="宋体" w:eastAsia="宋体" w:hAnsi="宋体" w:cs="宋体" w:hint="eastAsia"/>
+              <w:rFonts w:hint="eastAsia" w:ascii="宋体" w:hAnsi="宋体" w:eastAsia="宋体" w:cs="宋体"/>
               <w:szCs w:val="24"/>
             </w:rPr>
             <w:fldChar w:fldCharType="end"/>
@@ -1804,28 +1882,28 @@
         </w:p>
         <w:p>
           <w:pPr>
-            <w:pStyle w:val="TOC1"/>
+            <w:pStyle w:val="16"/>
             <w:tabs>
               <w:tab w:val="right" w:leader="dot" w:pos="8306"/>
             </w:tabs>
           </w:pPr>
           <w:r>
             <w:rPr>
-              <w:rFonts w:ascii="宋体" w:eastAsia="宋体" w:hAnsi="宋体" w:cs="宋体" w:hint="eastAsia"/>
+              <w:rFonts w:hint="eastAsia" w:ascii="宋体" w:hAnsi="宋体" w:eastAsia="宋体" w:cs="宋体"/>
               <w:szCs w:val="24"/>
             </w:rPr>
             <w:fldChar w:fldCharType="begin"/>
           </w:r>
           <w:r>
             <w:rPr>
-              <w:rFonts w:ascii="宋体" w:eastAsia="宋体" w:hAnsi="宋体" w:cs="宋体" w:hint="eastAsia"/>
+              <w:rFonts w:hint="eastAsia" w:ascii="宋体" w:hAnsi="宋体" w:eastAsia="宋体" w:cs="宋体"/>
               <w:szCs w:val="24"/>
             </w:rPr>
             <w:instrText xml:space="preserve"> HYPERLINK \l _Toc28892 </w:instrText>
           </w:r>
           <w:r>
             <w:rPr>
-              <w:rFonts w:ascii="宋体" w:eastAsia="宋体" w:hAnsi="宋体" w:cs="宋体" w:hint="eastAsia"/>
+              <w:rFonts w:hint="eastAsia" w:ascii="宋体" w:hAnsi="宋体" w:eastAsia="宋体" w:cs="宋体"/>
               <w:szCs w:val="24"/>
             </w:rPr>
             <w:fldChar w:fldCharType="separate"/>
@@ -1857,7 +1935,7 @@
           </w:r>
           <w:r>
             <w:rPr>
-              <w:rFonts w:ascii="宋体" w:eastAsia="宋体" w:hAnsi="宋体" w:cs="宋体" w:hint="eastAsia"/>
+              <w:rFonts w:hint="eastAsia" w:ascii="宋体" w:hAnsi="宋体" w:eastAsia="宋体" w:cs="宋体"/>
               <w:szCs w:val="24"/>
             </w:rPr>
             <w:fldChar w:fldCharType="end"/>
@@ -1865,28 +1943,28 @@
         </w:p>
         <w:p>
           <w:pPr>
-            <w:pStyle w:val="TOC1"/>
+            <w:pStyle w:val="16"/>
             <w:tabs>
               <w:tab w:val="right" w:leader="dot" w:pos="8306"/>
             </w:tabs>
           </w:pPr>
           <w:r>
             <w:rPr>
-              <w:rFonts w:ascii="宋体" w:eastAsia="宋体" w:hAnsi="宋体" w:cs="宋体" w:hint="eastAsia"/>
+              <w:rFonts w:hint="eastAsia" w:ascii="宋体" w:hAnsi="宋体" w:eastAsia="宋体" w:cs="宋体"/>
               <w:szCs w:val="24"/>
             </w:rPr>
             <w:fldChar w:fldCharType="begin"/>
           </w:r>
           <w:r>
             <w:rPr>
-              <w:rFonts w:ascii="宋体" w:eastAsia="宋体" w:hAnsi="宋体" w:cs="宋体" w:hint="eastAsia"/>
+              <w:rFonts w:hint="eastAsia" w:ascii="宋体" w:hAnsi="宋体" w:eastAsia="宋体" w:cs="宋体"/>
               <w:szCs w:val="24"/>
             </w:rPr>
             <w:instrText xml:space="preserve"> HYPERLINK \l _Toc9258 </w:instrText>
           </w:r>
           <w:r>
             <w:rPr>
-              <w:rFonts w:ascii="宋体" w:eastAsia="宋体" w:hAnsi="宋体" w:cs="宋体" w:hint="eastAsia"/>
+              <w:rFonts w:hint="eastAsia" w:ascii="宋体" w:hAnsi="宋体" w:eastAsia="宋体" w:cs="宋体"/>
               <w:szCs w:val="24"/>
             </w:rPr>
             <w:fldChar w:fldCharType="separate"/>
@@ -1925,7 +2003,7 @@
           </w:r>
           <w:r>
             <w:rPr>
-              <w:rFonts w:ascii="宋体" w:eastAsia="宋体" w:hAnsi="宋体" w:cs="宋体" w:hint="eastAsia"/>
+              <w:rFonts w:hint="eastAsia" w:ascii="宋体" w:hAnsi="宋体" w:eastAsia="宋体" w:cs="宋体"/>
               <w:szCs w:val="24"/>
             </w:rPr>
             <w:fldChar w:fldCharType="end"/>
@@ -1933,28 +2011,28 @@
         </w:p>
         <w:p>
           <w:pPr>
-            <w:pStyle w:val="TOC1"/>
+            <w:pStyle w:val="16"/>
             <w:tabs>
               <w:tab w:val="right" w:leader="dot" w:pos="8306"/>
             </w:tabs>
           </w:pPr>
           <w:r>
             <w:rPr>
-              <w:rFonts w:ascii="宋体" w:eastAsia="宋体" w:hAnsi="宋体" w:cs="宋体" w:hint="eastAsia"/>
+              <w:rFonts w:hint="eastAsia" w:ascii="宋体" w:hAnsi="宋体" w:eastAsia="宋体" w:cs="宋体"/>
               <w:szCs w:val="24"/>
             </w:rPr>
             <w:fldChar w:fldCharType="begin"/>
           </w:r>
           <w:r>
             <w:rPr>
-              <w:rFonts w:ascii="宋体" w:eastAsia="宋体" w:hAnsi="宋体" w:cs="宋体" w:hint="eastAsia"/>
+              <w:rFonts w:hint="eastAsia" w:ascii="宋体" w:hAnsi="宋体" w:eastAsia="宋体" w:cs="宋体"/>
               <w:szCs w:val="24"/>
             </w:rPr>
             <w:instrText xml:space="preserve"> HYPERLINK \l _Toc16545 </w:instrText>
           </w:r>
           <w:r>
             <w:rPr>
-              <w:rFonts w:ascii="宋体" w:eastAsia="宋体" w:hAnsi="宋体" w:cs="宋体" w:hint="eastAsia"/>
+              <w:rFonts w:hint="eastAsia" w:ascii="宋体" w:hAnsi="宋体" w:eastAsia="宋体" w:cs="宋体"/>
               <w:szCs w:val="24"/>
             </w:rPr>
             <w:fldChar w:fldCharType="separate"/>
@@ -1986,7 +2064,7 @@
           </w:r>
           <w:r>
             <w:rPr>
-              <w:rFonts w:ascii="宋体" w:eastAsia="宋体" w:hAnsi="宋体" w:cs="宋体" w:hint="eastAsia"/>
+              <w:rFonts w:hint="eastAsia" w:ascii="宋体" w:hAnsi="宋体" w:eastAsia="宋体" w:cs="宋体"/>
               <w:szCs w:val="24"/>
             </w:rPr>
             <w:fldChar w:fldCharType="end"/>
@@ -1994,28 +2072,28 @@
         </w:p>
         <w:p>
           <w:pPr>
-            <w:pStyle w:val="TOC2"/>
+            <w:pStyle w:val="17"/>
             <w:tabs>
               <w:tab w:val="right" w:leader="dot" w:pos="8306"/>
             </w:tabs>
           </w:pPr>
           <w:r>
             <w:rPr>
-              <w:rFonts w:ascii="宋体" w:eastAsia="宋体" w:hAnsi="宋体" w:cs="宋体" w:hint="eastAsia"/>
+              <w:rFonts w:hint="eastAsia" w:ascii="宋体" w:hAnsi="宋体" w:eastAsia="宋体" w:cs="宋体"/>
               <w:szCs w:val="24"/>
             </w:rPr>
             <w:fldChar w:fldCharType="begin"/>
           </w:r>
           <w:r>
             <w:rPr>
-              <w:rFonts w:ascii="宋体" w:eastAsia="宋体" w:hAnsi="宋体" w:cs="宋体" w:hint="eastAsia"/>
+              <w:rFonts w:hint="eastAsia" w:ascii="宋体" w:hAnsi="宋体" w:eastAsia="宋体" w:cs="宋体"/>
               <w:szCs w:val="24"/>
             </w:rPr>
             <w:instrText xml:space="preserve"> HYPERLINK \l _Toc10499 </w:instrText>
           </w:r>
           <w:r>
             <w:rPr>
-              <w:rFonts w:ascii="宋体" w:eastAsia="宋体" w:hAnsi="宋体" w:cs="宋体" w:hint="eastAsia"/>
+              <w:rFonts w:hint="eastAsia" w:ascii="宋体" w:hAnsi="宋体" w:eastAsia="宋体" w:cs="宋体"/>
               <w:szCs w:val="24"/>
             </w:rPr>
             <w:fldChar w:fldCharType="separate"/>
@@ -2047,7 +2125,7 @@
           </w:r>
           <w:r>
             <w:rPr>
-              <w:rFonts w:ascii="宋体" w:eastAsia="宋体" w:hAnsi="宋体" w:cs="宋体" w:hint="eastAsia"/>
+              <w:rFonts w:hint="eastAsia" w:ascii="宋体" w:hAnsi="宋体" w:eastAsia="宋体" w:cs="宋体"/>
               <w:szCs w:val="24"/>
             </w:rPr>
             <w:fldChar w:fldCharType="end"/>
@@ -2055,28 +2133,28 @@
         </w:p>
         <w:p>
           <w:pPr>
-            <w:pStyle w:val="TOC2"/>
+            <w:pStyle w:val="17"/>
             <w:tabs>
               <w:tab w:val="right" w:leader="dot" w:pos="8306"/>
             </w:tabs>
           </w:pPr>
           <w:r>
             <w:rPr>
-              <w:rFonts w:ascii="宋体" w:eastAsia="宋体" w:hAnsi="宋体" w:cs="宋体" w:hint="eastAsia"/>
+              <w:rFonts w:hint="eastAsia" w:ascii="宋体" w:hAnsi="宋体" w:eastAsia="宋体" w:cs="宋体"/>
               <w:szCs w:val="24"/>
             </w:rPr>
             <w:fldChar w:fldCharType="begin"/>
           </w:r>
           <w:r>
             <w:rPr>
-              <w:rFonts w:ascii="宋体" w:eastAsia="宋体" w:hAnsi="宋体" w:cs="宋体" w:hint="eastAsia"/>
+              <w:rFonts w:hint="eastAsia" w:ascii="宋体" w:hAnsi="宋体" w:eastAsia="宋体" w:cs="宋体"/>
               <w:szCs w:val="24"/>
             </w:rPr>
             <w:instrText xml:space="preserve"> HYPERLINK \l _Toc21438 </w:instrText>
           </w:r>
           <w:r>
             <w:rPr>
-              <w:rFonts w:ascii="宋体" w:eastAsia="宋体" w:hAnsi="宋体" w:cs="宋体" w:hint="eastAsia"/>
+              <w:rFonts w:hint="eastAsia" w:ascii="宋体" w:hAnsi="宋体" w:eastAsia="宋体" w:cs="宋体"/>
               <w:szCs w:val="24"/>
             </w:rPr>
             <w:fldChar w:fldCharType="separate"/>
@@ -2108,7 +2186,7 @@
           </w:r>
           <w:r>
             <w:rPr>
-              <w:rFonts w:ascii="宋体" w:eastAsia="宋体" w:hAnsi="宋体" w:cs="宋体" w:hint="eastAsia"/>
+              <w:rFonts w:hint="eastAsia" w:ascii="宋体" w:hAnsi="宋体" w:eastAsia="宋体" w:cs="宋体"/>
               <w:szCs w:val="24"/>
             </w:rPr>
             <w:fldChar w:fldCharType="end"/>
@@ -2116,28 +2194,28 @@
         </w:p>
         <w:p>
           <w:pPr>
-            <w:pStyle w:val="TOC2"/>
+            <w:pStyle w:val="17"/>
             <w:tabs>
               <w:tab w:val="right" w:leader="dot" w:pos="8306"/>
             </w:tabs>
           </w:pPr>
           <w:r>
             <w:rPr>
-              <w:rFonts w:ascii="宋体" w:eastAsia="宋体" w:hAnsi="宋体" w:cs="宋体" w:hint="eastAsia"/>
+              <w:rFonts w:hint="eastAsia" w:ascii="宋体" w:hAnsi="宋体" w:eastAsia="宋体" w:cs="宋体"/>
               <w:szCs w:val="24"/>
             </w:rPr>
             <w:fldChar w:fldCharType="begin"/>
           </w:r>
           <w:r>
             <w:rPr>
-              <w:rFonts w:ascii="宋体" w:eastAsia="宋体" w:hAnsi="宋体" w:cs="宋体" w:hint="eastAsia"/>
+              <w:rFonts w:hint="eastAsia" w:ascii="宋体" w:hAnsi="宋体" w:eastAsia="宋体" w:cs="宋体"/>
               <w:szCs w:val="24"/>
             </w:rPr>
             <w:instrText xml:space="preserve"> HYPERLINK \l _Toc4190 </w:instrText>
           </w:r>
           <w:r>
             <w:rPr>
-              <w:rFonts w:ascii="宋体" w:eastAsia="宋体" w:hAnsi="宋体" w:cs="宋体" w:hint="eastAsia"/>
+              <w:rFonts w:hint="eastAsia" w:ascii="宋体" w:hAnsi="宋体" w:eastAsia="宋体" w:cs="宋体"/>
               <w:szCs w:val="24"/>
             </w:rPr>
             <w:fldChar w:fldCharType="separate"/>
@@ -2169,7 +2247,7 @@
           </w:r>
           <w:r>
             <w:rPr>
-              <w:rFonts w:ascii="宋体" w:eastAsia="宋体" w:hAnsi="宋体" w:cs="宋体" w:hint="eastAsia"/>
+              <w:rFonts w:hint="eastAsia" w:ascii="宋体" w:hAnsi="宋体" w:eastAsia="宋体" w:cs="宋体"/>
               <w:szCs w:val="24"/>
             </w:rPr>
             <w:fldChar w:fldCharType="end"/>
@@ -2177,28 +2255,28 @@
         </w:p>
         <w:p>
           <w:pPr>
-            <w:pStyle w:val="TOC2"/>
+            <w:pStyle w:val="17"/>
             <w:tabs>
               <w:tab w:val="right" w:leader="dot" w:pos="8306"/>
             </w:tabs>
           </w:pPr>
           <w:r>
             <w:rPr>
-              <w:rFonts w:ascii="宋体" w:eastAsia="宋体" w:hAnsi="宋体" w:cs="宋体" w:hint="eastAsia"/>
+              <w:rFonts w:hint="eastAsia" w:ascii="宋体" w:hAnsi="宋体" w:eastAsia="宋体" w:cs="宋体"/>
               <w:szCs w:val="24"/>
             </w:rPr>
             <w:fldChar w:fldCharType="begin"/>
           </w:r>
           <w:r>
             <w:rPr>
-              <w:rFonts w:ascii="宋体" w:eastAsia="宋体" w:hAnsi="宋体" w:cs="宋体" w:hint="eastAsia"/>
+              <w:rFonts w:hint="eastAsia" w:ascii="宋体" w:hAnsi="宋体" w:eastAsia="宋体" w:cs="宋体"/>
               <w:szCs w:val="24"/>
             </w:rPr>
             <w:instrText xml:space="preserve"> HYPERLINK \l _Toc10936 </w:instrText>
           </w:r>
           <w:r>
             <w:rPr>
-              <w:rFonts w:ascii="宋体" w:eastAsia="宋体" w:hAnsi="宋体" w:cs="宋体" w:hint="eastAsia"/>
+              <w:rFonts w:hint="eastAsia" w:ascii="宋体" w:hAnsi="宋体" w:eastAsia="宋体" w:cs="宋体"/>
               <w:szCs w:val="24"/>
             </w:rPr>
             <w:fldChar w:fldCharType="separate"/>
@@ -2230,7 +2308,7 @@
           </w:r>
           <w:r>
             <w:rPr>
-              <w:rFonts w:ascii="宋体" w:eastAsia="宋体" w:hAnsi="宋体" w:cs="宋体" w:hint="eastAsia"/>
+              <w:rFonts w:hint="eastAsia" w:ascii="宋体" w:hAnsi="宋体" w:eastAsia="宋体" w:cs="宋体"/>
               <w:szCs w:val="24"/>
             </w:rPr>
             <w:fldChar w:fldCharType="end"/>
@@ -2238,28 +2316,28 @@
         </w:p>
         <w:p>
           <w:pPr>
-            <w:pStyle w:val="TOC1"/>
+            <w:pStyle w:val="16"/>
             <w:tabs>
               <w:tab w:val="right" w:leader="dot" w:pos="8306"/>
             </w:tabs>
           </w:pPr>
           <w:r>
             <w:rPr>
-              <w:rFonts w:ascii="宋体" w:eastAsia="宋体" w:hAnsi="宋体" w:cs="宋体" w:hint="eastAsia"/>
+              <w:rFonts w:hint="eastAsia" w:ascii="宋体" w:hAnsi="宋体" w:eastAsia="宋体" w:cs="宋体"/>
               <w:szCs w:val="24"/>
             </w:rPr>
             <w:fldChar w:fldCharType="begin"/>
           </w:r>
           <w:r>
             <w:rPr>
-              <w:rFonts w:ascii="宋体" w:eastAsia="宋体" w:hAnsi="宋体" w:cs="宋体" w:hint="eastAsia"/>
+              <w:rFonts w:hint="eastAsia" w:ascii="宋体" w:hAnsi="宋体" w:eastAsia="宋体" w:cs="宋体"/>
               <w:szCs w:val="24"/>
             </w:rPr>
             <w:instrText xml:space="preserve"> HYPERLINK \l _Toc5866 </w:instrText>
           </w:r>
           <w:r>
             <w:rPr>
-              <w:rFonts w:ascii="宋体" w:eastAsia="宋体" w:hAnsi="宋体" w:cs="宋体" w:hint="eastAsia"/>
+              <w:rFonts w:hint="eastAsia" w:ascii="宋体" w:hAnsi="宋体" w:eastAsia="宋体" w:cs="宋体"/>
               <w:szCs w:val="24"/>
             </w:rPr>
             <w:fldChar w:fldCharType="separate"/>
@@ -2291,7 +2369,7 @@
           </w:r>
           <w:r>
             <w:rPr>
-              <w:rFonts w:ascii="宋体" w:eastAsia="宋体" w:hAnsi="宋体" w:cs="宋体" w:hint="eastAsia"/>
+              <w:rFonts w:hint="eastAsia" w:ascii="宋体" w:hAnsi="宋体" w:eastAsia="宋体" w:cs="宋体"/>
               <w:szCs w:val="24"/>
             </w:rPr>
             <w:fldChar w:fldCharType="end"/>
@@ -2299,28 +2377,28 @@
         </w:p>
         <w:p>
           <w:pPr>
-            <w:pStyle w:val="TOC1"/>
+            <w:pStyle w:val="16"/>
             <w:tabs>
               <w:tab w:val="right" w:leader="dot" w:pos="8306"/>
             </w:tabs>
           </w:pPr>
           <w:r>
             <w:rPr>
-              <w:rFonts w:ascii="宋体" w:eastAsia="宋体" w:hAnsi="宋体" w:cs="宋体" w:hint="eastAsia"/>
+              <w:rFonts w:hint="eastAsia" w:ascii="宋体" w:hAnsi="宋体" w:eastAsia="宋体" w:cs="宋体"/>
               <w:szCs w:val="24"/>
             </w:rPr>
             <w:fldChar w:fldCharType="begin"/>
           </w:r>
           <w:r>
             <w:rPr>
-              <w:rFonts w:ascii="宋体" w:eastAsia="宋体" w:hAnsi="宋体" w:cs="宋体" w:hint="eastAsia"/>
+              <w:rFonts w:hint="eastAsia" w:ascii="宋体" w:hAnsi="宋体" w:eastAsia="宋体" w:cs="宋体"/>
               <w:szCs w:val="24"/>
             </w:rPr>
             <w:instrText xml:space="preserve"> HYPERLINK \l _Toc23744 </w:instrText>
           </w:r>
           <w:r>
             <w:rPr>
-              <w:rFonts w:ascii="宋体" w:eastAsia="宋体" w:hAnsi="宋体" w:cs="宋体" w:hint="eastAsia"/>
+              <w:rFonts w:hint="eastAsia" w:ascii="宋体" w:hAnsi="宋体" w:eastAsia="宋体" w:cs="宋体"/>
               <w:szCs w:val="24"/>
             </w:rPr>
             <w:fldChar w:fldCharType="separate"/>
@@ -2352,7 +2430,7 @@
           </w:r>
           <w:r>
             <w:rPr>
-              <w:rFonts w:ascii="宋体" w:eastAsia="宋体" w:hAnsi="宋体" w:cs="宋体" w:hint="eastAsia"/>
+              <w:rFonts w:hint="eastAsia" w:ascii="宋体" w:hAnsi="宋体" w:eastAsia="宋体" w:cs="宋体"/>
               <w:szCs w:val="24"/>
             </w:rPr>
             <w:fldChar w:fldCharType="end"/>
@@ -2360,28 +2438,28 @@
         </w:p>
         <w:p>
           <w:pPr>
-            <w:pStyle w:val="TOC2"/>
+            <w:pStyle w:val="17"/>
             <w:tabs>
               <w:tab w:val="right" w:leader="dot" w:pos="8306"/>
             </w:tabs>
           </w:pPr>
           <w:r>
             <w:rPr>
-              <w:rFonts w:ascii="宋体" w:eastAsia="宋体" w:hAnsi="宋体" w:cs="宋体" w:hint="eastAsia"/>
+              <w:rFonts w:hint="eastAsia" w:ascii="宋体" w:hAnsi="宋体" w:eastAsia="宋体" w:cs="宋体"/>
               <w:szCs w:val="24"/>
             </w:rPr>
             <w:fldChar w:fldCharType="begin"/>
           </w:r>
           <w:r>
             <w:rPr>
-              <w:rFonts w:ascii="宋体" w:eastAsia="宋体" w:hAnsi="宋体" w:cs="宋体" w:hint="eastAsia"/>
+              <w:rFonts w:hint="eastAsia" w:ascii="宋体" w:hAnsi="宋体" w:eastAsia="宋体" w:cs="宋体"/>
               <w:szCs w:val="24"/>
             </w:rPr>
             <w:instrText xml:space="preserve"> HYPERLINK \l _Toc30570 </w:instrText>
           </w:r>
           <w:r>
             <w:rPr>
-              <w:rFonts w:ascii="宋体" w:eastAsia="宋体" w:hAnsi="宋体" w:cs="宋体" w:hint="eastAsia"/>
+              <w:rFonts w:hint="eastAsia" w:ascii="宋体" w:hAnsi="宋体" w:eastAsia="宋体" w:cs="宋体"/>
               <w:szCs w:val="24"/>
             </w:rPr>
             <w:fldChar w:fldCharType="separate"/>
@@ -2413,7 +2491,7 @@
           </w:r>
           <w:r>
             <w:rPr>
-              <w:rFonts w:ascii="宋体" w:eastAsia="宋体" w:hAnsi="宋体" w:cs="宋体" w:hint="eastAsia"/>
+              <w:rFonts w:hint="eastAsia" w:ascii="宋体" w:hAnsi="宋体" w:eastAsia="宋体" w:cs="宋体"/>
               <w:szCs w:val="24"/>
             </w:rPr>
             <w:fldChar w:fldCharType="end"/>
@@ -2421,28 +2499,28 @@
         </w:p>
         <w:p>
           <w:pPr>
-            <w:pStyle w:val="TOC2"/>
+            <w:pStyle w:val="17"/>
             <w:tabs>
               <w:tab w:val="right" w:leader="dot" w:pos="8306"/>
             </w:tabs>
           </w:pPr>
           <w:r>
             <w:rPr>
-              <w:rFonts w:ascii="宋体" w:eastAsia="宋体" w:hAnsi="宋体" w:cs="宋体" w:hint="eastAsia"/>
+              <w:rFonts w:hint="eastAsia" w:ascii="宋体" w:hAnsi="宋体" w:eastAsia="宋体" w:cs="宋体"/>
               <w:szCs w:val="24"/>
             </w:rPr>
             <w:fldChar w:fldCharType="begin"/>
           </w:r>
           <w:r>
             <w:rPr>
-              <w:rFonts w:ascii="宋体" w:eastAsia="宋体" w:hAnsi="宋体" w:cs="宋体" w:hint="eastAsia"/>
+              <w:rFonts w:hint="eastAsia" w:ascii="宋体" w:hAnsi="宋体" w:eastAsia="宋体" w:cs="宋体"/>
               <w:szCs w:val="24"/>
             </w:rPr>
             <w:instrText xml:space="preserve"> HYPERLINK \l _Toc153 </w:instrText>
           </w:r>
           <w:r>
             <w:rPr>
-              <w:rFonts w:ascii="宋体" w:eastAsia="宋体" w:hAnsi="宋体" w:cs="宋体" w:hint="eastAsia"/>
+              <w:rFonts w:hint="eastAsia" w:ascii="宋体" w:hAnsi="宋体" w:eastAsia="宋体" w:cs="宋体"/>
               <w:szCs w:val="24"/>
             </w:rPr>
             <w:fldChar w:fldCharType="separate"/>
@@ -2474,7 +2552,7 @@
           </w:r>
           <w:r>
             <w:rPr>
-              <w:rFonts w:ascii="宋体" w:eastAsia="宋体" w:hAnsi="宋体" w:cs="宋体" w:hint="eastAsia"/>
+              <w:rFonts w:hint="eastAsia" w:ascii="宋体" w:hAnsi="宋体" w:eastAsia="宋体" w:cs="宋体"/>
               <w:szCs w:val="24"/>
             </w:rPr>
             <w:fldChar w:fldCharType="end"/>
@@ -2482,28 +2560,28 @@
         </w:p>
         <w:p>
           <w:pPr>
-            <w:pStyle w:val="TOC1"/>
+            <w:pStyle w:val="16"/>
             <w:tabs>
               <w:tab w:val="right" w:leader="dot" w:pos="8306"/>
             </w:tabs>
           </w:pPr>
           <w:r>
             <w:rPr>
-              <w:rFonts w:ascii="宋体" w:eastAsia="宋体" w:hAnsi="宋体" w:cs="宋体" w:hint="eastAsia"/>
+              <w:rFonts w:hint="eastAsia" w:ascii="宋体" w:hAnsi="宋体" w:eastAsia="宋体" w:cs="宋体"/>
               <w:szCs w:val="24"/>
             </w:rPr>
             <w:fldChar w:fldCharType="begin"/>
           </w:r>
           <w:r>
             <w:rPr>
-              <w:rFonts w:ascii="宋体" w:eastAsia="宋体" w:hAnsi="宋体" w:cs="宋体" w:hint="eastAsia"/>
+              <w:rFonts w:hint="eastAsia" w:ascii="宋体" w:hAnsi="宋体" w:eastAsia="宋体" w:cs="宋体"/>
               <w:szCs w:val="24"/>
             </w:rPr>
             <w:instrText xml:space="preserve"> HYPERLINK \l _Toc16502 </w:instrText>
           </w:r>
           <w:r>
             <w:rPr>
-              <w:rFonts w:ascii="宋体" w:eastAsia="宋体" w:hAnsi="宋体" w:cs="宋体" w:hint="eastAsia"/>
+              <w:rFonts w:hint="eastAsia" w:ascii="宋体" w:hAnsi="宋体" w:eastAsia="宋体" w:cs="宋体"/>
               <w:szCs w:val="24"/>
             </w:rPr>
             <w:fldChar w:fldCharType="separate"/>
@@ -2535,7 +2613,7 @@
           </w:r>
           <w:r>
             <w:rPr>
-              <w:rFonts w:ascii="宋体" w:eastAsia="宋体" w:hAnsi="宋体" w:cs="宋体" w:hint="eastAsia"/>
+              <w:rFonts w:hint="eastAsia" w:ascii="宋体" w:hAnsi="宋体" w:eastAsia="宋体" w:cs="宋体"/>
               <w:szCs w:val="24"/>
             </w:rPr>
             <w:fldChar w:fldCharType="end"/>
@@ -2558,7 +2636,7 @@
             <w:snapToGrid w:val="0"/>
             <w:textAlignment w:val="baseline"/>
             <w:rPr>
-              <w:rFonts w:ascii="宋体" w:eastAsia="宋体" w:hAnsi="宋体" w:cs="宋体" w:hint="eastAsia"/>
+              <w:rFonts w:hint="eastAsia" w:ascii="宋体" w:hAnsi="宋体" w:eastAsia="宋体" w:cs="宋体"/>
               <w:snapToGrid w:val="0"/>
               <w:color w:val="000000"/>
               <w:kern w:val="0"/>
@@ -2569,7 +2647,7 @@
           </w:pPr>
           <w:r>
             <w:rPr>
-              <w:rFonts w:ascii="宋体" w:eastAsia="宋体" w:hAnsi="宋体" w:cs="宋体" w:hint="eastAsia"/>
+              <w:rFonts w:hint="eastAsia" w:ascii="宋体" w:hAnsi="宋体" w:eastAsia="宋体" w:cs="宋体"/>
               <w:szCs w:val="24"/>
             </w:rPr>
             <w:fldChar w:fldCharType="end"/>
@@ -2594,7 +2672,7 @@
         <w:snapToGrid w:val="0"/>
         <w:textAlignment w:val="baseline"/>
         <w:rPr>
-          <w:rFonts w:ascii="Arial" w:eastAsia="Arial" w:hAnsi="Arial" w:cs="Arial"/>
+          <w:rFonts w:ascii="Arial" w:hAnsi="Arial" w:eastAsia="Arial" w:cs="Arial"/>
           <w:snapToGrid w:val="0"/>
           <w:color w:val="000000"/>
           <w:kern w:val="0"/>
@@ -2605,7 +2683,7 @@
       </w:pPr>
       <w:r>
         <w:rPr>
-          <w:rFonts w:ascii="Arial" w:eastAsia="Arial" w:hAnsi="Arial" w:cs="Arial"/>
+          <w:rFonts w:ascii="Arial" w:hAnsi="Arial" w:eastAsia="Arial" w:cs="Arial"/>
           <w:snapToGrid w:val="0"/>
           <w:color w:val="000000"/>
           <w:kern w:val="0"/>
@@ -2618,7 +2696,7 @@
     </w:p>
     <w:p>
       <w:pPr>
-        <w:pStyle w:val="1"/>
+        <w:pStyle w:val="28"/>
         <w:keepNext w:val="0"/>
         <w:keepLines w:val="0"/>
         <w:pageBreakBefore w:val="0"/>
@@ -2638,7 +2716,7 @@
           <w:lang w:val="en-US" w:eastAsia="zh-CN"/>
         </w:rPr>
       </w:pPr>
-      <w:bookmarkStart w:id="2" w:name="_Toc28892"/>
+      <w:bookmarkStart w:id="1" w:name="_Toc28892"/>
       <w:r>
         <w:rPr>
           <w:rFonts w:hint="default"/>
@@ -2646,11 +2724,11 @@
         </w:rPr>
         <w:t>项目概述</w:t>
       </w:r>
-      <w:bookmarkEnd w:id="2"/>
+      <w:bookmarkEnd w:id="1"/>
     </w:p>
     <w:p>
       <w:pPr>
-        <w:pStyle w:val="a1"/>
+        <w:pStyle w:val="29"/>
         <w:keepNext w:val="0"/>
         <w:keepLines w:val="0"/>
         <w:pageBreakBefore w:val="0"/>
@@ -2680,7 +2758,7 @@
     </w:p>
     <w:p>
       <w:pPr>
-        <w:pStyle w:val="1"/>
+        <w:pStyle w:val="28"/>
         <w:keepNext w:val="0"/>
         <w:keepLines w:val="0"/>
         <w:pageBreakBefore w:val="0"/>
@@ -2700,7 +2778,7 @@
           <w:lang w:val="en-US" w:eastAsia="zh-CN"/>
         </w:rPr>
       </w:pPr>
-      <w:bookmarkStart w:id="3" w:name="_Toc9258"/>
+      <w:bookmarkStart w:id="2" w:name="_Toc9258"/>
       <w:r>
         <w:rPr>
           <w:rFonts w:hint="eastAsia"/>
@@ -2708,11 +2786,11 @@
         </w:rPr>
         <w:t>阶段目标完成情况</w:t>
       </w:r>
-      <w:bookmarkEnd w:id="3"/>
+      <w:bookmarkEnd w:id="2"/>
     </w:p>
     <w:p>
       <w:pPr>
-        <w:pStyle w:val="a1"/>
+        <w:pStyle w:val="29"/>
         <w:keepNext w:val="0"/>
         <w:keepLines w:val="0"/>
         <w:pageBreakBefore w:val="0"/>
@@ -2734,7 +2812,7 @@
     </w:p>
     <w:p>
       <w:pPr>
-        <w:pStyle w:val="1"/>
+        <w:pStyle w:val="28"/>
         <w:keepNext w:val="0"/>
         <w:keepLines w:val="0"/>
         <w:pageBreakBefore w:val="0"/>
@@ -2754,7 +2832,7 @@
           <w:lang w:val="en-US" w:eastAsia="zh-CN"/>
         </w:rPr>
       </w:pPr>
-      <w:bookmarkStart w:id="4" w:name="_Toc16545"/>
+      <w:bookmarkStart w:id="3" w:name="_Toc16545"/>
       <w:r>
         <w:rPr>
           <w:rFonts w:hint="default"/>
@@ -2762,11 +2840,11 @@
         </w:rPr>
         <w:t>分阶段实施内容总结</w:t>
       </w:r>
-      <w:bookmarkEnd w:id="4"/>
+      <w:bookmarkEnd w:id="3"/>
     </w:p>
     <w:p>
       <w:pPr>
-        <w:pStyle w:val="2"/>
+        <w:pStyle w:val="30"/>
         <w:keepNext w:val="0"/>
         <w:keepLines w:val="0"/>
         <w:pageBreakBefore w:val="0"/>
@@ -2786,7 +2864,7 @@
           <w:lang w:val="en-US" w:eastAsia="zh-CN"/>
         </w:rPr>
       </w:pPr>
-      <w:bookmarkStart w:id="5" w:name="_Toc10499"/>
+      <w:bookmarkStart w:id="4" w:name="_Toc10499"/>
       <w:r>
         <w:rPr>
           <w:rFonts w:hint="default"/>
@@ -2794,11 +2872,11 @@
         </w:rPr>
         <w:t>项目启动与团队入驻（已完成）</w:t>
       </w:r>
-      <w:bookmarkEnd w:id="5"/>
+      <w:bookmarkEnd w:id="4"/>
     </w:p>
     <w:p>
       <w:pPr>
-        <w:pStyle w:val="a1"/>
+        <w:pStyle w:val="29"/>
         <w:keepNext w:val="0"/>
         <w:keepLines w:val="0"/>
         <w:pageBreakBefore w:val="0"/>
@@ -2828,7 +2906,7 @@
     </w:p>
     <w:p>
       <w:pPr>
-        <w:pStyle w:val="a1"/>
+        <w:pStyle w:val="29"/>
         <w:keepNext w:val="0"/>
         <w:keepLines w:val="0"/>
         <w:pageBreakBefore w:val="0"/>
@@ -2858,7 +2936,7 @@
     </w:p>
     <w:p>
       <w:pPr>
-        <w:pStyle w:val="2"/>
+        <w:pStyle w:val="30"/>
         <w:keepNext w:val="0"/>
         <w:keepLines w:val="0"/>
         <w:pageBreakBefore w:val="0"/>
@@ -2878,7 +2956,7 @@
           <w:lang w:val="en-US" w:eastAsia="zh-CN"/>
         </w:rPr>
       </w:pPr>
-      <w:bookmarkStart w:id="6" w:name="_Toc21438"/>
+      <w:bookmarkStart w:id="5" w:name="_Toc21438"/>
       <w:r>
         <w:rPr>
           <w:rFonts w:hint="default"/>
@@ -2886,11 +2964,11 @@
         </w:rPr>
         <w:t>服务交接与基线建立（已完成）</w:t>
       </w:r>
-      <w:bookmarkEnd w:id="6"/>
+      <w:bookmarkEnd w:id="5"/>
     </w:p>
     <w:p>
       <w:pPr>
-        <w:pStyle w:val="a1"/>
+        <w:pStyle w:val="29"/>
         <w:keepNext w:val="0"/>
         <w:keepLines w:val="0"/>
         <w:pageBreakBefore w:val="0"/>
@@ -2920,7 +2998,7 @@
     </w:p>
     <w:p>
       <w:pPr>
-        <w:pStyle w:val="a1"/>
+        <w:pStyle w:val="29"/>
         <w:keepNext w:val="0"/>
         <w:keepLines w:val="0"/>
         <w:pageBreakBefore w:val="0"/>
@@ -2950,7 +3028,7 @@
     </w:p>
     <w:p>
       <w:pPr>
-        <w:pStyle w:val="2"/>
+        <w:pStyle w:val="30"/>
         <w:keepNext w:val="0"/>
         <w:keepLines w:val="0"/>
         <w:pageBreakBefore w:val="0"/>
@@ -2970,7 +3048,7 @@
           <w:lang w:val="en-US" w:eastAsia="zh-CN"/>
         </w:rPr>
       </w:pPr>
-      <w:bookmarkStart w:id="7" w:name="_Toc4190"/>
+      <w:bookmarkStart w:id="6" w:name="_Toc4190"/>
       <w:r>
         <w:rPr>
           <w:rFonts w:hint="default"/>
@@ -2978,11 +3056,11 @@
         </w:rPr>
         <w:t>标准化运维服务执行（持续进行，状态稳定）</w:t>
       </w:r>
-      <w:bookmarkEnd w:id="7"/>
+      <w:bookmarkEnd w:id="6"/>
     </w:p>
     <w:p>
       <w:pPr>
-        <w:pStyle w:val="a1"/>
+        <w:pStyle w:val="29"/>
         <w:keepNext w:val="0"/>
         <w:keepLines w:val="0"/>
         <w:pageBreakBefore w:val="0"/>
@@ -3012,7 +3090,7 @@
     </w:p>
     <w:p>
       <w:pPr>
-        <w:pStyle w:val="a1"/>
+        <w:pStyle w:val="29"/>
         <w:keepNext w:val="0"/>
         <w:keepLines w:val="0"/>
         <w:pageBreakBefore w:val="0"/>
@@ -3042,7 +3120,7 @@
     </w:p>
     <w:p>
       <w:pPr>
-        <w:pStyle w:val="a1"/>
+        <w:pStyle w:val="29"/>
         <w:keepNext w:val="0"/>
         <w:keepLines w:val="0"/>
         <w:pageBreakBefore w:val="0"/>
@@ -3072,14 +3150,14 @@
     </w:p>
     <w:p>
       <w:pPr>
-        <w:pStyle w:val="2"/>
+        <w:pStyle w:val="30"/>
         <w:bidi w:val="0"/>
         <w:rPr>
           <w:rFonts w:hint="default"/>
           <w:lang w:val="en-US" w:eastAsia="zh-CN"/>
         </w:rPr>
       </w:pPr>
-      <w:bookmarkStart w:id="8" w:name="_Toc10936"/>
+      <w:bookmarkStart w:id="7" w:name="_Toc10936"/>
       <w:r>
         <w:rPr>
           <w:rFonts w:hint="default"/>
@@ -3087,11 +3165,11 @@
         </w:rPr>
         <w:t>日常运维：</w:t>
       </w:r>
-      <w:bookmarkEnd w:id="8"/>
+      <w:bookmarkEnd w:id="7"/>
     </w:p>
     <w:p>
       <w:pPr>
-        <w:pStyle w:val="a1"/>
+        <w:pStyle w:val="29"/>
         <w:keepNext w:val="0"/>
         <w:keepLines w:val="0"/>
         <w:pageBreakBefore w:val="0"/>
@@ -3121,7 +3199,7 @@
     </w:p>
     <w:p>
       <w:pPr>
-        <w:pStyle w:val="a1"/>
+        <w:pStyle w:val="29"/>
         <w:keepNext w:val="0"/>
         <w:keepLines w:val="0"/>
         <w:pageBreakBefore w:val="0"/>
@@ -3151,7 +3229,7 @@
     </w:p>
     <w:p>
       <w:pPr>
-        <w:pStyle w:val="a1"/>
+        <w:pStyle w:val="29"/>
         <w:keepNext w:val="0"/>
         <w:keepLines w:val="0"/>
         <w:pageBreakBefore w:val="0"/>
@@ -3181,7 +3259,7 @@
     </w:p>
     <w:p>
       <w:pPr>
-        <w:pStyle w:val="1"/>
+        <w:pStyle w:val="28"/>
         <w:keepNext w:val="0"/>
         <w:keepLines w:val="0"/>
         <w:pageBreakBefore w:val="0"/>
@@ -3201,7 +3279,7 @@
           <w:lang w:val="en-US" w:eastAsia="zh-CN"/>
         </w:rPr>
       </w:pPr>
-      <w:bookmarkStart w:id="9" w:name="_Toc5866"/>
+      <w:bookmarkStart w:id="8" w:name="_Toc5866"/>
       <w:r>
         <w:rPr>
           <w:rFonts w:hint="default"/>
@@ -3209,11 +3287,11 @@
         </w:rPr>
         <w:t>资源投入与保障措施落实情况</w:t>
       </w:r>
-      <w:bookmarkEnd w:id="9"/>
+      <w:bookmarkEnd w:id="8"/>
     </w:p>
     <w:p>
       <w:pPr>
-        <w:pStyle w:val="a1"/>
+        <w:pStyle w:val="29"/>
         <w:keepNext w:val="0"/>
         <w:keepLines w:val="0"/>
         <w:pageBreakBefore w:val="0"/>
@@ -3243,7 +3321,7 @@
     </w:p>
     <w:p>
       <w:pPr>
-        <w:pStyle w:val="a1"/>
+        <w:pStyle w:val="29"/>
         <w:keepNext w:val="0"/>
         <w:keepLines w:val="0"/>
         <w:pageBreakBefore w:val="0"/>
@@ -3273,7 +3351,7 @@
     </w:p>
     <w:p>
       <w:pPr>
-        <w:pStyle w:val="a1"/>
+        <w:pStyle w:val="29"/>
         <w:keepNext w:val="0"/>
         <w:keepLines w:val="0"/>
         <w:pageBreakBefore w:val="0"/>
@@ -3303,7 +3381,7 @@
     </w:p>
     <w:p>
       <w:pPr>
-        <w:pStyle w:val="1"/>
+        <w:pStyle w:val="28"/>
         <w:keepNext w:val="0"/>
         <w:keepLines w:val="0"/>
         <w:pageBreakBefore w:val="0"/>
@@ -3323,38 +3401,38 @@
           <w:lang w:val="en-US" w:eastAsia="zh-CN"/>
         </w:rPr>
       </w:pPr>
-      <w:bookmarkStart w:id="10" w:name="_Toc23744"/>
+      <w:bookmarkStart w:id="9" w:name="_Toc23744"/>
       <w:r>
         <w:rPr>
           <w:rFonts w:hint="default"/>
           <w:lang w:val="en-US" w:eastAsia="zh-CN"/>
         </w:rPr>
         <w:t>风险应对与待改进事项</w:t>
+      </w:r>
+      <w:bookmarkEnd w:id="9"/>
+    </w:p>
+    <w:p>
+      <w:pPr>
+        <w:pStyle w:val="30"/>
+        <w:bidi w:val="0"/>
+        <w:rPr>
+          <w:rFonts w:hint="default"/>
+          <w:lang w:val="en-US" w:eastAsia="zh-CN"/>
+        </w:rPr>
+      </w:pPr>
+      <w:bookmarkStart w:id="10" w:name="_Toc30570"/>
+      <w:r>
+        <w:rPr>
+          <w:rFonts w:hint="default"/>
+          <w:lang w:val="en-US" w:eastAsia="zh-CN"/>
+        </w:rPr>
+        <w:t>已应对的风险</w:t>
       </w:r>
       <w:bookmarkEnd w:id="10"/>
     </w:p>
     <w:p>
       <w:pPr>
-        <w:pStyle w:val="2"/>
-        <w:bidi w:val="0"/>
-        <w:rPr>
-          <w:rFonts w:hint="default"/>
-          <w:lang w:val="en-US" w:eastAsia="zh-CN"/>
-        </w:rPr>
-      </w:pPr>
-      <w:bookmarkStart w:id="11" w:name="_Toc30570"/>
-      <w:r>
-        <w:rPr>
-          <w:rFonts w:hint="default"/>
-          <w:lang w:val="en-US" w:eastAsia="zh-CN"/>
-        </w:rPr>
-        <w:t>已应对的风险</w:t>
-      </w:r>
-      <w:bookmarkEnd w:id="11"/>
-    </w:p>
-    <w:p>
-      <w:pPr>
-        <w:pStyle w:val="a1"/>
+        <w:pStyle w:val="29"/>
         <w:keepNext w:val="0"/>
         <w:keepLines w:val="0"/>
         <w:pageBreakBefore w:val="0"/>
@@ -3384,7 +3462,7 @@
     </w:p>
     <w:p>
       <w:pPr>
-        <w:pStyle w:val="a1"/>
+        <w:pStyle w:val="29"/>
         <w:keepNext w:val="0"/>
         <w:keepLines w:val="0"/>
         <w:pageBreakBefore w:val="0"/>
@@ -3414,14 +3492,14 @@
     </w:p>
     <w:p>
       <w:pPr>
-        <w:pStyle w:val="2"/>
+        <w:pStyle w:val="30"/>
         <w:bidi w:val="0"/>
         <w:rPr>
           <w:rFonts w:hint="default"/>
           <w:lang w:val="en-US" w:eastAsia="zh-CN"/>
         </w:rPr>
       </w:pPr>
-      <w:bookmarkStart w:id="12" w:name="_Toc153"/>
+      <w:bookmarkStart w:id="11" w:name="_Toc153"/>
       <w:r>
         <w:rPr>
           <w:rFonts w:hint="default"/>
@@ -3429,11 +3507,11 @@
         </w:rPr>
         <w:t>待改进事项与后续计划</w:t>
       </w:r>
-      <w:bookmarkEnd w:id="12"/>
+      <w:bookmarkEnd w:id="11"/>
     </w:p>
     <w:p>
       <w:pPr>
-        <w:pStyle w:val="a1"/>
+        <w:pStyle w:val="29"/>
         <w:keepNext w:val="0"/>
         <w:keepLines w:val="0"/>
         <w:pageBreakBefore w:val="0"/>
@@ -3463,7 +3541,7 @@
     </w:p>
     <w:p>
       <w:pPr>
-        <w:pStyle w:val="a1"/>
+        <w:pStyle w:val="29"/>
         <w:keepNext w:val="0"/>
         <w:keepLines w:val="0"/>
         <w:pageBreakBefore w:val="0"/>
@@ -3493,7 +3571,7 @@
     </w:p>
     <w:p>
       <w:pPr>
-        <w:pStyle w:val="a1"/>
+        <w:pStyle w:val="29"/>
         <w:keepNext w:val="0"/>
         <w:keepLines w:val="0"/>
         <w:pageBreakBefore w:val="0"/>
@@ -3523,7 +3601,7 @@
     </w:p>
     <w:p>
       <w:pPr>
-        <w:pStyle w:val="a1"/>
+        <w:pStyle w:val="29"/>
         <w:keepNext w:val="0"/>
         <w:keepLines w:val="0"/>
         <w:pageBreakBefore w:val="0"/>
@@ -3553,7 +3631,7 @@
     </w:p>
     <w:p>
       <w:pPr>
-        <w:pStyle w:val="1"/>
+        <w:pStyle w:val="28"/>
         <w:keepNext w:val="0"/>
         <w:keepLines w:val="0"/>
         <w:pageBreakBefore w:val="0"/>
@@ -3573,7 +3651,7 @@
           <w:lang w:val="en-US" w:eastAsia="zh-CN"/>
         </w:rPr>
       </w:pPr>
-      <w:bookmarkStart w:id="13" w:name="_Toc16502"/>
+      <w:bookmarkStart w:id="12" w:name="_Toc16502"/>
       <w:r>
         <w:rPr>
           <w:rFonts w:hint="default"/>
@@ -3581,11 +3659,11 @@
         </w:rPr>
         <w:t>下一阶段重点工作计划</w:t>
       </w:r>
-      <w:bookmarkEnd w:id="13"/>
+      <w:bookmarkEnd w:id="12"/>
     </w:p>
     <w:p>
       <w:pPr>
-        <w:pStyle w:val="a1"/>
+        <w:pStyle w:val="29"/>
         <w:keepNext w:val="0"/>
         <w:keepLines w:val="0"/>
         <w:pageBreakBefore w:val="0"/>
@@ -3615,7 +3693,7 @@
     </w:p>
     <w:p>
       <w:pPr>
-        <w:pStyle w:val="a1"/>
+        <w:pStyle w:val="29"/>
         <w:keepNext w:val="0"/>
         <w:keepLines w:val="0"/>
         <w:pageBreakBefore w:val="0"/>
@@ -3633,7 +3711,7 @@
         <w:bidi w:val="0"/>
         <w:adjustRightInd w:val="0"/>
         <w:snapToGrid w:val="0"/>
-        <w:ind w:left="425" w:hanging="425" w:leftChars="0" w:firstLineChars="0"/>
+        <w:ind w:left="425" w:leftChars="0" w:hanging="425" w:firstLineChars="0"/>
         <w:textAlignment w:val="baseline"/>
         <w:rPr>
           <w:rFonts w:hint="default"/>
@@ -3650,7 +3728,7 @@
     </w:p>
     <w:p>
       <w:pPr>
-        <w:pStyle w:val="a1"/>
+        <w:pStyle w:val="29"/>
         <w:keepNext w:val="0"/>
         <w:keepLines w:val="0"/>
         <w:pageBreakBefore w:val="0"/>
@@ -3668,7 +3746,7 @@
         <w:bidi w:val="0"/>
         <w:adjustRightInd w:val="0"/>
         <w:snapToGrid w:val="0"/>
-        <w:ind w:left="425" w:hanging="425" w:leftChars="0" w:firstLineChars="0"/>
+        <w:ind w:left="425" w:leftChars="0" w:hanging="425" w:firstLineChars="0"/>
         <w:textAlignment w:val="baseline"/>
         <w:rPr>
           <w:rFonts w:hint="default"/>
@@ -3685,7 +3763,7 @@
     </w:p>
     <w:p>
       <w:pPr>
-        <w:pStyle w:val="a1"/>
+        <w:pStyle w:val="29"/>
         <w:keepNext w:val="0"/>
         <w:keepLines w:val="0"/>
         <w:pageBreakBefore w:val="0"/>
@@ -3703,7 +3781,7 @@
         <w:bidi w:val="0"/>
         <w:adjustRightInd w:val="0"/>
         <w:snapToGrid w:val="0"/>
-        <w:ind w:left="425" w:hanging="425" w:leftChars="0" w:firstLineChars="0"/>
+        <w:ind w:left="425" w:leftChars="0" w:hanging="425" w:firstLineChars="0"/>
         <w:textAlignment w:val="baseline"/>
         <w:rPr>
           <w:rFonts w:hint="default"/>
@@ -3720,7 +3798,7 @@
     </w:p>
     <w:p>
       <w:pPr>
-        <w:pStyle w:val="a1"/>
+        <w:pStyle w:val="29"/>
         <w:keepNext w:val="0"/>
         <w:keepLines w:val="0"/>
         <w:pageBreakBefore w:val="0"/>
@@ -3738,7 +3816,7 @@
         <w:bidi w:val="0"/>
         <w:adjustRightInd w:val="0"/>
         <w:snapToGrid w:val="0"/>
-        <w:ind w:left="425" w:hanging="425" w:leftChars="0" w:firstLineChars="0"/>
+        <w:ind w:left="425" w:leftChars="0" w:hanging="425" w:firstLineChars="0"/>
         <w:textAlignment w:val="baseline"/>
         <w:rPr>
           <w:rFonts w:hint="default"/>
@@ -3755,7 +3833,7 @@
     </w:p>
     <w:p>
       <w:pPr>
-        <w:pStyle w:val="a1"/>
+        <w:pStyle w:val="29"/>
         <w:keepNext w:val="0"/>
         <w:keepLines w:val="0"/>
         <w:pageBreakBefore w:val="0"/>
@@ -3782,23 +3860,73 @@
       </w:pPr>
     </w:p>
     <w:sectPr>
-      <w:headerReference w:type="default" r:id="rId6"/>
+      <w:headerReference r:id="rId5" w:type="default"/>
       <w:pgSz w:w="11906" w:h="16838"/>
       <w:pgMar w:top="1417" w:right="1800" w:bottom="1440" w:left="1800" w:header="1140" w:footer="992" w:gutter="0"/>
-      <w:cols w:num="1" w:space="425"/>
+      <w:cols w:space="425" w:num="1"/>
       <w:docGrid w:type="lines" w:linePitch="312" w:charSpace="0"/>
     </w:sectPr>
   </w:body>
 </w:document>
 </file>
 
+<file path=word/endnotes.xml><?xml version="1.0" encoding="utf-8"?>
+<w:endnotes xmlns:wpc="http://schemas.microsoft.com/office/word/2010/wordprocessingCanvas" xmlns:mc="http://schemas.openxmlformats.org/markup-compatibility/2006" xmlns:o="urn:schemas-microsoft-com:office:office" xmlns:r="http://schemas.openxmlformats.org/officeDocument/2006/relationships" xmlns:m="http://schemas.openxmlformats.org/officeDocument/2006/math" xmlns:v="urn:schemas-microsoft-com:vml" xmlns:wp14="http://schemas.microsoft.com/office/word/2010/wordprocessingDrawing" xmlns:wp="http://schemas.openxmlformats.org/drawingml/2006/wordprocessingDrawing" xmlns:w="http://schemas.openxmlformats.org/wordprocessingml/2006/main" xmlns:w14="http://schemas.microsoft.com/office/word/2010/wordml" xmlns:w15="http://schemas.microsoft.com/office/word/2012/wordml" xmlns:w10="urn:schemas-microsoft-com:office:word" xmlns:wpg="http://schemas.microsoft.com/office/word/2010/wordprocessingGroup" xmlns:wpi="http://schemas.microsoft.com/office/word/2010/wordprocessingInk" xmlns:wne="http://schemas.microsoft.com/office/word/2006/wordml" xmlns:wps="http://schemas.microsoft.com/office/word/2010/wordprocessingShape" xmlns:wpsCustomData="http://www.wps.cn/officeDocument/2013/wpsCustomData" mc:Ignorable="w14 w15 wp14">
+  <w:endnote w:type="separator" w:id="0">
+    <w:p>
+      <w:pPr>
+        <w:spacing w:line="240" w:lineRule="auto"/>
+      </w:pPr>
+      <w:r>
+        <w:separator/>
+      </w:r>
+    </w:p>
+  </w:endnote>
+  <w:endnote w:type="continuationSeparator" w:id="1">
+    <w:p>
+      <w:pPr>
+        <w:spacing w:line="240" w:lineRule="auto"/>
+      </w:pPr>
+      <w:r>
+        <w:continuationSeparator/>
+      </w:r>
+    </w:p>
+  </w:endnote>
+</w:endnotes>
+</file>
+
+<file path=word/footnotes.xml><?xml version="1.0" encoding="utf-8"?>
+<w:footnotes xmlns:wpc="http://schemas.microsoft.com/office/word/2010/wordprocessingCanvas" xmlns:mc="http://schemas.openxmlformats.org/markup-compatibility/2006" xmlns:o="urn:schemas-microsoft-com:office:office" xmlns:r="http://schemas.openxmlformats.org/officeDocument/2006/relationships" xmlns:m="http://schemas.openxmlformats.org/officeDocument/2006/math" xmlns:v="urn:schemas-microsoft-com:vml" xmlns:wp14="http://schemas.microsoft.com/office/word/2010/wordprocessingDrawing" xmlns:wp="http://schemas.openxmlformats.org/drawingml/2006/wordprocessingDrawing" xmlns:w="http://schemas.openxmlformats.org/wordprocessingml/2006/main" xmlns:w14="http://schemas.microsoft.com/office/word/2010/wordml" xmlns:w15="http://schemas.microsoft.com/office/word/2012/wordml" xmlns:w10="urn:schemas-microsoft-com:office:word" xmlns:wpg="http://schemas.microsoft.com/office/word/2010/wordprocessingGroup" xmlns:wpi="http://schemas.microsoft.com/office/word/2010/wordprocessingInk" xmlns:wne="http://schemas.microsoft.com/office/word/2006/wordml" xmlns:wps="http://schemas.microsoft.com/office/word/2010/wordprocessingShape" xmlns:wpsCustomData="http://www.wps.cn/officeDocument/2013/wpsCustomData" mc:Ignorable="w14 w15 wp14">
+  <w:footnote w:type="separator" w:id="0">
+    <w:p>
+      <w:pPr>
+        <w:spacing w:line="360" w:lineRule="auto"/>
+      </w:pPr>
+      <w:r>
+        <w:separator/>
+      </w:r>
+    </w:p>
+  </w:footnote>
+  <w:footnote w:type="continuationSeparator" w:id="1">
+    <w:p>
+      <w:pPr>
+        <w:spacing w:line="360" w:lineRule="auto"/>
+      </w:pPr>
+      <w:r>
+        <w:continuationSeparator/>
+      </w:r>
+    </w:p>
+  </w:footnote>
+</w:footnotes>
+</file>
+
 <file path=word/header1.xml><?xml version="1.0" encoding="utf-8"?>
-<w:hdr xmlns:wpc="http://schemas.microsoft.com/office/word/2010/wordprocessingCanvas" xmlns:mc="http://schemas.openxmlformats.org/markup-compatibility/2006" xmlns:o="urn:schemas-microsoft-com:office:office" xmlns:r="http://schemas.openxmlformats.org/officeDocument/2006/relationships" xmlns:m="http://schemas.openxmlformats.org/officeDocument/2006/math" xmlns:v="urn:schemas-microsoft-com:vml" xmlns:wp14="http://schemas.microsoft.com/office/word/2010/wordprocessingDrawing" xmlns:wp="http://schemas.openxmlformats.org/drawingml/2006/wordprocessingDrawing" xmlns:w10="urn:schemas-microsoft-com:office:word" xmlns:w="http://schemas.openxmlformats.org/wordprocessingml/2006/main" xmlns:w14="http://schemas.microsoft.com/office/word/2010/wordml" xmlns:w15="http://schemas.microsoft.com/office/word/2012/wordml" xmlns:wne="http://schemas.microsoft.com/office/word/2006/wordml" xmlns:wpg="http://schemas.microsoft.com/office/word/2010/wordprocessingGroup" xmlns:wpi="http://schemas.microsoft.com/office/word/2010/wordprocessingInk" xmlns:wps="http://schemas.microsoft.com/office/word/2010/wordprocessingShape" mc:Ignorable="w14 w15 wp14">
+<w:hdr xmlns:wpc="http://schemas.microsoft.com/office/word/2010/wordprocessingCanvas" xmlns:mc="http://schemas.openxmlformats.org/markup-compatibility/2006" xmlns:o="urn:schemas-microsoft-com:office:office" xmlns:r="http://schemas.openxmlformats.org/officeDocument/2006/relationships" xmlns:m="http://schemas.openxmlformats.org/officeDocument/2006/math" xmlns:v="urn:schemas-microsoft-com:vml" xmlns:wp14="http://schemas.microsoft.com/office/word/2010/wordprocessingDrawing" xmlns:wp="http://schemas.openxmlformats.org/drawingml/2006/wordprocessingDrawing" xmlns:w10="urn:schemas-microsoft-com:office:word" xmlns:w="http://schemas.openxmlformats.org/wordprocessingml/2006/main" xmlns:w14="http://schemas.microsoft.com/office/word/2010/wordml" xmlns:w15="http://schemas.microsoft.com/office/word/2012/wordml" xmlns:wpg="http://schemas.microsoft.com/office/word/2010/wordprocessingGroup" xmlns:wpi="http://schemas.microsoft.com/office/word/2010/wordprocessingInk" xmlns:wne="http://schemas.microsoft.com/office/word/2006/wordml" xmlns:wps="http://schemas.microsoft.com/office/word/2010/wordprocessingShape" xmlns:wpsCustomData="http://www.wps.cn/officeDocument/2013/wpsCustomData" mc:Ignorable="w14 w15 wp14">
   <w:p>
     <w:pPr>
-      <w:pStyle w:val="Header"/>
+      <w:pStyle w:val="15"/>
       <w:pBdr>
-        <w:bottom w:val="single" w:sz="4" w:space="1" w:color="auto"/>
+        <w:bottom w:val="single" w:color="auto" w:sz="4" w:space="1"/>
       </w:pBdr>
       <w:tabs>
         <w:tab w:val="left" w:pos="335"/>
@@ -3806,27 +3934,27 @@
       </w:tabs>
       <w:jc w:val="right"/>
       <w:rPr>
-        <w:rFonts w:eastAsiaTheme="minorEastAsia" w:hint="eastAsia"/>
+        <w:rFonts w:hint="eastAsia" w:eastAsiaTheme="minorEastAsia"/>
         <w:lang w:eastAsia="zh-CN"/>
       </w:rPr>
     </w:pPr>
     <w:r>
       <w:rPr>
-        <w:rFonts w:eastAsiaTheme="minorEastAsia" w:hint="eastAsia"/>
+        <w:rFonts w:hint="eastAsia" w:eastAsiaTheme="minorEastAsia"/>
         <w:lang w:val="en-US" w:eastAsia="zh-CN"/>
       </w:rPr>
       <w:tab/>
     </w:r>
     <w:r>
       <w:rPr>
-        <w:rFonts w:eastAsiaTheme="minorEastAsia" w:hint="eastAsia"/>
+        <w:rFonts w:hint="eastAsia" w:eastAsiaTheme="minorEastAsia"/>
         <w:lang w:val="en-US" w:eastAsia="zh-CN"/>
       </w:rPr>
       <w:tab/>
     </w:r>
     <w:r>
       <w:rPr>
-        <w:rFonts w:eastAsiaTheme="minorEastAsia" w:hint="eastAsia"/>
+        <w:rFonts w:hint="eastAsia" w:eastAsiaTheme="minorEastAsia"/>
         <w:lang w:val="en-US" w:eastAsia="zh-CN"/>
       </w:rPr>
       <w:t>江西通信产业服务有限公司</w:t>
@@ -3836,15 +3964,15 @@
 </file>
 
 <file path=word/numbering.xml><?xml version="1.0" encoding="utf-8"?>
-<w:numbering xmlns:wpc="http://schemas.microsoft.com/office/word/2010/wordprocessingCanvas" xmlns:mc="http://schemas.openxmlformats.org/markup-compatibility/2006" xmlns:o="urn:schemas-microsoft-com:office:office" xmlns:r="http://schemas.openxmlformats.org/officeDocument/2006/relationships" xmlns:m="http://schemas.openxmlformats.org/officeDocument/2006/math" xmlns:v="urn:schemas-microsoft-com:vml" xmlns:wp14="http://schemas.microsoft.com/office/word/2010/wordprocessingDrawing" xmlns:wp="http://schemas.openxmlformats.org/drawingml/2006/wordprocessingDrawing" xmlns:w10="urn:schemas-microsoft-com:office:word" xmlns:w="http://schemas.openxmlformats.org/wordprocessingml/2006/main" xmlns:w14="http://schemas.microsoft.com/office/word/2010/wordml" xmlns:w15="http://schemas.microsoft.com/office/word/2012/wordml" xmlns:wne="http://schemas.microsoft.com/office/word/2006/wordml" xmlns:wpg="http://schemas.microsoft.com/office/word/2010/wordprocessingGroup" xmlns:wpi="http://schemas.microsoft.com/office/word/2010/wordprocessingInk" xmlns:wps="http://schemas.microsoft.com/office/word/2010/wordprocessingShape" mc:Ignorable="w14 w15 wp14">
+<w:numbering xmlns:wpc="http://schemas.microsoft.com/office/word/2010/wordprocessingCanvas" xmlns:mc="http://schemas.openxmlformats.org/markup-compatibility/2006" xmlns:o="urn:schemas-microsoft-com:office:office" xmlns:r="http://schemas.openxmlformats.org/officeDocument/2006/relationships" xmlns:m="http://schemas.openxmlformats.org/officeDocument/2006/math" xmlns:v="urn:schemas-microsoft-com:vml" xmlns:wp14="http://schemas.microsoft.com/office/word/2010/wordprocessingDrawing" xmlns:wp="http://schemas.openxmlformats.org/drawingml/2006/wordprocessingDrawing" xmlns:w10="urn:schemas-microsoft-com:office:word" xmlns:w="http://schemas.openxmlformats.org/wordprocessingml/2006/main" xmlns:w14="http://schemas.microsoft.com/office/word/2010/wordml" xmlns:wpg="http://schemas.microsoft.com/office/word/2010/wordprocessingGroup" xmlns:wpi="http://schemas.microsoft.com/office/word/2010/wordprocessingInk" xmlns:wne="http://schemas.microsoft.com/office/word/2006/wordml" xmlns:wps="http://schemas.microsoft.com/office/word/2010/wordprocessingShape" xmlns:wpsCustomData="http://www.wps.cn/officeDocument/2013/wpsCustomData" mc:Ignorable="w14 wp14">
   <w:abstractNum w:abstractNumId="0">
     <w:nsid w:val="8E964DCE"/>
     <w:multiLevelType w:val="multilevel"/>
     <w:tmpl w:val="8E964DCE"/>
-    <w:lvl w:ilvl="0">
+    <w:lvl w:ilvl="0" w:tentative="0">
       <w:start w:val="1"/>
       <w:numFmt w:val="decimal"/>
-      <w:pStyle w:val="Heading1"/>
+      <w:pStyle w:val="2"/>
       <w:lvlText w:val="%1."/>
       <w:lvlJc w:val="left"/>
       <w:pPr>
@@ -3854,10 +3982,10 @@
         <w:rFonts w:hint="default"/>
       </w:rPr>
     </w:lvl>
-    <w:lvl w:ilvl="1">
+    <w:lvl w:ilvl="1" w:tentative="0">
       <w:start w:val="1"/>
       <w:numFmt w:val="decimal"/>
-      <w:pStyle w:val="Heading2"/>
+      <w:pStyle w:val="3"/>
       <w:lvlText w:val="%1.%2."/>
       <w:lvlJc w:val="left"/>
       <w:pPr>
@@ -3867,10 +3995,10 @@
         <w:rFonts w:hint="default"/>
       </w:rPr>
     </w:lvl>
-    <w:lvl w:ilvl="2">
+    <w:lvl w:ilvl="2" w:tentative="0">
       <w:start w:val="1"/>
       <w:numFmt w:val="decimal"/>
-      <w:pStyle w:val="Heading3"/>
+      <w:pStyle w:val="4"/>
       <w:lvlText w:val="%1.%2.%3."/>
       <w:lvlJc w:val="left"/>
       <w:pPr>
@@ -3880,10 +4008,10 @@
         <w:rFonts w:hint="default"/>
       </w:rPr>
     </w:lvl>
-    <w:lvl w:ilvl="3">
+    <w:lvl w:ilvl="3" w:tentative="0">
       <w:start w:val="1"/>
       <w:numFmt w:val="decimal"/>
-      <w:pStyle w:val="Heading4"/>
+      <w:pStyle w:val="5"/>
       <w:lvlText w:val="%1.%2.%3.%4."/>
       <w:lvlJc w:val="left"/>
       <w:pPr>
@@ -3893,10 +4021,10 @@
         <w:rFonts w:hint="default"/>
       </w:rPr>
     </w:lvl>
-    <w:lvl w:ilvl="4">
+    <w:lvl w:ilvl="4" w:tentative="0">
       <w:start w:val="1"/>
       <w:numFmt w:val="decimal"/>
-      <w:pStyle w:val="Heading5"/>
+      <w:pStyle w:val="6"/>
       <w:lvlText w:val="%1.%2.%3.%4.%5."/>
       <w:lvlJc w:val="left"/>
       <w:pPr>
@@ -3906,10 +4034,10 @@
         <w:rFonts w:hint="default"/>
       </w:rPr>
     </w:lvl>
-    <w:lvl w:ilvl="5">
+    <w:lvl w:ilvl="5" w:tentative="0">
       <w:start w:val="1"/>
       <w:numFmt w:val="decimal"/>
-      <w:pStyle w:val="Heading6"/>
+      <w:pStyle w:val="7"/>
       <w:lvlText w:val="%1.%2.%3.%4.%5.%6."/>
       <w:lvlJc w:val="left"/>
       <w:pPr>
@@ -3919,10 +4047,10 @@
         <w:rFonts w:hint="default"/>
       </w:rPr>
     </w:lvl>
-    <w:lvl w:ilvl="6">
+    <w:lvl w:ilvl="6" w:tentative="0">
       <w:start w:val="1"/>
       <w:numFmt w:val="decimal"/>
-      <w:pStyle w:val="Heading7"/>
+      <w:pStyle w:val="8"/>
       <w:lvlText w:val="%1.%2.%3.%4.%5.%6.%7."/>
       <w:lvlJc w:val="left"/>
       <w:pPr>
@@ -3932,10 +4060,10 @@
         <w:rFonts w:hint="default"/>
       </w:rPr>
     </w:lvl>
-    <w:lvl w:ilvl="7">
+    <w:lvl w:ilvl="7" w:tentative="0">
       <w:start w:val="1"/>
       <w:numFmt w:val="decimal"/>
-      <w:pStyle w:val="Heading8"/>
+      <w:pStyle w:val="9"/>
       <w:lvlText w:val="%1.%2.%3.%4.%5.%6.%7.%8."/>
       <w:lvlJc w:val="left"/>
       <w:pPr>
@@ -3945,10 +4073,10 @@
         <w:rFonts w:hint="default"/>
       </w:rPr>
     </w:lvl>
-    <w:lvl w:ilvl="8">
+    <w:lvl w:ilvl="8" w:tentative="0">
       <w:start w:val="1"/>
       <w:numFmt w:val="decimal"/>
-      <w:pStyle w:val="Heading9"/>
+      <w:pStyle w:val="10"/>
       <w:lvlText w:val="%1.%2.%3.%4.%5.%6.%7.%8.%9."/>
       <w:lvlJc w:val="left"/>
       <w:pPr>
@@ -3963,7 +4091,7 @@
     <w:nsid w:val="0E5F7D41"/>
     <w:multiLevelType w:val="singleLevel"/>
     <w:tmpl w:val="0E5F7D41"/>
-    <w:lvl w:ilvl="0">
+    <w:lvl w:ilvl="0" w:tentative="0">
       <w:start w:val="1"/>
       <w:numFmt w:val="decimal"/>
       <w:lvlText w:val="%1."/>
@@ -3986,267 +4114,269 @@
 </file>
 
 <file path=word/styles.xml><?xml version="1.0" encoding="utf-8"?>
-<w:styles xmlns:mc="http://schemas.openxmlformats.org/markup-compatibility/2006" xmlns:r="http://schemas.openxmlformats.org/officeDocument/2006/relationships" xmlns:w="http://schemas.openxmlformats.org/wordprocessingml/2006/main" xmlns:w14="http://schemas.microsoft.com/office/word/2010/wordml" xmlns:w15="http://schemas.microsoft.com/office/word/2012/wordml" mc:Ignorable="w14 w15">
+<w:styles xmlns:mc="http://schemas.openxmlformats.org/markup-compatibility/2006" xmlns:o="urn:schemas-microsoft-com:office:office" xmlns:r="http://schemas.openxmlformats.org/officeDocument/2006/relationships" xmlns:m="http://schemas.openxmlformats.org/officeDocument/2006/math" xmlns:v="urn:schemas-microsoft-com:vml" xmlns:w="http://schemas.openxmlformats.org/wordprocessingml/2006/main" xmlns:w14="http://schemas.microsoft.com/office/word/2010/wordml" xmlns:w10="urn:schemas-microsoft-com:office:word" xmlns:sl="http://schemas.openxmlformats.org/schemaLibrary/2006/main" xmlns:wpsCustomData="http://www.wps.cn/officeDocument/2013/wpsCustomData" mc:Ignorable="w14">
   <w:docDefaults>
     <w:rPrDefault>
       <w:rPr>
-        <w:rFonts w:ascii="Times New Roman" w:eastAsia="宋体" w:hAnsi="Times New Roman" w:cs="Times New Roman"/>
+        <w:rFonts w:ascii="Times New Roman" w:hAnsi="Times New Roman" w:eastAsia="宋体" w:cs="Times New Roman"/>
       </w:rPr>
     </w:rPrDefault>
     <w:pPrDefault/>
   </w:docDefaults>
-  <w:latentStyles w:defLockedState="0" w:defUIPriority="99" w:defSemiHidden="1" w:defUnhideWhenUsed="1" w:defQFormat="0" w:count="260">
-    <w:lsdException w:name="Normal" w:semiHidden="0" w:uiPriority="0" w:unhideWhenUsed="0" w:qFormat="1"/>
-    <w:lsdException w:name="heading 1" w:semiHidden="0" w:uiPriority="0" w:unhideWhenUsed="0" w:qFormat="1"/>
-    <w:lsdException w:name="heading 2" w:semiHidden="0" w:uiPriority="0" w:qFormat="1"/>
-    <w:lsdException w:name="heading 3" w:uiPriority="0" w:qFormat="1"/>
-    <w:lsdException w:name="heading 4" w:semiHidden="0" w:uiPriority="0" w:qFormat="1"/>
-    <w:lsdException w:name="heading 5" w:uiPriority="0" w:qFormat="1"/>
-    <w:lsdException w:name="heading 6" w:uiPriority="0" w:qFormat="1"/>
-    <w:lsdException w:name="heading 7" w:uiPriority="0" w:qFormat="1"/>
-    <w:lsdException w:name="heading 8" w:uiPriority="0" w:qFormat="1"/>
-    <w:lsdException w:name="heading 9" w:uiPriority="0" w:qFormat="1"/>
-    <w:lsdException w:name="index 1" w:semiHidden="0" w:uiPriority="0" w:unhideWhenUsed="0"/>
-    <w:lsdException w:name="index 2" w:semiHidden="0" w:uiPriority="0" w:unhideWhenUsed="0"/>
-    <w:lsdException w:name="index 3" w:semiHidden="0" w:uiPriority="0" w:unhideWhenUsed="0"/>
-    <w:lsdException w:name="index 4" w:semiHidden="0" w:uiPriority="0" w:unhideWhenUsed="0"/>
-    <w:lsdException w:name="index 5" w:semiHidden="0" w:uiPriority="0" w:unhideWhenUsed="0"/>
-    <w:lsdException w:name="index 6" w:semiHidden="0" w:uiPriority="0" w:unhideWhenUsed="0"/>
-    <w:lsdException w:name="index 7" w:semiHidden="0" w:uiPriority="0" w:unhideWhenUsed="0"/>
-    <w:lsdException w:name="index 8" w:semiHidden="0" w:uiPriority="0" w:unhideWhenUsed="0"/>
-    <w:lsdException w:name="index 9" w:semiHidden="0" w:uiPriority="0" w:unhideWhenUsed="0"/>
-    <w:lsdException w:name="toc 1" w:semiHidden="0" w:uiPriority="0" w:unhideWhenUsed="0" w:qFormat="1"/>
-    <w:lsdException w:name="toc 2" w:semiHidden="0" w:uiPriority="0" w:unhideWhenUsed="0" w:qFormat="1"/>
-    <w:lsdException w:name="toc 3" w:semiHidden="0" w:uiPriority="0" w:unhideWhenUsed="0" w:qFormat="1"/>
-    <w:lsdException w:name="toc 4" w:semiHidden="0" w:uiPriority="0" w:unhideWhenUsed="0"/>
-    <w:lsdException w:name="toc 5" w:semiHidden="0" w:uiPriority="0" w:unhideWhenUsed="0"/>
-    <w:lsdException w:name="toc 6" w:semiHidden="0" w:uiPriority="0" w:unhideWhenUsed="0"/>
-    <w:lsdException w:name="toc 7" w:semiHidden="0" w:uiPriority="0" w:unhideWhenUsed="0"/>
-    <w:lsdException w:name="toc 8" w:semiHidden="0" w:uiPriority="0" w:unhideWhenUsed="0"/>
-    <w:lsdException w:name="toc 9" w:semiHidden="0" w:uiPriority="0" w:unhideWhenUsed="0"/>
-    <w:lsdException w:name="Normal Indent" w:semiHidden="0" w:uiPriority="0" w:unhideWhenUsed="0"/>
-    <w:lsdException w:name="footnote text" w:semiHidden="0" w:uiPriority="0" w:unhideWhenUsed="0"/>
-    <w:lsdException w:name="annotation text" w:semiHidden="0" w:uiPriority="0" w:unhideWhenUsed="0" w:qFormat="1"/>
-    <w:lsdException w:name="header" w:semiHidden="0" w:uiPriority="0" w:unhideWhenUsed="0" w:qFormat="1"/>
-    <w:lsdException w:name="footer" w:semiHidden="0" w:uiPriority="0" w:unhideWhenUsed="0" w:qFormat="1"/>
-    <w:lsdException w:name="index heading" w:semiHidden="0" w:uiPriority="0" w:unhideWhenUsed="0"/>
-    <w:lsdException w:name="caption" w:uiPriority="0" w:qFormat="1"/>
-    <w:lsdException w:name="table of figures" w:semiHidden="0" w:uiPriority="0" w:unhideWhenUsed="0"/>
-    <w:lsdException w:name="envelope address" w:semiHidden="0" w:uiPriority="0" w:unhideWhenUsed="0"/>
-    <w:lsdException w:name="envelope return" w:semiHidden="0" w:uiPriority="0" w:unhideWhenUsed="0"/>
-    <w:lsdException w:name="footnote reference" w:semiHidden="0" w:uiPriority="0" w:unhideWhenUsed="0"/>
-    <w:lsdException w:name="annotation reference" w:semiHidden="0" w:uiPriority="0" w:unhideWhenUsed="0"/>
-    <w:lsdException w:name="line number" w:semiHidden="0" w:uiPriority="0" w:unhideWhenUsed="0"/>
-    <w:lsdException w:name="page number" w:semiHidden="0" w:uiPriority="0" w:unhideWhenUsed="0"/>
-    <w:lsdException w:name="endnote reference" w:semiHidden="0" w:uiPriority="0" w:unhideWhenUsed="0"/>
-    <w:lsdException w:name="endnote text" w:semiHidden="0" w:uiPriority="0" w:unhideWhenUsed="0"/>
-    <w:lsdException w:name="table of authorities" w:semiHidden="0" w:uiPriority="0" w:unhideWhenUsed="0"/>
-    <w:lsdException w:name="macro" w:semiHidden="0" w:uiPriority="0" w:unhideWhenUsed="0"/>
-    <w:lsdException w:name="toa heading" w:semiHidden="0" w:uiPriority="0" w:unhideWhenUsed="0"/>
-    <w:lsdException w:name="List" w:semiHidden="0" w:uiPriority="0" w:unhideWhenUsed="0"/>
-    <w:lsdException w:name="List Bullet" w:semiHidden="0" w:uiPriority="0" w:unhideWhenUsed="0"/>
-    <w:lsdException w:name="List Number" w:semiHidden="0" w:uiPriority="0" w:unhideWhenUsed="0"/>
-    <w:lsdException w:name="List 2" w:semiHidden="0" w:uiPriority="0" w:unhideWhenUsed="0"/>
-    <w:lsdException w:name="List 3" w:semiHidden="0" w:uiPriority="0" w:unhideWhenUsed="0"/>
-    <w:lsdException w:name="List 4" w:semiHidden="0" w:uiPriority="0" w:unhideWhenUsed="0"/>
-    <w:lsdException w:name="List 5" w:semiHidden="0" w:uiPriority="0" w:unhideWhenUsed="0"/>
-    <w:lsdException w:name="List Bullet 2" w:semiHidden="0" w:uiPriority="0" w:unhideWhenUsed="0"/>
-    <w:lsdException w:name="List Bullet 3" w:semiHidden="0" w:uiPriority="0" w:unhideWhenUsed="0"/>
-    <w:lsdException w:name="List Bullet 4" w:semiHidden="0" w:uiPriority="0" w:unhideWhenUsed="0"/>
-    <w:lsdException w:name="List Bullet 5" w:semiHidden="0" w:uiPriority="0" w:unhideWhenUsed="0"/>
-    <w:lsdException w:name="List Number 2" w:semiHidden="0" w:uiPriority="0" w:unhideWhenUsed="0"/>
-    <w:lsdException w:name="List Number 3" w:semiHidden="0" w:uiPriority="0" w:unhideWhenUsed="0"/>
-    <w:lsdException w:name="List Number 4" w:semiHidden="0" w:uiPriority="0" w:unhideWhenUsed="0"/>
-    <w:lsdException w:name="List Number 5" w:semiHidden="0" w:uiPriority="0" w:unhideWhenUsed="0"/>
-    <w:lsdException w:name="Title" w:semiHidden="0" w:uiPriority="0" w:unhideWhenUsed="0" w:qFormat="1"/>
-    <w:lsdException w:name="Closing" w:semiHidden="0" w:uiPriority="0" w:unhideWhenUsed="0"/>
-    <w:lsdException w:name="Signature" w:semiHidden="0" w:uiPriority="0" w:unhideWhenUsed="0"/>
-    <w:lsdException w:name="Default Paragraph Font" w:uiPriority="0" w:unhideWhenUsed="0" w:qFormat="1"/>
-    <w:lsdException w:name="Body Text" w:uiPriority="0" w:unhideWhenUsed="0" w:qFormat="1"/>
-    <w:lsdException w:name="Body Text Indent" w:semiHidden="0" w:uiPriority="0" w:unhideWhenUsed="0"/>
-    <w:lsdException w:name="List Continue" w:semiHidden="0" w:uiPriority="0" w:unhideWhenUsed="0"/>
-    <w:lsdException w:name="List Continue 2" w:semiHidden="0" w:uiPriority="0" w:unhideWhenUsed="0"/>
-    <w:lsdException w:name="List Continue 3" w:semiHidden="0" w:uiPriority="0" w:unhideWhenUsed="0"/>
-    <w:lsdException w:name="List Continue 4" w:semiHidden="0" w:uiPriority="0" w:unhideWhenUsed="0"/>
-    <w:lsdException w:name="List Continue 5" w:semiHidden="0" w:uiPriority="0" w:unhideWhenUsed="0"/>
-    <w:lsdException w:name="Message Header" w:semiHidden="0" w:uiPriority="0" w:unhideWhenUsed="0"/>
-    <w:lsdException w:name="Subtitle" w:semiHidden="0" w:uiPriority="0" w:unhideWhenUsed="0" w:qFormat="1"/>
-    <w:lsdException w:name="Salutation" w:semiHidden="0" w:uiPriority="0" w:unhideWhenUsed="0"/>
-    <w:lsdException w:name="Date" w:semiHidden="0" w:uiPriority="0" w:unhideWhenUsed="0"/>
-    <w:lsdException w:name="Body Text First Indent" w:semiHidden="0" w:uiPriority="0" w:unhideWhenUsed="0"/>
-    <w:lsdException w:name="Body Text First Indent 2" w:semiHidden="0" w:uiPriority="0" w:unhideWhenUsed="0"/>
-    <w:lsdException w:name="Body Text 2" w:semiHidden="0" w:uiPriority="0" w:unhideWhenUsed="0"/>
-    <w:lsdException w:name="Body Text 3" w:semiHidden="0" w:uiPriority="0" w:unhideWhenUsed="0"/>
-    <w:lsdException w:name="Body Text Indent 2" w:semiHidden="0" w:uiPriority="0" w:unhideWhenUsed="0"/>
-    <w:lsdException w:name="Body Text Indent 3" w:semiHidden="0" w:uiPriority="0" w:unhideWhenUsed="0"/>
-    <w:lsdException w:name="Block Text" w:semiHidden="0" w:uiPriority="0" w:unhideWhenUsed="0"/>
-    <w:lsdException w:name="Hyperlink" w:semiHidden="0" w:uiPriority="0" w:unhideWhenUsed="0"/>
-    <w:lsdException w:name="FollowedHyperlink" w:semiHidden="0" w:uiPriority="0" w:unhideWhenUsed="0"/>
-    <w:lsdException w:name="Strong" w:semiHidden="0" w:uiPriority="0" w:unhideWhenUsed="0" w:qFormat="1"/>
-    <w:lsdException w:name="Emphasis" w:semiHidden="0" w:uiPriority="0" w:unhideWhenUsed="0" w:qFormat="1"/>
-    <w:lsdException w:name="Document Map" w:semiHidden="0" w:uiPriority="0" w:unhideWhenUsed="0"/>
-    <w:lsdException w:name="Plain Text" w:semiHidden="0" w:uiPriority="0" w:unhideWhenUsed="0"/>
-    <w:lsdException w:name="E-mail Signature" w:semiHidden="0" w:uiPriority="0" w:unhideWhenUsed="0"/>
-    <w:lsdException w:name="Normal (Web)" w:semiHidden="0" w:uiPriority="0" w:unhideWhenUsed="0" w:qFormat="1"/>
-    <w:lsdException w:name="HTML Acronym" w:semiHidden="0" w:uiPriority="0" w:unhideWhenUsed="0"/>
-    <w:lsdException w:name="HTML Address" w:semiHidden="0" w:uiPriority="0" w:unhideWhenUsed="0"/>
-    <w:lsdException w:name="HTML Cite" w:semiHidden="0" w:uiPriority="0" w:unhideWhenUsed="0"/>
-    <w:lsdException w:name="HTML Code" w:semiHidden="0" w:uiPriority="0" w:unhideWhenUsed="0"/>
-    <w:lsdException w:name="HTML Definition" w:semiHidden="0" w:uiPriority="0" w:unhideWhenUsed="0"/>
-    <w:lsdException w:name="HTML Keyboard" w:semiHidden="0" w:uiPriority="0" w:unhideWhenUsed="0"/>
-    <w:lsdException w:name="HTML Preformatted" w:semiHidden="0" w:uiPriority="0" w:unhideWhenUsed="0"/>
-    <w:lsdException w:name="HTML Sample" w:semiHidden="0" w:uiPriority="0" w:unhideWhenUsed="0"/>
-    <w:lsdException w:name="HTML Typewriter" w:semiHidden="0" w:uiPriority="0" w:unhideWhenUsed="0"/>
-    <w:lsdException w:name="HTML Variable" w:semiHidden="0" w:uiPriority="0" w:unhideWhenUsed="0"/>
-    <w:lsdException w:name="Normal Table" w:uiPriority="0" w:unhideWhenUsed="0" w:qFormat="1"/>
-    <w:lsdException w:name="annotation subject" w:semiHidden="0" w:uiPriority="0" w:unhideWhenUsed="0"/>
-    <w:lsdException w:name="Table Simple 1" w:semiHidden="0" w:uiPriority="0" w:unhideWhenUsed="0"/>
-    <w:lsdException w:name="Table Simple 2" w:semiHidden="0" w:uiPriority="0" w:unhideWhenUsed="0"/>
-    <w:lsdException w:name="Table Simple 3" w:semiHidden="0" w:uiPriority="0" w:unhideWhenUsed="0"/>
-    <w:lsdException w:name="Table Classic 1" w:semiHidden="0" w:uiPriority="0" w:unhideWhenUsed="0"/>
-    <w:lsdException w:name="Table Classic 2" w:semiHidden="0" w:uiPriority="0" w:unhideWhenUsed="0"/>
-    <w:lsdException w:name="Table Classic 3" w:semiHidden="0" w:uiPriority="0" w:unhideWhenUsed="0"/>
-    <w:lsdException w:name="Table Classic 4" w:semiHidden="0" w:uiPriority="0" w:unhideWhenUsed="0"/>
-    <w:lsdException w:name="Table Colorful 1" w:semiHidden="0" w:uiPriority="0" w:unhideWhenUsed="0"/>
-    <w:lsdException w:name="Table Colorful 2" w:semiHidden="0" w:uiPriority="0" w:unhideWhenUsed="0"/>
-    <w:lsdException w:name="Table Colorful 3" w:semiHidden="0" w:uiPriority="0" w:unhideWhenUsed="0"/>
-    <w:lsdException w:name="Table Columns 1" w:semiHidden="0" w:uiPriority="0" w:unhideWhenUsed="0"/>
-    <w:lsdException w:name="Table Columns 2" w:semiHidden="0" w:uiPriority="0" w:unhideWhenUsed="0"/>
-    <w:lsdException w:name="Table Columns 3" w:semiHidden="0" w:uiPriority="0" w:unhideWhenUsed="0"/>
-    <w:lsdException w:name="Table Columns 4" w:semiHidden="0" w:uiPriority="0" w:unhideWhenUsed="0"/>
-    <w:lsdException w:name="Table Columns 5" w:semiHidden="0" w:uiPriority="0" w:unhideWhenUsed="0"/>
-    <w:lsdException w:name="Table Grid 1" w:semiHidden="0" w:uiPriority="0" w:unhideWhenUsed="0"/>
-    <w:lsdException w:name="Table Grid 2" w:semiHidden="0" w:uiPriority="0" w:unhideWhenUsed="0"/>
-    <w:lsdException w:name="Table Grid 3" w:semiHidden="0" w:uiPriority="0" w:unhideWhenUsed="0"/>
-    <w:lsdException w:name="Table Grid 4" w:semiHidden="0" w:uiPriority="0" w:unhideWhenUsed="0"/>
-    <w:lsdException w:name="Table Grid 5" w:semiHidden="0" w:uiPriority="0" w:unhideWhenUsed="0"/>
-    <w:lsdException w:name="Table Grid 6" w:semiHidden="0" w:uiPriority="0" w:unhideWhenUsed="0"/>
-    <w:lsdException w:name="Table Grid 7" w:semiHidden="0" w:uiPriority="0" w:unhideWhenUsed="0"/>
-    <w:lsdException w:name="Table Grid 8" w:semiHidden="0" w:uiPriority="0" w:unhideWhenUsed="0"/>
-    <w:lsdException w:name="Table List 1" w:semiHidden="0" w:uiPriority="0" w:unhideWhenUsed="0"/>
-    <w:lsdException w:name="Table List 2" w:semiHidden="0" w:uiPriority="0" w:unhideWhenUsed="0"/>
-    <w:lsdException w:name="Table List 3" w:semiHidden="0" w:uiPriority="0" w:unhideWhenUsed="0"/>
-    <w:lsdException w:name="Table List 4" w:semiHidden="0" w:uiPriority="0" w:unhideWhenUsed="0"/>
-    <w:lsdException w:name="Table List 5" w:semiHidden="0" w:uiPriority="0" w:unhideWhenUsed="0"/>
-    <w:lsdException w:name="Table List 6" w:semiHidden="0" w:uiPriority="0" w:unhideWhenUsed="0"/>
-    <w:lsdException w:name="Table List 7" w:semiHidden="0" w:uiPriority="0" w:unhideWhenUsed="0"/>
-    <w:lsdException w:name="Table List 8" w:semiHidden="0" w:uiPriority="0" w:unhideWhenUsed="0"/>
-    <w:lsdException w:name="Table 3D effects 1" w:semiHidden="0" w:uiPriority="0" w:unhideWhenUsed="0"/>
-    <w:lsdException w:name="Table 3D effects 2" w:semiHidden="0" w:uiPriority="0" w:unhideWhenUsed="0"/>
-    <w:lsdException w:name="Table 3D effects 3" w:semiHidden="0" w:uiPriority="0" w:unhideWhenUsed="0"/>
-    <w:lsdException w:name="Table Contemporary" w:semiHidden="0" w:uiPriority="0" w:unhideWhenUsed="0"/>
-    <w:lsdException w:name="Table Elegant" w:semiHidden="0" w:uiPriority="0" w:unhideWhenUsed="0"/>
-    <w:lsdException w:name="Table Professional" w:semiHidden="0" w:uiPriority="0" w:unhideWhenUsed="0"/>
-    <w:lsdException w:name="Table Subtle 1" w:semiHidden="0" w:uiPriority="0" w:unhideWhenUsed="0"/>
-    <w:lsdException w:name="Table Subtle 2" w:semiHidden="0" w:uiPriority="0" w:unhideWhenUsed="0"/>
-    <w:lsdException w:name="Table Web 1" w:semiHidden="0" w:uiPriority="0" w:unhideWhenUsed="0"/>
-    <w:lsdException w:name="Table Web 2" w:semiHidden="0" w:uiPriority="0" w:unhideWhenUsed="0"/>
-    <w:lsdException w:name="Table Web 3" w:semiHidden="0" w:uiPriority="0" w:unhideWhenUsed="0"/>
-    <w:lsdException w:name="Balloon Text" w:semiHidden="0" w:uiPriority="0" w:unhideWhenUsed="0"/>
-    <w:lsdException w:name="Table Grid" w:semiHidden="0" w:uiPriority="0" w:unhideWhenUsed="0" w:qFormat="1"/>
-    <w:lsdException w:name="Table Theme" w:semiHidden="0" w:uiPriority="0" w:unhideWhenUsed="0"/>
-    <w:lsdException w:name="Light Shading" w:semiHidden="0" w:uiPriority="60" w:unhideWhenUsed="0"/>
-    <w:lsdException w:name="Light List" w:semiHidden="0" w:uiPriority="61" w:unhideWhenUsed="0"/>
-    <w:lsdException w:name="Light Grid" w:semiHidden="0" w:uiPriority="62" w:unhideWhenUsed="0"/>
-    <w:lsdException w:name="Medium Shading 1" w:semiHidden="0" w:uiPriority="63" w:unhideWhenUsed="0"/>
-    <w:lsdException w:name="Medium Shading 2" w:semiHidden="0" w:uiPriority="64" w:unhideWhenUsed="0"/>
-    <w:lsdException w:name="Medium List 1" w:semiHidden="0" w:uiPriority="65" w:unhideWhenUsed="0"/>
-    <w:lsdException w:name="Medium List 2" w:semiHidden="0" w:uiPriority="66" w:unhideWhenUsed="0"/>
-    <w:lsdException w:name="Medium Grid 1" w:semiHidden="0" w:uiPriority="67" w:unhideWhenUsed="0"/>
-    <w:lsdException w:name="Medium Grid 2" w:semiHidden="0" w:uiPriority="68" w:unhideWhenUsed="0"/>
-    <w:lsdException w:name="Medium Grid 3" w:semiHidden="0" w:uiPriority="69" w:unhideWhenUsed="0"/>
-    <w:lsdException w:name="Dark List" w:semiHidden="0" w:uiPriority="70" w:unhideWhenUsed="0"/>
-    <w:lsdException w:name="Colorful Shading" w:semiHidden="0" w:uiPriority="71" w:unhideWhenUsed="0"/>
-    <w:lsdException w:name="Colorful List" w:semiHidden="0" w:uiPriority="72" w:unhideWhenUsed="0"/>
-    <w:lsdException w:name="Colorful Grid" w:semiHidden="0" w:uiPriority="73" w:unhideWhenUsed="0"/>
-    <w:lsdException w:name="Light Shading Accent 1" w:semiHidden="0" w:uiPriority="60" w:unhideWhenUsed="0"/>
-    <w:lsdException w:name="Light List Accent 1" w:semiHidden="0" w:uiPriority="61" w:unhideWhenUsed="0"/>
-    <w:lsdException w:name="Light Grid Accent 1" w:semiHidden="0" w:uiPriority="62" w:unhideWhenUsed="0"/>
-    <w:lsdException w:name="Medium Shading 1 Accent 1" w:semiHidden="0" w:uiPriority="63" w:unhideWhenUsed="0"/>
-    <w:lsdException w:name="Medium Shading 2 Accent 1" w:semiHidden="0" w:uiPriority="64" w:unhideWhenUsed="0"/>
-    <w:lsdException w:name="Medium List 1 Accent 1" w:semiHidden="0" w:uiPriority="65" w:unhideWhenUsed="0"/>
-    <w:lsdException w:name="Medium List 2 Accent 1" w:semiHidden="0" w:uiPriority="66" w:unhideWhenUsed="0"/>
-    <w:lsdException w:name="Medium Grid 1 Accent 1" w:semiHidden="0" w:uiPriority="67" w:unhideWhenUsed="0"/>
-    <w:lsdException w:name="Medium Grid 2 Accent 1" w:semiHidden="0" w:uiPriority="68" w:unhideWhenUsed="0"/>
-    <w:lsdException w:name="Medium Grid 3 Accent 1" w:semiHidden="0" w:uiPriority="69" w:unhideWhenUsed="0"/>
-    <w:lsdException w:name="Dark List Accent 1" w:semiHidden="0" w:uiPriority="70" w:unhideWhenUsed="0"/>
-    <w:lsdException w:name="Colorful Shading Accent 1" w:semiHidden="0" w:uiPriority="71" w:unhideWhenUsed="0"/>
-    <w:lsdException w:name="Colorful List Accent 1" w:semiHidden="0" w:uiPriority="72" w:unhideWhenUsed="0"/>
-    <w:lsdException w:name="Colorful Grid Accent 1" w:semiHidden="0" w:uiPriority="73" w:unhideWhenUsed="0"/>
-    <w:lsdException w:name="Light Shading Accent 2" w:semiHidden="0" w:uiPriority="60" w:unhideWhenUsed="0"/>
-    <w:lsdException w:name="Light List Accent 2" w:semiHidden="0" w:uiPriority="61" w:unhideWhenUsed="0"/>
-    <w:lsdException w:name="Light Grid Accent 2" w:semiHidden="0" w:uiPriority="62" w:unhideWhenUsed="0"/>
-    <w:lsdException w:name="Medium Shading 1 Accent 2" w:semiHidden="0" w:uiPriority="63" w:unhideWhenUsed="0"/>
-    <w:lsdException w:name="Medium Shading 2 Accent 2" w:semiHidden="0" w:uiPriority="64" w:unhideWhenUsed="0"/>
-    <w:lsdException w:name="Medium List 1 Accent 2" w:semiHidden="0" w:uiPriority="65" w:unhideWhenUsed="0"/>
-    <w:lsdException w:name="Medium List 2 Accent 2" w:semiHidden="0" w:uiPriority="66" w:unhideWhenUsed="0"/>
-    <w:lsdException w:name="Medium Grid 1 Accent 2" w:semiHidden="0" w:uiPriority="67" w:unhideWhenUsed="0"/>
-    <w:lsdException w:name="Medium Grid 2 Accent 2" w:semiHidden="0" w:uiPriority="68" w:unhideWhenUsed="0"/>
-    <w:lsdException w:name="Medium Grid 3 Accent 2" w:semiHidden="0" w:uiPriority="69" w:unhideWhenUsed="0"/>
-    <w:lsdException w:name="Dark List Accent 2" w:semiHidden="0" w:uiPriority="70" w:unhideWhenUsed="0"/>
-    <w:lsdException w:name="Colorful Shading Accent 2" w:semiHidden="0" w:uiPriority="71" w:unhideWhenUsed="0"/>
-    <w:lsdException w:name="Colorful List Accent 2" w:semiHidden="0" w:uiPriority="72" w:unhideWhenUsed="0"/>
-    <w:lsdException w:name="Colorful Grid Accent 2" w:semiHidden="0" w:uiPriority="73" w:unhideWhenUsed="0"/>
-    <w:lsdException w:name="Light Shading Accent 3" w:semiHidden="0" w:uiPriority="60" w:unhideWhenUsed="0"/>
-    <w:lsdException w:name="Light List Accent 3" w:semiHidden="0" w:uiPriority="61" w:unhideWhenUsed="0"/>
-    <w:lsdException w:name="Light Grid Accent 3" w:semiHidden="0" w:uiPriority="62" w:unhideWhenUsed="0"/>
-    <w:lsdException w:name="Medium Shading 1 Accent 3" w:semiHidden="0" w:uiPriority="63" w:unhideWhenUsed="0"/>
-    <w:lsdException w:name="Medium Shading 2 Accent 3" w:semiHidden="0" w:uiPriority="64" w:unhideWhenUsed="0"/>
-    <w:lsdException w:name="Medium List 1 Accent 3" w:semiHidden="0" w:uiPriority="65" w:unhideWhenUsed="0"/>
-    <w:lsdException w:name="Medium List 2 Accent 3" w:semiHidden="0" w:uiPriority="66" w:unhideWhenUsed="0"/>
-    <w:lsdException w:name="Medium Grid 1 Accent 3" w:semiHidden="0" w:uiPriority="67" w:unhideWhenUsed="0"/>
-    <w:lsdException w:name="Medium Grid 2 Accent 3" w:semiHidden="0" w:uiPriority="68" w:unhideWhenUsed="0"/>
-    <w:lsdException w:name="Medium Grid 3 Accent 3" w:semiHidden="0" w:uiPriority="69" w:unhideWhenUsed="0"/>
-    <w:lsdException w:name="Dark List Accent 3" w:semiHidden="0" w:uiPriority="70" w:unhideWhenUsed="0"/>
-    <w:lsdException w:name="Colorful Shading Accent 3" w:semiHidden="0" w:uiPriority="71" w:unhideWhenUsed="0"/>
-    <w:lsdException w:name="Colorful List Accent 3" w:semiHidden="0" w:uiPriority="72" w:unhideWhenUsed="0"/>
-    <w:lsdException w:name="Colorful Grid Accent 3" w:semiHidden="0" w:uiPriority="73" w:unhideWhenUsed="0"/>
-    <w:lsdException w:name="Light Shading Accent 4" w:semiHidden="0" w:uiPriority="60" w:unhideWhenUsed="0"/>
-    <w:lsdException w:name="Light List Accent 4" w:semiHidden="0" w:uiPriority="61" w:unhideWhenUsed="0"/>
-    <w:lsdException w:name="Light Grid Accent 4" w:semiHidden="0" w:uiPriority="62" w:unhideWhenUsed="0"/>
-    <w:lsdException w:name="Medium Shading 1 Accent 4" w:semiHidden="0" w:uiPriority="63" w:unhideWhenUsed="0"/>
-    <w:lsdException w:name="Medium Shading 2 Accent 4" w:semiHidden="0" w:uiPriority="64" w:unhideWhenUsed="0"/>
-    <w:lsdException w:name="Medium List 1 Accent 4" w:semiHidden="0" w:uiPriority="65" w:unhideWhenUsed="0"/>
-    <w:lsdException w:name="Medium List 2 Accent 4" w:semiHidden="0" w:uiPriority="66" w:unhideWhenUsed="0"/>
-    <w:lsdException w:name="Medium Grid 1 Accent 4" w:semiHidden="0" w:uiPriority="67" w:unhideWhenUsed="0"/>
-    <w:lsdException w:name="Medium Grid 2 Accent 4" w:semiHidden="0" w:uiPriority="68" w:unhideWhenUsed="0"/>
-    <w:lsdException w:name="Medium Grid 3 Accent 4" w:semiHidden="0" w:uiPriority="69" w:unhideWhenUsed="0"/>
-    <w:lsdException w:name="Dark List Accent 4" w:semiHidden="0" w:uiPriority="70" w:unhideWhenUsed="0"/>
-    <w:lsdException w:name="Colorful Shading Accent 4" w:semiHidden="0" w:uiPriority="71" w:unhideWhenUsed="0"/>
-    <w:lsdException w:name="Colorful List Accent 4" w:semiHidden="0" w:uiPriority="72" w:unhideWhenUsed="0"/>
-    <w:lsdException w:name="Colorful Grid Accent 4" w:semiHidden="0" w:uiPriority="73" w:unhideWhenUsed="0"/>
-    <w:lsdException w:name="Light Shading Accent 5" w:semiHidden="0" w:uiPriority="60" w:unhideWhenUsed="0"/>
-    <w:lsdException w:name="Light List Accent 5" w:semiHidden="0" w:uiPriority="61" w:unhideWhenUsed="0"/>
-    <w:lsdException w:name="Light Grid Accent 5" w:semiHidden="0" w:uiPriority="62" w:unhideWhenUsed="0"/>
-    <w:lsdException w:name="Medium Shading 1 Accent 5" w:semiHidden="0" w:uiPriority="63" w:unhideWhenUsed="0"/>
-    <w:lsdException w:name="Medium Shading 2 Accent 5" w:semiHidden="0" w:uiPriority="64" w:unhideWhenUsed="0"/>
-    <w:lsdException w:name="Medium List 1 Accent 5" w:semiHidden="0" w:uiPriority="65" w:unhideWhenUsed="0"/>
-    <w:lsdException w:name="Medium List 2 Accent 5" w:semiHidden="0" w:uiPriority="66" w:unhideWhenUsed="0"/>
-    <w:lsdException w:name="Medium Grid 1 Accent 5" w:semiHidden="0" w:uiPriority="67" w:unhideWhenUsed="0"/>
-    <w:lsdException w:name="Medium Grid 2 Accent 5" w:semiHidden="0" w:uiPriority="68" w:unhideWhenUsed="0"/>
-    <w:lsdException w:name="Medium Grid 3 Accent 5" w:semiHidden="0" w:uiPriority="69" w:unhideWhenUsed="0"/>
-    <w:lsdException w:name="Dark List Accent 5" w:semiHidden="0" w:uiPriority="70" w:unhideWhenUsed="0"/>
-    <w:lsdException w:name="Colorful Shading Accent 5" w:semiHidden="0" w:uiPriority="71" w:unhideWhenUsed="0"/>
-    <w:lsdException w:name="Colorful List Accent 5" w:semiHidden="0" w:uiPriority="72" w:unhideWhenUsed="0"/>
-    <w:lsdException w:name="Colorful Grid Accent 5" w:semiHidden="0" w:uiPriority="73" w:unhideWhenUsed="0"/>
-    <w:lsdException w:name="Light Shading Accent 6" w:semiHidden="0" w:uiPriority="60" w:unhideWhenUsed="0"/>
-    <w:lsdException w:name="Light List Accent 6" w:semiHidden="0" w:uiPriority="61" w:unhideWhenUsed="0"/>
-    <w:lsdException w:name="Light Grid Accent 6" w:semiHidden="0" w:uiPriority="62" w:unhideWhenUsed="0"/>
-    <w:lsdException w:name="Medium Shading 1 Accent 6" w:semiHidden="0" w:uiPriority="63" w:unhideWhenUsed="0"/>
-    <w:lsdException w:name="Medium Shading 2 Accent 6" w:semiHidden="0" w:uiPriority="64" w:unhideWhenUsed="0"/>
-    <w:lsdException w:name="Medium List 1 Accent 6" w:semiHidden="0" w:uiPriority="65" w:unhideWhenUsed="0"/>
-    <w:lsdException w:name="Medium List 2 Accent 6" w:semiHidden="0" w:uiPriority="66" w:unhideWhenUsed="0"/>
-    <w:lsdException w:name="Medium Grid 1 Accent 6" w:semiHidden="0" w:uiPriority="67" w:unhideWhenUsed="0"/>
-    <w:lsdException w:name="Medium Grid 2 Accent 6" w:semiHidden="0" w:uiPriority="68" w:unhideWhenUsed="0"/>
-    <w:lsdException w:name="Medium Grid 3 Accent 6" w:semiHidden="0" w:uiPriority="69" w:unhideWhenUsed="0"/>
-    <w:lsdException w:name="Dark List Accent 6" w:semiHidden="0" w:uiPriority="70" w:unhideWhenUsed="0"/>
-    <w:lsdException w:name="Colorful Shading Accent 6" w:semiHidden="0" w:uiPriority="71" w:unhideWhenUsed="0"/>
-    <w:lsdException w:name="Colorful List Accent 6" w:semiHidden="0" w:uiPriority="72" w:unhideWhenUsed="0"/>
-    <w:lsdException w:name="Colorful Grid Accent 6" w:semiHidden="0" w:uiPriority="73" w:unhideWhenUsed="0"/>
+  <w:latentStyles w:count="260" w:defQFormat="0" w:defUnhideWhenUsed="1" w:defSemiHidden="1" w:defUIPriority="99" w:defLockedState="0">
+    <w:lsdException w:qFormat="1" w:unhideWhenUsed="0" w:uiPriority="0" w:semiHidden="0" w:name="Normal"/>
+    <w:lsdException w:qFormat="1" w:unhideWhenUsed="0" w:uiPriority="0" w:semiHidden="0" w:name="heading 1"/>
+    <w:lsdException w:qFormat="1" w:uiPriority="0" w:semiHidden="0" w:name="heading 2"/>
+    <w:lsdException w:qFormat="1" w:uiPriority="0" w:name="heading 3"/>
+    <w:lsdException w:qFormat="1" w:uiPriority="0" w:semiHidden="0" w:name="heading 4"/>
+    <w:lsdException w:qFormat="1" w:uiPriority="0" w:name="heading 5"/>
+    <w:lsdException w:qFormat="1" w:uiPriority="0" w:name="heading 6"/>
+    <w:lsdException w:qFormat="1" w:uiPriority="0" w:name="heading 7"/>
+    <w:lsdException w:qFormat="1" w:uiPriority="0" w:name="heading 8"/>
+    <w:lsdException w:qFormat="1" w:uiPriority="0" w:name="heading 9"/>
+    <w:lsdException w:unhideWhenUsed="0" w:uiPriority="0" w:semiHidden="0" w:name="index 1"/>
+    <w:lsdException w:unhideWhenUsed="0" w:uiPriority="0" w:semiHidden="0" w:name="index 2"/>
+    <w:lsdException w:unhideWhenUsed="0" w:uiPriority="0" w:semiHidden="0" w:name="index 3"/>
+    <w:lsdException w:unhideWhenUsed="0" w:uiPriority="0" w:semiHidden="0" w:name="index 4"/>
+    <w:lsdException w:unhideWhenUsed="0" w:uiPriority="0" w:semiHidden="0" w:name="index 5"/>
+    <w:lsdException w:unhideWhenUsed="0" w:uiPriority="0" w:semiHidden="0" w:name="index 6"/>
+    <w:lsdException w:unhideWhenUsed="0" w:uiPriority="0" w:semiHidden="0" w:name="index 7"/>
+    <w:lsdException w:unhideWhenUsed="0" w:uiPriority="0" w:semiHidden="0" w:name="index 8"/>
+    <w:lsdException w:unhideWhenUsed="0" w:uiPriority="0" w:semiHidden="0" w:name="index 9"/>
+    <w:lsdException w:qFormat="1" w:unhideWhenUsed="0" w:uiPriority="0" w:semiHidden="0" w:name="toc 1"/>
+    <w:lsdException w:qFormat="1" w:unhideWhenUsed="0" w:uiPriority="0" w:semiHidden="0" w:name="toc 2"/>
+    <w:lsdException w:qFormat="1" w:unhideWhenUsed="0" w:uiPriority="0" w:semiHidden="0" w:name="toc 3"/>
+    <w:lsdException w:unhideWhenUsed="0" w:uiPriority="0" w:semiHidden="0" w:name="toc 4"/>
+    <w:lsdException w:unhideWhenUsed="0" w:uiPriority="0" w:semiHidden="0" w:name="toc 5"/>
+    <w:lsdException w:unhideWhenUsed="0" w:uiPriority="0" w:semiHidden="0" w:name="toc 6"/>
+    <w:lsdException w:unhideWhenUsed="0" w:uiPriority="0" w:semiHidden="0" w:name="toc 7"/>
+    <w:lsdException w:unhideWhenUsed="0" w:uiPriority="0" w:semiHidden="0" w:name="toc 8"/>
+    <w:lsdException w:unhideWhenUsed="0" w:uiPriority="0" w:semiHidden="0" w:name="toc 9"/>
+    <w:lsdException w:unhideWhenUsed="0" w:uiPriority="0" w:semiHidden="0" w:name="Normal Indent"/>
+    <w:lsdException w:unhideWhenUsed="0" w:uiPriority="0" w:semiHidden="0" w:name="footnote text"/>
+    <w:lsdException w:qFormat="1" w:unhideWhenUsed="0" w:uiPriority="0" w:semiHidden="0" w:name="annotation text"/>
+    <w:lsdException w:qFormat="1" w:unhideWhenUsed="0" w:uiPriority="0" w:semiHidden="0" w:name="header"/>
+    <w:lsdException w:qFormat="1" w:unhideWhenUsed="0" w:uiPriority="0" w:semiHidden="0" w:name="footer"/>
+    <w:lsdException w:unhideWhenUsed="0" w:uiPriority="0" w:semiHidden="0" w:name="index heading"/>
+    <w:lsdException w:qFormat="1" w:uiPriority="0" w:name="caption"/>
+    <w:lsdException w:unhideWhenUsed="0" w:uiPriority="0" w:semiHidden="0" w:name="table of figures"/>
+    <w:lsdException w:unhideWhenUsed="0" w:uiPriority="0" w:semiHidden="0" w:name="envelope address"/>
+    <w:lsdException w:unhideWhenUsed="0" w:uiPriority="0" w:semiHidden="0" w:name="envelope return"/>
+    <w:lsdException w:unhideWhenUsed="0" w:uiPriority="0" w:semiHidden="0" w:name="footnote reference"/>
+    <w:lsdException w:unhideWhenUsed="0" w:uiPriority="0" w:semiHidden="0" w:name="annotation reference"/>
+    <w:lsdException w:unhideWhenUsed="0" w:uiPriority="0" w:semiHidden="0" w:name="line number"/>
+    <w:lsdException w:unhideWhenUsed="0" w:uiPriority="0" w:semiHidden="0" w:name="page number"/>
+    <w:lsdException w:unhideWhenUsed="0" w:uiPriority="0" w:semiHidden="0" w:name="endnote reference"/>
+    <w:lsdException w:unhideWhenUsed="0" w:uiPriority="0" w:semiHidden="0" w:name="endnote text"/>
+    <w:lsdException w:unhideWhenUsed="0" w:uiPriority="0" w:semiHidden="0" w:name="table of authorities"/>
+    <w:lsdException w:unhideWhenUsed="0" w:uiPriority="0" w:semiHidden="0" w:name="macro"/>
+    <w:lsdException w:unhideWhenUsed="0" w:uiPriority="0" w:semiHidden="0" w:name="toa heading"/>
+    <w:lsdException w:unhideWhenUsed="0" w:uiPriority="0" w:semiHidden="0" w:name="List"/>
+    <w:lsdException w:unhideWhenUsed="0" w:uiPriority="0" w:semiHidden="0" w:name="List Bullet"/>
+    <w:lsdException w:unhideWhenUsed="0" w:uiPriority="0" w:semiHidden="0" w:name="List Number"/>
+    <w:lsdException w:unhideWhenUsed="0" w:uiPriority="0" w:semiHidden="0" w:name="List 2"/>
+    <w:lsdException w:unhideWhenUsed="0" w:uiPriority="0" w:semiHidden="0" w:name="List 3"/>
+    <w:lsdException w:unhideWhenUsed="0" w:uiPriority="0" w:semiHidden="0" w:name="List 4"/>
+    <w:lsdException w:unhideWhenUsed="0" w:uiPriority="0" w:semiHidden="0" w:name="List 5"/>
+    <w:lsdException w:unhideWhenUsed="0" w:uiPriority="0" w:semiHidden="0" w:name="List Bullet 2"/>
+    <w:lsdException w:unhideWhenUsed="0" w:uiPriority="0" w:semiHidden="0" w:name="List Bullet 3"/>
+    <w:lsdException w:unhideWhenUsed="0" w:uiPriority="0" w:semiHidden="0" w:name="List Bullet 4"/>
+    <w:lsdException w:unhideWhenUsed="0" w:uiPriority="0" w:semiHidden="0" w:name="List Bullet 5"/>
+    <w:lsdException w:unhideWhenUsed="0" w:uiPriority="0" w:semiHidden="0" w:name="List Number 2"/>
+    <w:lsdException w:unhideWhenUsed="0" w:uiPriority="0" w:semiHidden="0" w:name="List Number 3"/>
+    <w:lsdException w:unhideWhenUsed="0" w:uiPriority="0" w:semiHidden="0" w:name="List Number 4"/>
+    <w:lsdException w:unhideWhenUsed="0" w:uiPriority="0" w:semiHidden="0" w:name="List Number 5"/>
+    <w:lsdException w:qFormat="1" w:unhideWhenUsed="0" w:uiPriority="0" w:semiHidden="0" w:name="Title"/>
+    <w:lsdException w:unhideWhenUsed="0" w:uiPriority="0" w:semiHidden="0" w:name="Closing"/>
+    <w:lsdException w:unhideWhenUsed="0" w:uiPriority="0" w:semiHidden="0" w:name="Signature"/>
+    <w:lsdException w:qFormat="1" w:unhideWhenUsed="0" w:uiPriority="0" w:name="Default Paragraph Font"/>
+    <w:lsdException w:qFormat="1" w:unhideWhenUsed="0" w:uiPriority="0" w:name="Body Text"/>
+    <w:lsdException w:unhideWhenUsed="0" w:uiPriority="0" w:semiHidden="0" w:name="Body Text Indent"/>
+    <w:lsdException w:unhideWhenUsed="0" w:uiPriority="0" w:semiHidden="0" w:name="List Continue"/>
+    <w:lsdException w:unhideWhenUsed="0" w:uiPriority="0" w:semiHidden="0" w:name="List Continue 2"/>
+    <w:lsdException w:unhideWhenUsed="0" w:uiPriority="0" w:semiHidden="0" w:name="List Continue 3"/>
+    <w:lsdException w:unhideWhenUsed="0" w:uiPriority="0" w:semiHidden="0" w:name="List Continue 4"/>
+    <w:lsdException w:unhideWhenUsed="0" w:uiPriority="0" w:semiHidden="0" w:name="List Continue 5"/>
+    <w:lsdException w:unhideWhenUsed="0" w:uiPriority="0" w:semiHidden="0" w:name="Message Header"/>
+    <w:lsdException w:qFormat="1" w:unhideWhenUsed="0" w:uiPriority="0" w:semiHidden="0" w:name="Subtitle"/>
+    <w:lsdException w:unhideWhenUsed="0" w:uiPriority="0" w:semiHidden="0" w:name="Salutation"/>
+    <w:lsdException w:unhideWhenUsed="0" w:uiPriority="0" w:semiHidden="0" w:name="Date"/>
+    <w:lsdException w:unhideWhenUsed="0" w:uiPriority="0" w:semiHidden="0" w:name="Body Text First Indent"/>
+    <w:lsdException w:unhideWhenUsed="0" w:uiPriority="0" w:semiHidden="0" w:name="Body Text First Indent 2"/>
+    <w:lsdException w:uiPriority="99" w:name="Note Heading"/>
+    <w:lsdException w:unhideWhenUsed="0" w:uiPriority="0" w:semiHidden="0" w:name="Body Text 2"/>
+    <w:lsdException w:unhideWhenUsed="0" w:uiPriority="0" w:semiHidden="0" w:name="Body Text 3"/>
+    <w:lsdException w:unhideWhenUsed="0" w:uiPriority="0" w:semiHidden="0" w:name="Body Text Indent 2"/>
+    <w:lsdException w:unhideWhenUsed="0" w:uiPriority="0" w:semiHidden="0" w:name="Body Text Indent 3"/>
+    <w:lsdException w:unhideWhenUsed="0" w:uiPriority="0" w:semiHidden="0" w:name="Block Text"/>
+    <w:lsdException w:unhideWhenUsed="0" w:uiPriority="0" w:semiHidden="0" w:name="Hyperlink"/>
+    <w:lsdException w:unhideWhenUsed="0" w:uiPriority="0" w:semiHidden="0" w:name="FollowedHyperlink"/>
+    <w:lsdException w:qFormat="1" w:unhideWhenUsed="0" w:uiPriority="0" w:semiHidden="0" w:name="Strong"/>
+    <w:lsdException w:qFormat="1" w:unhideWhenUsed="0" w:uiPriority="0" w:semiHidden="0" w:name="Emphasis"/>
+    <w:lsdException w:unhideWhenUsed="0" w:uiPriority="0" w:semiHidden="0" w:name="Document Map"/>
+    <w:lsdException w:unhideWhenUsed="0" w:uiPriority="0" w:semiHidden="0" w:name="Plain Text"/>
+    <w:lsdException w:unhideWhenUsed="0" w:uiPriority="0" w:semiHidden="0" w:name="E-mail Signature"/>
+    <w:lsdException w:qFormat="1" w:unhideWhenUsed="0" w:uiPriority="0" w:semiHidden="0" w:name="Normal (Web)"/>
+    <w:lsdException w:unhideWhenUsed="0" w:uiPriority="0" w:semiHidden="0" w:name="HTML Acronym"/>
+    <w:lsdException w:unhideWhenUsed="0" w:uiPriority="0" w:semiHidden="0" w:name="HTML Address"/>
+    <w:lsdException w:unhideWhenUsed="0" w:uiPriority="0" w:semiHidden="0" w:name="HTML Cite"/>
+    <w:lsdException w:unhideWhenUsed="0" w:uiPriority="0" w:semiHidden="0" w:name="HTML Code"/>
+    <w:lsdException w:unhideWhenUsed="0" w:uiPriority="0" w:semiHidden="0" w:name="HTML Definition"/>
+    <w:lsdException w:unhideWhenUsed="0" w:uiPriority="0" w:semiHidden="0" w:name="HTML Keyboard"/>
+    <w:lsdException w:unhideWhenUsed="0" w:uiPriority="0" w:semiHidden="0" w:name="HTML Preformatted"/>
+    <w:lsdException w:unhideWhenUsed="0" w:uiPriority="0" w:semiHidden="0" w:name="HTML Sample"/>
+    <w:lsdException w:unhideWhenUsed="0" w:uiPriority="0" w:semiHidden="0" w:name="HTML Typewriter"/>
+    <w:lsdException w:unhideWhenUsed="0" w:uiPriority="0" w:semiHidden="0" w:name="HTML Variable"/>
+    <w:lsdException w:qFormat="1" w:unhideWhenUsed="0" w:uiPriority="0" w:name="Normal Table"/>
+    <w:lsdException w:unhideWhenUsed="0" w:uiPriority="0" w:semiHidden="0" w:name="annotation subject"/>
+    <w:lsdException w:unhideWhenUsed="0" w:uiPriority="0" w:semiHidden="0" w:name="Table Simple 1"/>
+    <w:lsdException w:unhideWhenUsed="0" w:uiPriority="0" w:semiHidden="0" w:name="Table Simple 2"/>
+    <w:lsdException w:unhideWhenUsed="0" w:uiPriority="0" w:semiHidden="0" w:name="Table Simple 3"/>
+    <w:lsdException w:unhideWhenUsed="0" w:uiPriority="0" w:semiHidden="0" w:name="Table Classic 1"/>
+    <w:lsdException w:unhideWhenUsed="0" w:uiPriority="0" w:semiHidden="0" w:name="Table Classic 2"/>
+    <w:lsdException w:unhideWhenUsed="0" w:uiPriority="0" w:semiHidden="0" w:name="Table Classic 3"/>
+    <w:lsdException w:unhideWhenUsed="0" w:uiPriority="0" w:semiHidden="0" w:name="Table Classic 4"/>
+    <w:lsdException w:unhideWhenUsed="0" w:uiPriority="0" w:semiHidden="0" w:name="Table Colorful 1"/>
+    <w:lsdException w:unhideWhenUsed="0" w:uiPriority="0" w:semiHidden="0" w:name="Table Colorful 2"/>
+    <w:lsdException w:unhideWhenUsed="0" w:uiPriority="0" w:semiHidden="0" w:name="Table Colorful 3"/>
+    <w:lsdException w:unhideWhenUsed="0" w:uiPriority="0" w:semiHidden="0" w:name="Table Columns 1"/>
+    <w:lsdException w:unhideWhenUsed="0" w:uiPriority="0" w:semiHidden="0" w:name="Table Columns 2"/>
+    <w:lsdException w:unhideWhenUsed="0" w:uiPriority="0" w:semiHidden="0" w:name="Table Columns 3"/>
+    <w:lsdException w:unhideWhenUsed="0" w:uiPriority="0" w:semiHidden="0" w:name="Table Columns 4"/>
+    <w:lsdException w:unhideWhenUsed="0" w:uiPriority="0" w:semiHidden="0" w:name="Table Columns 5"/>
+    <w:lsdException w:unhideWhenUsed="0" w:uiPriority="0" w:semiHidden="0" w:name="Table Grid 1"/>
+    <w:lsdException w:unhideWhenUsed="0" w:uiPriority="0" w:semiHidden="0" w:name="Table Grid 2"/>
+    <w:lsdException w:unhideWhenUsed="0" w:uiPriority="0" w:semiHidden="0" w:name="Table Grid 3"/>
+    <w:lsdException w:unhideWhenUsed="0" w:uiPriority="0" w:semiHidden="0" w:name="Table Grid 4"/>
+    <w:lsdException w:unhideWhenUsed="0" w:uiPriority="0" w:semiHidden="0" w:name="Table Grid 5"/>
+    <w:lsdException w:unhideWhenUsed="0" w:uiPriority="0" w:semiHidden="0" w:name="Table Grid 6"/>
+    <w:lsdException w:unhideWhenUsed="0" w:uiPriority="0" w:semiHidden="0" w:name="Table Grid 7"/>
+    <w:lsdException w:unhideWhenUsed="0" w:uiPriority="0" w:semiHidden="0" w:name="Table Grid 8"/>
+    <w:lsdException w:unhideWhenUsed="0" w:uiPriority="0" w:semiHidden="0" w:name="Table List 1"/>
+    <w:lsdException w:unhideWhenUsed="0" w:uiPriority="0" w:semiHidden="0" w:name="Table List 2"/>
+    <w:lsdException w:unhideWhenUsed="0" w:uiPriority="0" w:semiHidden="0" w:name="Table List 3"/>
+    <w:lsdException w:unhideWhenUsed="0" w:uiPriority="0" w:semiHidden="0" w:name="Table List 4"/>
+    <w:lsdException w:unhideWhenUsed="0" w:uiPriority="0" w:semiHidden="0" w:name="Table List 5"/>
+    <w:lsdException w:unhideWhenUsed="0" w:uiPriority="0" w:semiHidden="0" w:name="Table List 6"/>
+    <w:lsdException w:unhideWhenUsed="0" w:uiPriority="0" w:semiHidden="0" w:name="Table List 7"/>
+    <w:lsdException w:unhideWhenUsed="0" w:uiPriority="0" w:semiHidden="0" w:name="Table List 8"/>
+    <w:lsdException w:unhideWhenUsed="0" w:uiPriority="0" w:semiHidden="0" w:name="Table 3D effects 1"/>
+    <w:lsdException w:unhideWhenUsed="0" w:uiPriority="0" w:semiHidden="0" w:name="Table 3D effects 2"/>
+    <w:lsdException w:unhideWhenUsed="0" w:uiPriority="0" w:semiHidden="0" w:name="Table 3D effects 3"/>
+    <w:lsdException w:unhideWhenUsed="0" w:uiPriority="0" w:semiHidden="0" w:name="Table Contemporary"/>
+    <w:lsdException w:unhideWhenUsed="0" w:uiPriority="0" w:semiHidden="0" w:name="Table Elegant"/>
+    <w:lsdException w:unhideWhenUsed="0" w:uiPriority="0" w:semiHidden="0" w:name="Table Professional"/>
+    <w:lsdException w:unhideWhenUsed="0" w:uiPriority="0" w:semiHidden="0" w:name="Table Subtle 1"/>
+    <w:lsdException w:unhideWhenUsed="0" w:uiPriority="0" w:semiHidden="0" w:name="Table Subtle 2"/>
+    <w:lsdException w:unhideWhenUsed="0" w:uiPriority="0" w:semiHidden="0" w:name="Table Web 1"/>
+    <w:lsdException w:unhideWhenUsed="0" w:uiPriority="0" w:semiHidden="0" w:name="Table Web 2"/>
+    <w:lsdException w:unhideWhenUsed="0" w:uiPriority="0" w:semiHidden="0" w:name="Table Web 3"/>
+    <w:lsdException w:unhideWhenUsed="0" w:uiPriority="0" w:semiHidden="0" w:name="Balloon Text"/>
+    <w:lsdException w:qFormat="1" w:unhideWhenUsed="0" w:uiPriority="0" w:semiHidden="0" w:name="Table Grid"/>
+    <w:lsdException w:unhideWhenUsed="0" w:uiPriority="0" w:semiHidden="0" w:name="Table Theme"/>
+    <w:lsdException w:unhideWhenUsed="0" w:uiPriority="60" w:semiHidden="0" w:name="Light Shading"/>
+    <w:lsdException w:unhideWhenUsed="0" w:uiPriority="61" w:semiHidden="0" w:name="Light List"/>
+    <w:lsdException w:unhideWhenUsed="0" w:uiPriority="62" w:semiHidden="0" w:name="Light Grid"/>
+    <w:lsdException w:unhideWhenUsed="0" w:uiPriority="63" w:semiHidden="0" w:name="Medium Shading 1"/>
+    <w:lsdException w:unhideWhenUsed="0" w:uiPriority="64" w:semiHidden="0" w:name="Medium Shading 2"/>
+    <w:lsdException w:unhideWhenUsed="0" w:uiPriority="65" w:semiHidden="0" w:name="Medium List 1"/>
+    <w:lsdException w:unhideWhenUsed="0" w:uiPriority="66" w:semiHidden="0" w:name="Medium List 2"/>
+    <w:lsdException w:unhideWhenUsed="0" w:uiPriority="67" w:semiHidden="0" w:name="Medium Grid 1"/>
+    <w:lsdException w:unhideWhenUsed="0" w:uiPriority="68" w:semiHidden="0" w:name="Medium Grid 2"/>
+    <w:lsdException w:unhideWhenUsed="0" w:uiPriority="69" w:semiHidden="0" w:name="Medium Grid 3"/>
+    <w:lsdException w:unhideWhenUsed="0" w:uiPriority="70" w:semiHidden="0" w:name="Dark List"/>
+    <w:lsdException w:unhideWhenUsed="0" w:uiPriority="71" w:semiHidden="0" w:name="Colorful Shading"/>
+    <w:lsdException w:unhideWhenUsed="0" w:uiPriority="72" w:semiHidden="0" w:name="Colorful List"/>
+    <w:lsdException w:unhideWhenUsed="0" w:uiPriority="73" w:semiHidden="0" w:name="Colorful Grid"/>
+    <w:lsdException w:unhideWhenUsed="0" w:uiPriority="60" w:semiHidden="0" w:name="Light Shading Accent 1"/>
+    <w:lsdException w:unhideWhenUsed="0" w:uiPriority="61" w:semiHidden="0" w:name="Light List Accent 1"/>
+    <w:lsdException w:unhideWhenUsed="0" w:uiPriority="62" w:semiHidden="0" w:name="Light Grid Accent 1"/>
+    <w:lsdException w:unhideWhenUsed="0" w:uiPriority="63" w:semiHidden="0" w:name="Medium Shading 1 Accent 1"/>
+    <w:lsdException w:unhideWhenUsed="0" w:uiPriority="64" w:semiHidden="0" w:name="Medium Shading 2 Accent 1"/>
+    <w:lsdException w:unhideWhenUsed="0" w:uiPriority="65" w:semiHidden="0" w:name="Medium List 1 Accent 1"/>
+    <w:lsdException w:unhideWhenUsed="0" w:uiPriority="66" w:semiHidden="0" w:name="Medium List 2 Accent 1"/>
+    <w:lsdException w:unhideWhenUsed="0" w:uiPriority="67" w:semiHidden="0" w:name="Medium Grid 1 Accent 1"/>
+    <w:lsdException w:unhideWhenUsed="0" w:uiPriority="68" w:semiHidden="0" w:name="Medium Grid 2 Accent 1"/>
+    <w:lsdException w:unhideWhenUsed="0" w:uiPriority="69" w:semiHidden="0" w:name="Medium Grid 3 Accent 1"/>
+    <w:lsdException w:unhideWhenUsed="0" w:uiPriority="70" w:semiHidden="0" w:name="Dark List Accent 1"/>
+    <w:lsdException w:unhideWhenUsed="0" w:uiPriority="71" w:semiHidden="0" w:name="Colorful Shading Accent 1"/>
+    <w:lsdException w:unhideWhenUsed="0" w:uiPriority="72" w:semiHidden="0" w:name="Colorful List Accent 1"/>
+    <w:lsdException w:unhideWhenUsed="0" w:uiPriority="73" w:semiHidden="0" w:name="Colorful Grid Accent 1"/>
+    <w:lsdException w:unhideWhenUsed="0" w:uiPriority="60" w:semiHidden="0" w:name="Light Shading Accent 2"/>
+    <w:lsdException w:unhideWhenUsed="0" w:uiPriority="61" w:semiHidden="0" w:name="Light List Accent 2"/>
+    <w:lsdException w:unhideWhenUsed="0" w:uiPriority="62" w:semiHidden="0" w:name="Light Grid Accent 2"/>
+    <w:lsdException w:unhideWhenUsed="0" w:uiPriority="63" w:semiHidden="0" w:name="Medium Shading 1 Accent 2"/>
+    <w:lsdException w:unhideWhenUsed="0" w:uiPriority="64" w:semiHidden="0" w:name="Medium Shading 2 Accent 2"/>
+    <w:lsdException w:unhideWhenUsed="0" w:uiPriority="65" w:semiHidden="0" w:name="Medium List 1 Accent 2"/>
+    <w:lsdException w:unhideWhenUsed="0" w:uiPriority="66" w:semiHidden="0" w:name="Medium List 2 Accent 2"/>
+    <w:lsdException w:unhideWhenUsed="0" w:uiPriority="67" w:semiHidden="0" w:name="Medium Grid 1 Accent 2"/>
+    <w:lsdException w:unhideWhenUsed="0" w:uiPriority="68" w:semiHidden="0" w:name="Medium Grid 2 Accent 2"/>
+    <w:lsdException w:unhideWhenUsed="0" w:uiPriority="69" w:semiHidden="0" w:name="Medium Grid 3 Accent 2"/>
+    <w:lsdException w:unhideWhenUsed="0" w:uiPriority="70" w:semiHidden="0" w:name="Dark List Accent 2"/>
+    <w:lsdException w:unhideWhenUsed="0" w:uiPriority="71" w:semiHidden="0" w:name="Colorful Shading Accent 2"/>
+    <w:lsdException w:unhideWhenUsed="0" w:uiPriority="72" w:semiHidden="0" w:name="Colorful List Accent 2"/>
+    <w:lsdException w:unhideWhenUsed="0" w:uiPriority="73" w:semiHidden="0" w:name="Colorful Grid Accent 2"/>
+    <w:lsdException w:unhideWhenUsed="0" w:uiPriority="60" w:semiHidden="0" w:name="Light Shading Accent 3"/>
+    <w:lsdException w:unhideWhenUsed="0" w:uiPriority="61" w:semiHidden="0" w:name="Light List Accent 3"/>
+    <w:lsdException w:unhideWhenUsed="0" w:uiPriority="62" w:semiHidden="0" w:name="Light Grid Accent 3"/>
+    <w:lsdException w:unhideWhenUsed="0" w:uiPriority="63" w:semiHidden="0" w:name="Medium Shading 1 Accent 3"/>
+    <w:lsdException w:unhideWhenUsed="0" w:uiPriority="64" w:semiHidden="0" w:name="Medium Shading 2 Accent 3"/>
+    <w:lsdException w:unhideWhenUsed="0" w:uiPriority="65" w:semiHidden="0" w:name="Medium List 1 Accent 3"/>
+    <w:lsdException w:unhideWhenUsed="0" w:uiPriority="66" w:semiHidden="0" w:name="Medium List 2 Accent 3"/>
+    <w:lsdException w:unhideWhenUsed="0" w:uiPriority="67" w:semiHidden="0" w:name="Medium Grid 1 Accent 3"/>
+    <w:lsdException w:unhideWhenUsed="0" w:uiPriority="68" w:semiHidden="0" w:name="Medium Grid 2 Accent 3"/>
+    <w:lsdException w:unhideWhenUsed="0" w:uiPriority="69" w:semiHidden="0" w:name="Medium Grid 3 Accent 3"/>
+    <w:lsdException w:unhideWhenUsed="0" w:uiPriority="70" w:semiHidden="0" w:name="Dark List Accent 3"/>
+    <w:lsdException w:unhideWhenUsed="0" w:uiPriority="71" w:semiHidden="0" w:name="Colorful Shading Accent 3"/>
+    <w:lsdException w:unhideWhenUsed="0" w:uiPriority="72" w:semiHidden="0" w:name="Colorful List Accent 3"/>
+    <w:lsdException w:unhideWhenUsed="0" w:uiPriority="73" w:semiHidden="0" w:name="Colorful Grid Accent 3"/>
+    <w:lsdException w:unhideWhenUsed="0" w:uiPriority="60" w:semiHidden="0" w:name="Light Shading Accent 4"/>
+    <w:lsdException w:unhideWhenUsed="0" w:uiPriority="61" w:semiHidden="0" w:name="Light List Accent 4"/>
+    <w:lsdException w:unhideWhenUsed="0" w:uiPriority="62" w:semiHidden="0" w:name="Light Grid Accent 4"/>
+    <w:lsdException w:unhideWhenUsed="0" w:uiPriority="63" w:semiHidden="0" w:name="Medium Shading 1 Accent 4"/>
+    <w:lsdException w:unhideWhenUsed="0" w:uiPriority="64" w:semiHidden="0" w:name="Medium Shading 2 Accent 4"/>
+    <w:lsdException w:unhideWhenUsed="0" w:uiPriority="65" w:semiHidden="0" w:name="Medium List 1 Accent 4"/>
+    <w:lsdException w:unhideWhenUsed="0" w:uiPriority="66" w:semiHidden="0" w:name="Medium List 2 Accent 4"/>
+    <w:lsdException w:unhideWhenUsed="0" w:uiPriority="67" w:semiHidden="0" w:name="Medium Grid 1 Accent 4"/>
+    <w:lsdException w:unhideWhenUsed="0" w:uiPriority="68" w:semiHidden="0" w:name="Medium Grid 2 Accent 4"/>
+    <w:lsdException w:unhideWhenUsed="0" w:uiPriority="69" w:semiHidden="0" w:name="Medium Grid 3 Accent 4"/>
+    <w:lsdException w:unhideWhenUsed="0" w:uiPriority="70" w:semiHidden="0" w:name="Dark List Accent 4"/>
+    <w:lsdException w:unhideWhenUsed="0" w:uiPriority="71" w:semiHidden="0" w:name="Colorful Shading Accent 4"/>
+    <w:lsdException w:unhideWhenUsed="0" w:uiPriority="72" w:semiHidden="0" w:name="Colorful List Accent 4"/>
+    <w:lsdException w:unhideWhenUsed="0" w:uiPriority="73" w:semiHidden="0" w:name="Colorful Grid Accent 4"/>
+    <w:lsdException w:unhideWhenUsed="0" w:uiPriority="60" w:semiHidden="0" w:name="Light Shading Accent 5"/>
+    <w:lsdException w:unhideWhenUsed="0" w:uiPriority="61" w:semiHidden="0" w:name="Light List Accent 5"/>
+    <w:lsdException w:unhideWhenUsed="0" w:uiPriority="62" w:semiHidden="0" w:name="Light Grid Accent 5"/>
+    <w:lsdException w:unhideWhenUsed="0" w:uiPriority="63" w:semiHidden="0" w:name="Medium Shading 1 Accent 5"/>
+    <w:lsdException w:unhideWhenUsed="0" w:uiPriority="64" w:semiHidden="0" w:name="Medium Shading 2 Accent 5"/>
+    <w:lsdException w:unhideWhenUsed="0" w:uiPriority="65" w:semiHidden="0" w:name="Medium List 1 Accent 5"/>
+    <w:lsdException w:unhideWhenUsed="0" w:uiPriority="66" w:semiHidden="0" w:name="Medium List 2 Accent 5"/>
+    <w:lsdException w:unhideWhenUsed="0" w:uiPriority="67" w:semiHidden="0" w:name="Medium Grid 1 Accent 5"/>
+    <w:lsdException w:unhideWhenUsed="0" w:uiPriority="68" w:semiHidden="0" w:name="Medium Grid 2 Accent 5"/>
+    <w:lsdException w:unhideWhenUsed="0" w:uiPriority="69" w:semiHidden="0" w:name="Medium Grid 3 Accent 5"/>
+    <w:lsdException w:unhideWhenUsed="0" w:uiPriority="70" w:semiHidden="0" w:name="Dark List Accent 5"/>
+    <w:lsdException w:unhideWhenUsed="0" w:uiPriority="71" w:semiHidden="0" w:name="Colorful Shading Accent 5"/>
+    <w:lsdException w:unhideWhenUsed="0" w:uiPriority="72" w:semiHidden="0" w:name="Colorful List Accent 5"/>
+    <w:lsdException w:unhideWhenUsed="0" w:uiPriority="73" w:semiHidden="0" w:name="Colorful Grid Accent 5"/>
+    <w:lsdException w:unhideWhenUsed="0" w:uiPriority="60" w:semiHidden="0" w:name="Light Shading Accent 6"/>
+    <w:lsdException w:unhideWhenUsed="0" w:uiPriority="61" w:semiHidden="0" w:name="Light List Accent 6"/>
+    <w:lsdException w:unhideWhenUsed="0" w:uiPriority="62" w:semiHidden="0" w:name="Light Grid Accent 6"/>
+    <w:lsdException w:unhideWhenUsed="0" w:uiPriority="63" w:semiHidden="0" w:name="Medium Shading 1 Accent 6"/>
+    <w:lsdException w:unhideWhenUsed="0" w:uiPriority="64" w:semiHidden="0" w:name="Medium Shading 2 Accent 6"/>
+    <w:lsdException w:unhideWhenUsed="0" w:uiPriority="65" w:semiHidden="0" w:name="Medium List 1 Accent 6"/>
+    <w:lsdException w:unhideWhenUsed="0" w:uiPriority="66" w:semiHidden="0" w:name="Medium List 2 Accent 6"/>
+    <w:lsdException w:unhideWhenUsed="0" w:uiPriority="67" w:semiHidden="0" w:name="Medium Grid 1 Accent 6"/>
+    <w:lsdException w:unhideWhenUsed="0" w:uiPriority="68" w:semiHidden="0" w:name="Medium Grid 2 Accent 6"/>
+    <w:lsdException w:unhideWhenUsed="0" w:uiPriority="69" w:semiHidden="0" w:name="Medium Grid 3 Accent 6"/>
+    <w:lsdException w:unhideWhenUsed="0" w:uiPriority="70" w:semiHidden="0" w:name="Dark List Accent 6"/>
+    <w:lsdException w:unhideWhenUsed="0" w:uiPriority="71" w:semiHidden="0" w:name="Colorful Shading Accent 6"/>
+    <w:lsdException w:unhideWhenUsed="0" w:uiPriority="72" w:semiHidden="0" w:name="Colorful List Accent 6"/>
+    <w:lsdException w:unhideWhenUsed="0" w:uiPriority="73" w:semiHidden="0" w:name="Colorful Grid Accent 6"/>
   </w:latentStyles>
-  <w:style w:type="paragraph" w:default="1" w:styleId="Normal">
+  <w:style w:type="paragraph" w:default="1" w:styleId="1">
     <w:name w:val="Normal"/>
     <w:qFormat/>
+    <w:uiPriority w:val="0"/>
     <w:pPr>
       <w:kinsoku w:val="0"/>
       <w:autoSpaceDE w:val="0"/>
@@ -4258,7 +4388,7 @@
       <w:textAlignment w:val="baseline"/>
     </w:pPr>
     <w:rPr>
-      <w:rFonts w:ascii="Arial" w:eastAsia="宋体" w:hAnsi="Arial" w:cs="Arial"/>
+      <w:rFonts w:ascii="Arial" w:hAnsi="Arial" w:eastAsia="宋体" w:cs="Arial"/>
       <w:snapToGrid w:val="0"/>
       <w:color w:val="000000"/>
       <w:kern w:val="0"/>
@@ -4267,11 +4397,12 @@
       <w:lang w:val="en-US" w:eastAsia="en-US" w:bidi="ar-SA"/>
     </w:rPr>
   </w:style>
-  <w:style w:type="paragraph" w:styleId="Heading1">
+  <w:style w:type="paragraph" w:styleId="2">
     <w:name w:val="heading 1"/>
-    <w:basedOn w:val="Normal"/>
-    <w:next w:val="Normal"/>
+    <w:basedOn w:val="1"/>
+    <w:next w:val="1"/>
     <w:qFormat/>
+    <w:uiPriority w:val="0"/>
     <w:pPr>
       <w:keepNext/>
       <w:keepLines/>
@@ -4289,12 +4420,13 @@
       <w:sz w:val="44"/>
     </w:rPr>
   </w:style>
-  <w:style w:type="paragraph" w:styleId="Heading2">
+  <w:style w:type="paragraph" w:styleId="3">
     <w:name w:val="heading 2"/>
-    <w:basedOn w:val="Normal"/>
-    <w:next w:val="Normal"/>
+    <w:basedOn w:val="1"/>
+    <w:next w:val="1"/>
     <w:unhideWhenUsed/>
     <w:qFormat/>
+    <w:uiPriority w:val="0"/>
     <w:pPr>
       <w:keepNext/>
       <w:keepLines/>
@@ -4307,18 +4439,19 @@
       <w:outlineLvl w:val="1"/>
     </w:pPr>
     <w:rPr>
-      <w:rFonts w:ascii="Arial" w:eastAsia="黑体" w:hAnsi="Arial"/>
+      <w:rFonts w:ascii="Arial" w:hAnsi="Arial" w:eastAsia="黑体"/>
       <w:b/>
       <w:sz w:val="32"/>
     </w:rPr>
   </w:style>
-  <w:style w:type="paragraph" w:styleId="Heading3">
+  <w:style w:type="paragraph" w:styleId="4">
     <w:name w:val="heading 3"/>
-    <w:basedOn w:val="Normal"/>
-    <w:next w:val="Normal"/>
+    <w:basedOn w:val="1"/>
+    <w:next w:val="1"/>
     <w:semiHidden/>
     <w:unhideWhenUsed/>
     <w:qFormat/>
+    <w:uiPriority w:val="0"/>
     <w:pPr>
       <w:keepNext/>
       <w:keepLines/>
@@ -4335,12 +4468,13 @@
       <w:sz w:val="32"/>
     </w:rPr>
   </w:style>
-  <w:style w:type="paragraph" w:styleId="Heading4">
+  <w:style w:type="paragraph" w:styleId="5">
     <w:name w:val="heading 4"/>
-    <w:basedOn w:val="Normal"/>
-    <w:next w:val="Normal"/>
+    <w:basedOn w:val="1"/>
+    <w:next w:val="1"/>
     <w:unhideWhenUsed/>
     <w:qFormat/>
+    <w:uiPriority w:val="0"/>
     <w:pPr>
       <w:keepNext/>
       <w:keepLines/>
@@ -4353,18 +4487,19 @@
       <w:outlineLvl w:val="3"/>
     </w:pPr>
     <w:rPr>
-      <w:rFonts w:ascii="Arial" w:eastAsia="黑体" w:hAnsi="Arial"/>
+      <w:rFonts w:ascii="Arial" w:hAnsi="Arial" w:eastAsia="黑体"/>
       <w:b/>
       <w:sz w:val="28"/>
     </w:rPr>
   </w:style>
-  <w:style w:type="paragraph" w:styleId="Heading5">
+  <w:style w:type="paragraph" w:styleId="6">
     <w:name w:val="heading 5"/>
-    <w:basedOn w:val="Normal"/>
-    <w:next w:val="Normal"/>
+    <w:basedOn w:val="1"/>
+    <w:next w:val="1"/>
     <w:semiHidden/>
     <w:unhideWhenUsed/>
     <w:qFormat/>
+    <w:uiPriority w:val="0"/>
     <w:pPr>
       <w:keepNext/>
       <w:keepLines/>
@@ -4381,13 +4516,14 @@
       <w:sz w:val="28"/>
     </w:rPr>
   </w:style>
-  <w:style w:type="paragraph" w:styleId="Heading6">
+  <w:style w:type="paragraph" w:styleId="7">
     <w:name w:val="heading 6"/>
-    <w:basedOn w:val="Normal"/>
-    <w:next w:val="Normal"/>
+    <w:basedOn w:val="1"/>
+    <w:next w:val="1"/>
     <w:semiHidden/>
     <w:unhideWhenUsed/>
     <w:qFormat/>
+    <w:uiPriority w:val="0"/>
     <w:pPr>
       <w:keepNext/>
       <w:keepLines/>
@@ -4400,18 +4536,19 @@
       <w:outlineLvl w:val="5"/>
     </w:pPr>
     <w:rPr>
-      <w:rFonts w:ascii="Arial" w:eastAsia="黑体" w:hAnsi="Arial"/>
+      <w:rFonts w:ascii="Arial" w:hAnsi="Arial" w:eastAsia="黑体"/>
       <w:b/>
       <w:sz w:val="24"/>
     </w:rPr>
   </w:style>
-  <w:style w:type="paragraph" w:styleId="Heading7">
+  <w:style w:type="paragraph" w:styleId="8">
     <w:name w:val="heading 7"/>
-    <w:basedOn w:val="Normal"/>
-    <w:next w:val="Normal"/>
+    <w:basedOn w:val="1"/>
+    <w:next w:val="1"/>
     <w:semiHidden/>
     <w:unhideWhenUsed/>
     <w:qFormat/>
+    <w:uiPriority w:val="0"/>
     <w:pPr>
       <w:keepNext/>
       <w:keepLines/>
@@ -4428,13 +4565,14 @@
       <w:sz w:val="24"/>
     </w:rPr>
   </w:style>
-  <w:style w:type="paragraph" w:styleId="Heading8">
+  <w:style w:type="paragraph" w:styleId="9">
     <w:name w:val="heading 8"/>
-    <w:basedOn w:val="Normal"/>
-    <w:next w:val="Normal"/>
+    <w:basedOn w:val="1"/>
+    <w:next w:val="1"/>
     <w:semiHidden/>
     <w:unhideWhenUsed/>
     <w:qFormat/>
+    <w:uiPriority w:val="0"/>
     <w:pPr>
       <w:keepNext/>
       <w:keepLines/>
@@ -4447,17 +4585,18 @@
       <w:outlineLvl w:val="7"/>
     </w:pPr>
     <w:rPr>
-      <w:rFonts w:ascii="Arial" w:eastAsia="黑体" w:hAnsi="Arial"/>
+      <w:rFonts w:ascii="Arial" w:hAnsi="Arial" w:eastAsia="黑体"/>
       <w:sz w:val="24"/>
     </w:rPr>
   </w:style>
-  <w:style w:type="paragraph" w:styleId="Heading9">
+  <w:style w:type="paragraph" w:styleId="10">
     <w:name w:val="heading 9"/>
-    <w:basedOn w:val="Normal"/>
-    <w:next w:val="Normal"/>
+    <w:basedOn w:val="1"/>
+    <w:next w:val="1"/>
     <w:semiHidden/>
     <w:unhideWhenUsed/>
     <w:qFormat/>
+    <w:uiPriority w:val="0"/>
     <w:pPr>
       <w:keepNext/>
       <w:keepLines/>
@@ -4470,19 +4609,21 @@
       <w:outlineLvl w:val="8"/>
     </w:pPr>
     <w:rPr>
-      <w:rFonts w:ascii="Arial" w:eastAsia="黑体" w:hAnsi="Arial"/>
+      <w:rFonts w:ascii="Arial" w:hAnsi="Arial" w:eastAsia="黑体"/>
       <w:sz w:val="21"/>
     </w:rPr>
   </w:style>
-  <w:style w:type="character" w:default="1" w:styleId="DefaultParagraphFont">
+  <w:style w:type="character" w:default="1" w:styleId="22">
     <w:name w:val="Default Paragraph Font"/>
     <w:semiHidden/>
     <w:qFormat/>
+    <w:uiPriority w:val="0"/>
   </w:style>
-  <w:style w:type="table" w:default="1" w:styleId="TableNormal">
+  <w:style w:type="table" w:default="1" w:styleId="20">
     <w:name w:val="Normal Table"/>
     <w:semiHidden/>
     <w:qFormat/>
+    <w:uiPriority w:val="0"/>
     <w:tblPr>
       <w:tblCellMar>
         <w:top w:w="0" w:type="dxa"/>
@@ -4492,39 +4633,43 @@
       </w:tblCellMar>
     </w:tblPr>
   </w:style>
-  <w:style w:type="paragraph" w:styleId="CommentText">
+  <w:style w:type="paragraph" w:styleId="11">
     <w:name w:val="annotation text"/>
-    <w:basedOn w:val="Normal"/>
+    <w:basedOn w:val="1"/>
     <w:qFormat/>
+    <w:uiPriority w:val="0"/>
     <w:pPr>
       <w:jc w:val="left"/>
     </w:pPr>
   </w:style>
-  <w:style w:type="paragraph" w:styleId="BodyText">
+  <w:style w:type="paragraph" w:styleId="12">
     <w:name w:val="Body Text"/>
-    <w:basedOn w:val="Normal"/>
+    <w:basedOn w:val="1"/>
     <w:semiHidden/>
     <w:qFormat/>
+    <w:uiPriority w:val="0"/>
     <w:rPr>
-      <w:rFonts w:ascii="Arial" w:eastAsia="Arial" w:hAnsi="Arial" w:cs="Arial"/>
+      <w:rFonts w:ascii="Arial" w:hAnsi="Arial" w:eastAsia="Arial" w:cs="Arial"/>
       <w:sz w:val="21"/>
       <w:szCs w:val="21"/>
       <w:lang w:val="en-US" w:eastAsia="en-US" w:bidi="ar-SA"/>
     </w:rPr>
   </w:style>
-  <w:style w:type="paragraph" w:styleId="TOC3">
+  <w:style w:type="paragraph" w:styleId="13">
     <w:name w:val="toc 3"/>
-    <w:basedOn w:val="Normal"/>
-    <w:next w:val="Normal"/>
+    <w:basedOn w:val="1"/>
+    <w:next w:val="1"/>
     <w:qFormat/>
+    <w:uiPriority w:val="0"/>
     <w:pPr>
       <w:ind w:left="840" w:leftChars="400"/>
     </w:pPr>
   </w:style>
-  <w:style w:type="paragraph" w:styleId="Footer">
+  <w:style w:type="paragraph" w:styleId="14">
     <w:name w:val="footer"/>
-    <w:basedOn w:val="Normal"/>
+    <w:basedOn w:val="1"/>
     <w:qFormat/>
+    <w:uiPriority w:val="0"/>
     <w:pPr>
       <w:tabs>
         <w:tab w:val="center" w:pos="4153"/>
@@ -4537,16 +4682,17 @@
       <w:sz w:val="18"/>
     </w:rPr>
   </w:style>
-  <w:style w:type="paragraph" w:styleId="Header">
+  <w:style w:type="paragraph" w:styleId="15">
     <w:name w:val="header"/>
-    <w:basedOn w:val="Normal"/>
+    <w:basedOn w:val="1"/>
     <w:qFormat/>
+    <w:uiPriority w:val="0"/>
     <w:pPr>
       <w:pBdr>
-        <w:top w:val="nil"/>
-        <w:left w:val="nil"/>
-        <w:bottom w:val="nil"/>
-        <w:right w:val="nil"/>
+        <w:top w:val="none" w:color="auto" w:sz="0" w:space="0"/>
+        <w:left w:val="none" w:color="auto" w:sz="0" w:space="0"/>
+        <w:bottom w:val="none" w:color="auto" w:sz="0" w:space="0"/>
+        <w:right w:val="none" w:color="auto" w:sz="0" w:space="0"/>
       </w:pBdr>
       <w:tabs>
         <w:tab w:val="center" w:pos="4153"/>
@@ -4561,37 +4707,41 @@
       <w:sz w:val="18"/>
     </w:rPr>
   </w:style>
-  <w:style w:type="paragraph" w:styleId="TOC1">
+  <w:style w:type="paragraph" w:styleId="16">
     <w:name w:val="toc 1"/>
-    <w:basedOn w:val="Normal"/>
-    <w:next w:val="Normal"/>
+    <w:basedOn w:val="1"/>
+    <w:next w:val="1"/>
     <w:qFormat/>
+    <w:uiPriority w:val="0"/>
     <w:rPr>
-      <w:rFonts w:ascii="Arial" w:eastAsia="Microsoft JhengHei" w:hAnsi="Arial"/>
+      <w:rFonts w:ascii="Arial" w:hAnsi="Arial" w:eastAsia="Microsoft JhengHei"/>
       <w:sz w:val="24"/>
     </w:rPr>
   </w:style>
-  <w:style w:type="paragraph" w:styleId="TOC2">
+  <w:style w:type="paragraph" w:styleId="17">
     <w:name w:val="toc 2"/>
-    <w:basedOn w:val="Normal"/>
-    <w:next w:val="Normal"/>
+    <w:basedOn w:val="1"/>
+    <w:next w:val="1"/>
     <w:qFormat/>
+    <w:uiPriority w:val="0"/>
     <w:pPr>
       <w:ind w:left="420" w:leftChars="200"/>
     </w:pPr>
   </w:style>
-  <w:style w:type="paragraph" w:styleId="NormalWeb">
+  <w:style w:type="paragraph" w:styleId="18">
     <w:name w:val="Normal (Web)"/>
-    <w:basedOn w:val="Normal"/>
+    <w:basedOn w:val="1"/>
     <w:qFormat/>
+    <w:uiPriority w:val="0"/>
     <w:rPr>
       <w:sz w:val="24"/>
     </w:rPr>
   </w:style>
-  <w:style w:type="paragraph" w:styleId="Title">
+  <w:style w:type="paragraph" w:styleId="19">
     <w:name w:val="Title"/>
-    <w:basedOn w:val="Normal"/>
+    <w:basedOn w:val="1"/>
     <w:qFormat/>
+    <w:uiPriority w:val="0"/>
     <w:pPr>
       <w:spacing w:before="240" w:beforeLines="0" w:beforeAutospacing="0" w:after="60" w:afterLines="0" w:afterAutospacing="0"/>
       <w:jc w:val="center"/>
@@ -4603,68 +4753,73 @@
       <w:sz w:val="32"/>
     </w:rPr>
   </w:style>
-  <w:style w:type="table" w:styleId="TableGrid">
+  <w:style w:type="table" w:styleId="21">
     <w:name w:val="Table Grid"/>
-    <w:basedOn w:val="TableNormal"/>
+    <w:basedOn w:val="20"/>
     <w:qFormat/>
+    <w:uiPriority w:val="0"/>
     <w:pPr>
       <w:widowControl w:val="0"/>
       <w:jc w:val="both"/>
     </w:pPr>
     <w:tblPr>
       <w:tblBorders>
-        <w:top w:val="single" w:sz="4" w:space="0" w:color="auto"/>
-        <w:left w:val="single" w:sz="4" w:space="0" w:color="auto"/>
-        <w:bottom w:val="single" w:sz="4" w:space="0" w:color="auto"/>
-        <w:right w:val="single" w:sz="4" w:space="0" w:color="auto"/>
-        <w:insideH w:val="single" w:sz="4" w:space="0" w:color="auto"/>
-        <w:insideV w:val="single" w:sz="4" w:space="0" w:color="auto"/>
+        <w:top w:val="single" w:color="auto" w:sz="4" w:space="0"/>
+        <w:left w:val="single" w:color="auto" w:sz="4" w:space="0"/>
+        <w:bottom w:val="single" w:color="auto" w:sz="4" w:space="0"/>
+        <w:right w:val="single" w:color="auto" w:sz="4" w:space="0"/>
+        <w:insideH w:val="single" w:color="auto" w:sz="4" w:space="0"/>
+        <w:insideV w:val="single" w:color="auto" w:sz="4" w:space="0"/>
       </w:tblBorders>
     </w:tblPr>
   </w:style>
-  <w:style w:type="character" w:styleId="Strong">
+  <w:style w:type="character" w:styleId="23">
     <w:name w:val="Strong"/>
-    <w:basedOn w:val="DefaultParagraphFont"/>
+    <w:basedOn w:val="22"/>
     <w:qFormat/>
+    <w:uiPriority w:val="0"/>
     <w:rPr>
       <w:b/>
     </w:rPr>
   </w:style>
-  <w:style w:type="paragraph" w:customStyle="1" w:styleId="a">
+  <w:style w:type="paragraph" w:customStyle="1" w:styleId="24">
     <w:name w:val="柴_公司名"/>
-    <w:basedOn w:val="Title"/>
+    <w:basedOn w:val="19"/>
     <w:qFormat/>
+    <w:uiPriority w:val="0"/>
     <w:pPr>
       <w:spacing w:after="600" w:afterLines="600"/>
     </w:pPr>
     <w:rPr>
-      <w:rFonts w:ascii="宋体" w:eastAsia="宋体" w:hAnsi="宋体" w:cs="宋体" w:hint="eastAsia"/>
+      <w:rFonts w:hint="eastAsia" w:ascii="宋体" w:hAnsi="宋体" w:eastAsia="宋体" w:cs="宋体"/>
       <w:bCs/>
       <w:spacing w:val="-6"/>
       <w:sz w:val="52"/>
       <w:szCs w:val="52"/>
     </w:rPr>
   </w:style>
-  <w:style w:type="paragraph" w:customStyle="1" w:styleId="a0">
+  <w:style w:type="paragraph" w:customStyle="1" w:styleId="25">
     <w:name w:val="柴_文档名"/>
-    <w:basedOn w:val="Title"/>
+    <w:basedOn w:val="19"/>
     <w:qFormat/>
+    <w:uiPriority w:val="0"/>
     <w:pPr>
       <w:spacing w:after="900" w:afterLines="900"/>
     </w:pPr>
     <w:rPr>
-      <w:rFonts w:ascii="黑体" w:eastAsia="黑体" w:hAnsi="黑体" w:cs="黑体"/>
+      <w:rFonts w:ascii="黑体" w:hAnsi="黑体" w:eastAsia="黑体" w:cs="黑体"/>
       <w:bCs/>
       <w:spacing w:val="-7"/>
       <w:sz w:val="52"/>
       <w:szCs w:val="52"/>
     </w:rPr>
   </w:style>
-  <w:style w:type="table" w:customStyle="1" w:styleId="TableNormal0">
+  <w:style w:type="table" w:customStyle="1" w:styleId="26">
     <w:name w:val="Table Normal_0"/>
     <w:semiHidden/>
     <w:unhideWhenUsed/>
     <w:qFormat/>
+    <w:uiPriority w:val="0"/>
     <w:tblPr>
       <w:tblCellMar>
         <w:top w:w="0" w:type="dxa"/>
@@ -4674,82 +4829,88 @@
       </w:tblCellMar>
     </w:tblPr>
   </w:style>
-  <w:style w:type="paragraph" w:customStyle="1" w:styleId="TableText">
+  <w:style w:type="paragraph" w:customStyle="1" w:styleId="27">
     <w:name w:val="Table Text"/>
-    <w:basedOn w:val="Normal"/>
+    <w:basedOn w:val="1"/>
     <w:semiHidden/>
     <w:qFormat/>
+    <w:uiPriority w:val="0"/>
     <w:rPr>
-      <w:rFonts w:ascii="宋体" w:eastAsia="宋体" w:hAnsi="宋体" w:cs="宋体"/>
+      <w:rFonts w:ascii="宋体" w:hAnsi="宋体" w:eastAsia="宋体" w:cs="宋体"/>
       <w:sz w:val="21"/>
       <w:szCs w:val="21"/>
       <w:lang w:val="en-US" w:eastAsia="en-US" w:bidi="ar-SA"/>
     </w:rPr>
   </w:style>
-  <w:style w:type="paragraph" w:customStyle="1" w:styleId="1">
+  <w:style w:type="paragraph" w:customStyle="1" w:styleId="28">
     <w:name w:val="柴_标题1"/>
-    <w:basedOn w:val="Heading1"/>
-    <w:next w:val="a1"/>
-    <w:link w:val="1Char"/>
+    <w:basedOn w:val="2"/>
+    <w:next w:val="29"/>
+    <w:link w:val="38"/>
     <w:qFormat/>
+    <w:uiPriority w:val="0"/>
     <w:pPr>
       <w:spacing w:before="100" w:after="90" w:line="360" w:lineRule="auto"/>
     </w:pPr>
     <w:rPr>
-      <w:rFonts w:ascii="Arial" w:eastAsia="宋体" w:hAnsi="Arial"/>
+      <w:rFonts w:ascii="Arial" w:hAnsi="Arial" w:eastAsia="宋体"/>
       <w:sz w:val="32"/>
     </w:rPr>
   </w:style>
-  <w:style w:type="paragraph" w:customStyle="1" w:styleId="a1">
+  <w:style w:type="paragraph" w:customStyle="1" w:styleId="29">
     <w:name w:val="柴_正文"/>
-    <w:basedOn w:val="BodyText"/>
-    <w:link w:val="Char"/>
+    <w:basedOn w:val="12"/>
+    <w:link w:val="42"/>
     <w:qFormat/>
+    <w:uiPriority w:val="0"/>
     <w:pPr>
       <w:spacing w:line="360" w:lineRule="auto"/>
       <w:ind w:firstLine="470" w:firstLineChars="200"/>
     </w:pPr>
     <w:rPr>
-      <w:rFonts w:ascii="Arial" w:eastAsia="宋体" w:hAnsi="Arial"/>
+      <w:rFonts w:ascii="Arial" w:hAnsi="Arial" w:eastAsia="宋体"/>
       <w:sz w:val="24"/>
       <w:lang w:eastAsia="zh-CN"/>
     </w:rPr>
   </w:style>
-  <w:style w:type="paragraph" w:customStyle="1" w:styleId="2">
+  <w:style w:type="paragraph" w:customStyle="1" w:styleId="30">
     <w:name w:val="柴_标题2"/>
-    <w:basedOn w:val="Heading2"/>
-    <w:next w:val="a1"/>
+    <w:basedOn w:val="3"/>
+    <w:next w:val="29"/>
     <w:qFormat/>
+    <w:uiPriority w:val="0"/>
     <w:pPr>
       <w:spacing w:line="360" w:lineRule="auto"/>
     </w:pPr>
     <w:rPr>
-      <w:rFonts w:ascii="Arial" w:eastAsia="宋体" w:hAnsi="Arial"/>
+      <w:rFonts w:ascii="Arial" w:hAnsi="Arial" w:eastAsia="宋体"/>
       <w:sz w:val="28"/>
     </w:rPr>
   </w:style>
-  <w:style w:type="paragraph" w:customStyle="1" w:styleId="3">
+  <w:style w:type="paragraph" w:customStyle="1" w:styleId="31">
     <w:name w:val="柴_标题3"/>
-    <w:basedOn w:val="Heading3"/>
-    <w:next w:val="a1"/>
-    <w:link w:val="3Char"/>
+    <w:basedOn w:val="4"/>
+    <w:next w:val="29"/>
+    <w:link w:val="43"/>
     <w:qFormat/>
+    <w:uiPriority w:val="0"/>
     <w:pPr>
       <w:spacing w:line="360" w:lineRule="auto"/>
       <w:ind w:left="0" w:firstLine="472" w:firstLineChars="200"/>
     </w:pPr>
     <w:rPr>
-      <w:rFonts w:ascii="宋体" w:eastAsia="宋体" w:hAnsi="宋体" w:cs="宋体"/>
+      <w:rFonts w:ascii="宋体" w:hAnsi="宋体" w:eastAsia="宋体" w:cs="宋体"/>
       <w:spacing w:val="-2"/>
       <w:sz w:val="24"/>
       <w:szCs w:val="24"/>
     </w:rPr>
   </w:style>
-  <w:style w:type="paragraph" w:customStyle="1" w:styleId="a2">
+  <w:style w:type="paragraph" w:customStyle="1" w:styleId="32">
     <w:name w:val="柴_目录"/>
-    <w:basedOn w:val="Normal"/>
-    <w:next w:val="BodyText"/>
+    <w:basedOn w:val="1"/>
+    <w:next w:val="12"/>
     <w:qFormat/>
+    <w:uiPriority w:val="0"/>
     <w:pPr>
       <w:tabs>
         <w:tab w:val="right" w:leader="dot" w:pos="8442"/>
@@ -4757,59 +4918,64 @@
       <w:ind w:left="0" w:leftChars="0"/>
     </w:pPr>
     <w:rPr>
-      <w:rFonts w:ascii="Arial" w:eastAsia="Microsoft JhengHei" w:hAnsi="Arial"/>
+      <w:rFonts w:ascii="Arial" w:hAnsi="Arial" w:eastAsia="Microsoft JhengHei"/>
       <w:sz w:val="24"/>
     </w:rPr>
   </w:style>
-  <w:style w:type="paragraph" w:customStyle="1" w:styleId="WPSOffice1">
+  <w:style w:type="paragraph" w:customStyle="1" w:styleId="33">
     <w:name w:val="WPSOffice手动目录 1"/>
     <w:qFormat/>
+    <w:uiPriority w:val="0"/>
     <w:pPr>
       <w:ind w:leftChars="0"/>
     </w:pPr>
     <w:rPr>
-      <w:rFonts w:ascii="Times New Roman" w:eastAsia="宋体" w:hAnsi="Times New Roman" w:cs="Times New Roman"/>
+      <w:rFonts w:ascii="Times New Roman" w:hAnsi="Times New Roman" w:eastAsia="宋体" w:cs="Times New Roman"/>
       <w:sz w:val="20"/>
       <w:szCs w:val="20"/>
     </w:rPr>
   </w:style>
-  <w:style w:type="paragraph" w:customStyle="1" w:styleId="WPSOffice2">
+  <w:style w:type="paragraph" w:customStyle="1" w:styleId="34">
     <w:name w:val="WPSOffice手动目录 2"/>
     <w:qFormat/>
+    <w:uiPriority w:val="0"/>
     <w:pPr>
       <w:ind w:leftChars="200"/>
     </w:pPr>
     <w:rPr>
-      <w:rFonts w:ascii="Times New Roman" w:eastAsia="宋体" w:hAnsi="Times New Roman" w:cs="Times New Roman"/>
+      <w:rFonts w:ascii="Times New Roman" w:hAnsi="Times New Roman" w:eastAsia="宋体" w:cs="Times New Roman"/>
       <w:sz w:val="20"/>
       <w:szCs w:val="20"/>
     </w:rPr>
   </w:style>
-  <w:style w:type="paragraph" w:customStyle="1" w:styleId="WPSOffice3">
+  <w:style w:type="paragraph" w:customStyle="1" w:styleId="35">
     <w:name w:val="WPSOffice手动目录 3"/>
     <w:qFormat/>
+    <w:uiPriority w:val="0"/>
     <w:pPr>
       <w:ind w:leftChars="400"/>
     </w:pPr>
     <w:rPr>
-      <w:rFonts w:ascii="Times New Roman" w:eastAsia="宋体" w:hAnsi="Times New Roman" w:cs="Times New Roman"/>
+      <w:rFonts w:ascii="Times New Roman" w:hAnsi="Times New Roman" w:eastAsia="宋体" w:cs="Times New Roman"/>
       <w:sz w:val="20"/>
       <w:szCs w:val="20"/>
     </w:rPr>
   </w:style>
-  <w:style w:type="paragraph" w:customStyle="1" w:styleId="Compact">
+  <w:style w:type="paragraph" w:customStyle="1" w:styleId="36">
     <w:name w:val="Compact"/>
-    <w:basedOn w:val="BodyText"/>
+    <w:basedOn w:val="12"/>
     <w:qFormat/>
+    <w:uiPriority w:val="0"/>
     <w:pPr>
       <w:spacing w:before="36" w:after="36"/>
     </w:pPr>
   </w:style>
-  <w:style w:type="table" w:customStyle="1" w:styleId="Table">
+  <w:style w:type="table" w:customStyle="1" w:styleId="37">
     <w:name w:val="Table"/>
     <w:semiHidden/>
     <w:unhideWhenUsed/>
     <w:qFormat/>
+    <w:uiPriority w:val="0"/>
     <w:tblPr>
       <w:tblCellMar>
         <w:top w:w="0" w:type="dxa"/>
@@ -4821,26 +4987,28 @@
     <w:tblStylePr w:type="firstRow">
       <w:tcPr>
         <w:tcBorders>
-          <w:bottom w:val="single" w:sz="0" w:space="0" w:color="auto"/>
+          <w:bottom w:val="single" w:color="auto" w:sz="0" w:space="0"/>
         </w:tcBorders>
         <w:vAlign w:val="bottom"/>
       </w:tcPr>
     </w:tblStylePr>
   </w:style>
-  <w:style w:type="character" w:customStyle="1" w:styleId="1Char">
+  <w:style w:type="character" w:customStyle="1" w:styleId="38">
     <w:name w:val="柴_标题1 Char"/>
-    <w:link w:val="1"/>
+    <w:link w:val="28"/>
     <w:qFormat/>
+    <w:uiPriority w:val="0"/>
     <w:rPr>
-      <w:rFonts w:ascii="Arial" w:eastAsia="宋体" w:hAnsi="Arial"/>
+      <w:rFonts w:ascii="Arial" w:hAnsi="Arial" w:eastAsia="宋体"/>
       <w:sz w:val="32"/>
     </w:rPr>
   </w:style>
-  <w:style w:type="table" w:customStyle="1" w:styleId="TableNormal1">
+  <w:style w:type="table" w:customStyle="1" w:styleId="39">
     <w:name w:val="Table Normal_1"/>
     <w:semiHidden/>
     <w:unhideWhenUsed/>
     <w:qFormat/>
+    <w:uiPriority w:val="0"/>
     <w:tblPr>
       <w:tblCellMar>
         <w:top w:w="0" w:type="dxa"/>
@@ -4850,10 +5018,11 @@
       </w:tblCellMar>
     </w:tblPr>
   </w:style>
-  <w:style w:type="paragraph" w:customStyle="1" w:styleId="a3">
+  <w:style w:type="paragraph" w:customStyle="1" w:styleId="40">
     <w:name w:val="柴_正文_无缩进"/>
-    <w:basedOn w:val="Normal"/>
+    <w:basedOn w:val="1"/>
     <w:qFormat/>
+    <w:uiPriority w:val="0"/>
     <w:pPr>
       <w:ind w:firstLine="0" w:firstLineChars="0"/>
     </w:pPr>
@@ -4863,39 +5032,42 @@
       <w:lang w:eastAsia="zh-CN"/>
     </w:rPr>
   </w:style>
-  <w:style w:type="paragraph" w:customStyle="1" w:styleId="4">
+  <w:style w:type="paragraph" w:customStyle="1" w:styleId="41">
     <w:name w:val="柴_标题4"/>
-    <w:basedOn w:val="Heading4"/>
-    <w:next w:val="Normal"/>
+    <w:basedOn w:val="5"/>
+    <w:next w:val="1"/>
     <w:qFormat/>
+    <w:uiPriority w:val="0"/>
     <w:pPr>
       <w:widowControl w:val="0"/>
       <w:spacing w:before="160" w:line="360" w:lineRule="auto"/>
-      <w:ind w:left="981" w:hanging="862" w:leftChars="300"/>
+      <w:ind w:left="981" w:leftChars="300" w:hanging="862"/>
     </w:pPr>
     <w:rPr>
-      <w:rFonts w:ascii="Calibri" w:eastAsia="宋体" w:hAnsi="Calibri" w:cs="宋体" w:hint="eastAsia"/>
+      <w:rFonts w:hint="eastAsia" w:ascii="Calibri" w:hAnsi="Calibri" w:eastAsia="宋体" w:cs="宋体"/>
       <w:sz w:val="24"/>
       <w:szCs w:val="24"/>
       <w:lang w:eastAsia="zh-CN" w:bidi="zh-CN"/>
     </w:rPr>
   </w:style>
-  <w:style w:type="character" w:customStyle="1" w:styleId="Char">
+  <w:style w:type="character" w:customStyle="1" w:styleId="42">
     <w:name w:val="柴_正文 Char"/>
-    <w:link w:val="a1"/>
+    <w:link w:val="29"/>
     <w:qFormat/>
+    <w:uiPriority w:val="0"/>
     <w:rPr>
-      <w:rFonts w:ascii="Arial" w:eastAsia="宋体" w:hAnsi="Arial"/>
+      <w:rFonts w:ascii="Arial" w:hAnsi="Arial" w:eastAsia="宋体"/>
       <w:sz w:val="24"/>
       <w:lang w:eastAsia="zh-CN"/>
     </w:rPr>
   </w:style>
-  <w:style w:type="character" w:customStyle="1" w:styleId="3Char">
+  <w:style w:type="character" w:customStyle="1" w:styleId="43">
     <w:name w:val="柴_标题3 Char"/>
-    <w:link w:val="3"/>
+    <w:link w:val="31"/>
     <w:qFormat/>
+    <w:uiPriority w:val="0"/>
     <w:rPr>
-      <w:rFonts w:ascii="宋体" w:eastAsia="宋体" w:hAnsi="宋体" w:cs="宋体"/>
+      <w:rFonts w:ascii="宋体" w:hAnsi="宋体" w:eastAsia="宋体" w:cs="宋体"/>
       <w:spacing w:val="-2"/>
       <w:sz w:val="24"/>
       <w:szCs w:val="24"/>
